--- a/COS214_P4.docx
+++ b/COS214_P4.docx
@@ -1,6 +1,6 @@
 
 <file path=word/document.xml><?xml version="1.0" encoding="utf-8"?>
-<w:document xmlns:wpc="http://schemas.microsoft.com/office/word/2010/wordprocessingCanvas" xmlns:cx="http://schemas.microsoft.com/office/drawing/2014/chartex" xmlns:mc="http://schemas.openxmlformats.org/markup-compatibility/2006" xmlns:o="urn:schemas-microsoft-com:office:office" xmlns:r="http://schemas.openxmlformats.org/officeDocument/2006/relationships" xmlns:m="http://schemas.openxmlformats.org/officeDocument/2006/math" xmlns:v="urn:schemas-microsoft-com:vml" xmlns:wp14="http://schemas.microsoft.com/office/word/2010/wordprocessingDrawing" xmlns:wp="http://schemas.openxmlformats.org/drawingml/2006/wordprocessingDrawing" xmlns:w10="urn:schemas-microsoft-com:office:word" xmlns:w="http://schemas.openxmlformats.org/wordprocessingml/2006/main" xmlns:w14="http://schemas.microsoft.com/office/word/2010/wordml" xmlns:w15="http://schemas.microsoft.com/office/word/2012/wordml" xmlns:w16se="http://schemas.microsoft.com/office/word/2015/wordml/symex" xmlns:wpg="http://schemas.microsoft.com/office/word/2010/wordprocessingGroup" xmlns:wpi="http://schemas.microsoft.com/office/word/2010/wordprocessingInk" xmlns:wne="http://schemas.microsoft.com/office/word/2006/wordml" xmlns:wps="http://schemas.microsoft.com/office/word/2010/wordprocessingShape" mc:Ignorable="w14 w15 w16se wp14">
+<w:document xmlns:wpc="http://schemas.microsoft.com/office/word/2010/wordprocessingCanvas" xmlns:cx="http://schemas.microsoft.com/office/drawing/2014/chartex" xmlns:cx1="http://schemas.microsoft.com/office/drawing/2015/9/8/chartex" xmlns:cx2="http://schemas.microsoft.com/office/drawing/2015/10/21/chartex" xmlns:cx3="http://schemas.microsoft.com/office/drawing/2016/5/9/chartex" xmlns:cx4="http://schemas.microsoft.com/office/drawing/2016/5/10/chartex" xmlns:cx5="http://schemas.microsoft.com/office/drawing/2016/5/11/chartex" xmlns:cx6="http://schemas.microsoft.com/office/drawing/2016/5/12/chartex" xmlns:cx7="http://schemas.microsoft.com/office/drawing/2016/5/13/chartex" xmlns:cx8="http://schemas.microsoft.com/office/drawing/2016/5/14/chartex" xmlns:mc="http://schemas.openxmlformats.org/markup-compatibility/2006" xmlns:aink="http://schemas.microsoft.com/office/drawing/2016/ink" xmlns:am3d="http://schemas.microsoft.com/office/drawing/2017/model3d" xmlns:o="urn:schemas-microsoft-com:office:office" xmlns:oel="http://schemas.microsoft.com/office/2019/extlst" xmlns:r="http://schemas.openxmlformats.org/officeDocument/2006/relationships" xmlns:m="http://schemas.openxmlformats.org/officeDocument/2006/math" xmlns:v="urn:schemas-microsoft-com:vml" xmlns:wp14="http://schemas.microsoft.com/office/word/2010/wordprocessingDrawing" xmlns:wp="http://schemas.openxmlformats.org/drawingml/2006/wordprocessingDrawing" xmlns:w10="urn:schemas-microsoft-com:office:word" xmlns:w="http://schemas.openxmlformats.org/wordprocessingml/2006/main" xmlns:w14="http://schemas.microsoft.com/office/word/2010/wordml" xmlns:w15="http://schemas.microsoft.com/office/word/2012/wordml" xmlns:w16cex="http://schemas.microsoft.com/office/word/2018/wordml/cex" xmlns:w16cid="http://schemas.microsoft.com/office/word/2016/wordml/cid" xmlns:w16="http://schemas.microsoft.com/office/word/2018/wordml" xmlns:w16du="http://schemas.microsoft.com/office/word/2023/wordml/word16du" xmlns:w16sdtdh="http://schemas.microsoft.com/office/word/2020/wordml/sdtdatahash" xmlns:w16sdtfl="http://schemas.microsoft.com/office/word/2024/wordml/sdtformatlock" xmlns:w16se="http://schemas.microsoft.com/office/word/2015/wordml/symex" xmlns:wpg="http://schemas.microsoft.com/office/word/2010/wordprocessingGroup" xmlns:wpi="http://schemas.microsoft.com/office/word/2010/wordprocessingInk" xmlns:wne="http://schemas.microsoft.com/office/word/2006/wordml" xmlns:wps="http://schemas.microsoft.com/office/word/2010/wordprocessingShape" mc:Ignorable="w14 w15 w16se w16cid w16 w16cex w16sdtdh w16sdtfl w16du wp14">
   <w:body>
     <w:p>
       <w:pPr>
@@ -211,26 +211,10 @@
         <w:t>Individual production tasks also have a lifecycle. A t</w:t>
       </w:r>
       <w:r>
-        <w:t xml:space="preserve">ask can move from Planned to </w:t>
-      </w:r>
-      <w:proofErr w:type="spellStart"/>
-      <w:r>
-        <w:t>In</w:t>
-      </w:r>
-      <w:r>
-        <w:t>Progress</w:t>
-      </w:r>
-      <w:proofErr w:type="spellEnd"/>
-      <w:r>
-        <w:t xml:space="preserve">, become Blocked if it cannot continue, return to </w:t>
-      </w:r>
-      <w:proofErr w:type="gramStart"/>
-      <w:r>
-        <w:t>In</w:t>
-      </w:r>
-      <w:proofErr w:type="gramEnd"/>
-      <w:r>
-        <w:t xml:space="preserve"> Progress when the problem is resolved, and eventually become Completed. The task's behaviour depends on its current state, and invalid transitions, such as attempting to restart a completed task, are rejected</w:t>
+        <w:t>ask can move from Planned to In</w:t>
+      </w:r>
+      <w:r>
+        <w:t>Progress, become Blocked if it cannot continue, return to In Progress when the problem is resolved, and eventually become Completed. The task's behaviour depends on its current state, and invalid transitions, such as attempting to restart a completed task, are rejected</w:t>
       </w:r>
       <w:r>
         <w:t xml:space="preserve"> (State DP)</w:t>
@@ -956,15 +940,7 @@
               <w:cnfStyle w:val="000000000000" w:firstRow="0" w:lastRow="0" w:firstColumn="0" w:lastColumn="0" w:oddVBand="0" w:evenVBand="0" w:oddHBand="0" w:evenHBand="0" w:firstRowFirstColumn="0" w:firstRowLastColumn="0" w:lastRowFirstColumn="0" w:lastRowLastColumn="0"/>
             </w:pPr>
             <w:r>
-              <w:t xml:space="preserve">Planned, </w:t>
-            </w:r>
-            <w:proofErr w:type="spellStart"/>
-            <w:r>
-              <w:t>InProgress</w:t>
-            </w:r>
-            <w:proofErr w:type="spellEnd"/>
-            <w:r>
-              <w:t>, Blocked, Completed</w:t>
+              <w:t>Planned, InProgress, Blocked, Completed</w:t>
             </w:r>
           </w:p>
         </w:tc>
@@ -1255,8 +1231,6 @@
       <w:pPr>
         <w:ind w:left="360"/>
       </w:pPr>
-      <w:bookmarkStart w:id="0" w:name="_GoBack"/>
-      <w:bookmarkEnd w:id="0"/>
     </w:p>
     <w:p>
       <w:pPr>
@@ -1431,21 +1405,7 @@
         <w:rPr>
           <w:rFonts w:cstheme="minorHAnsi"/>
         </w:rPr>
-        <w:t xml:space="preserve">State: </w:t>
-      </w:r>
-      <w:proofErr w:type="spellStart"/>
-      <w:r>
-        <w:rPr>
-          <w:rFonts w:cstheme="minorHAnsi"/>
-        </w:rPr>
-        <w:t>TaskSate</w:t>
-      </w:r>
-      <w:proofErr w:type="spellEnd"/>
-      <w:r>
-        <w:rPr>
-          <w:rFonts w:cstheme="minorHAnsi"/>
-        </w:rPr>
-        <w:t xml:space="preserve"> </w:t>
+        <w:t xml:space="preserve">State: TaskSate </w:t>
       </w:r>
       <w:r>
         <w:rPr>
@@ -1457,21 +1417,7 @@
         <w:rPr>
           <w:rFonts w:cstheme="minorHAnsi"/>
         </w:rPr>
-        <w:t xml:space="preserve"> Planned, </w:t>
-      </w:r>
-      <w:proofErr w:type="spellStart"/>
-      <w:r>
-        <w:rPr>
-          <w:rFonts w:cstheme="minorHAnsi"/>
-        </w:rPr>
-        <w:t>InProgress</w:t>
-      </w:r>
-      <w:proofErr w:type="spellEnd"/>
-      <w:r>
-        <w:rPr>
-          <w:rFonts w:cstheme="minorHAnsi"/>
-        </w:rPr>
-        <w:t>, Blocked, Completed</w:t>
+        <w:t xml:space="preserve"> Planned, InProgress, Blocked, Completed</w:t>
       </w:r>
     </w:p>
     <w:p>
@@ -1985,14 +1931,467 @@
     </w:p>
     <w:p>
       <w:pPr>
-        <w:ind w:left="360"/>
-        <w:rPr>
-          <w:rFonts w:cstheme="minorHAnsi"/>
-        </w:rPr>
-      </w:pPr>
-    </w:p>
+        <w:pStyle w:val="Heading1"/>
+      </w:pPr>
+      <w:r>
+        <w:br w:type="page"/>
+      </w:r>
+      <w:r>
+        <w:lastRenderedPageBreak/>
+        <w:t>Task 5</w:t>
+      </w:r>
+    </w:p>
+    <w:p/>
+    <w:p>
+      <w:r>
+        <w:t xml:space="preserve">Using </w:t>
+      </w:r>
+      <w:proofErr w:type="spellStart"/>
+      <w:r>
+        <w:t>gdb</w:t>
+      </w:r>
+      <w:proofErr w:type="spellEnd"/>
+      <w:r>
+        <w:t xml:space="preserve"> while implementing:</w:t>
+      </w:r>
+    </w:p>
+    <w:p>
+      <w:r>
+        <w:drawing>
+          <wp:inline distT="0" distB="0" distL="0" distR="0" wp14:anchorId="6E469648" wp14:editId="77D132ED">
+            <wp:extent cx="4095345" cy="3958027"/>
+            <wp:effectExtent l="0" t="0" r="635" b="4445"/>
+            <wp:docPr id="524243425" name="Picture 1"/>
+            <wp:cNvGraphicFramePr>
+              <a:graphicFrameLocks xmlns:a="http://schemas.openxmlformats.org/drawingml/2006/main" noChangeAspect="1"/>
+            </wp:cNvGraphicFramePr>
+            <a:graphic xmlns:a="http://schemas.openxmlformats.org/drawingml/2006/main">
+              <a:graphicData uri="http://schemas.openxmlformats.org/drawingml/2006/picture">
+                <pic:pic xmlns:pic="http://schemas.openxmlformats.org/drawingml/2006/picture">
+                  <pic:nvPicPr>
+                    <pic:cNvPr id="524243425" name=""/>
+                    <pic:cNvPicPr/>
+                  </pic:nvPicPr>
+                  <pic:blipFill>
+                    <a:blip r:embed="rId7"/>
+                    <a:stretch>
+                      <a:fillRect/>
+                    </a:stretch>
+                  </pic:blipFill>
+                  <pic:spPr>
+                    <a:xfrm>
+                      <a:off x="0" y="0"/>
+                      <a:ext cx="4109739" cy="3971938"/>
+                    </a:xfrm>
+                    <a:prstGeom prst="rect">
+                      <a:avLst/>
+                    </a:prstGeom>
+                  </pic:spPr>
+                </pic:pic>
+              </a:graphicData>
+            </a:graphic>
+          </wp:inline>
+        </w:drawing>
+      </w:r>
+    </w:p>
+    <w:p>
+      <w:r>
+        <w:drawing>
+          <wp:inline distT="0" distB="0" distL="0" distR="0" wp14:anchorId="3F4A87A9" wp14:editId="0F482C6A">
+            <wp:extent cx="4133852" cy="2898842"/>
+            <wp:effectExtent l="0" t="0" r="0" b="0"/>
+            <wp:docPr id="298273978" name="Picture 1"/>
+            <wp:cNvGraphicFramePr>
+              <a:graphicFrameLocks xmlns:a="http://schemas.openxmlformats.org/drawingml/2006/main" noChangeAspect="1"/>
+            </wp:cNvGraphicFramePr>
+            <a:graphic xmlns:a="http://schemas.openxmlformats.org/drawingml/2006/main">
+              <a:graphicData uri="http://schemas.openxmlformats.org/drawingml/2006/picture">
+                <pic:pic xmlns:pic="http://schemas.openxmlformats.org/drawingml/2006/picture">
+                  <pic:nvPicPr>
+                    <pic:cNvPr id="298273978" name=""/>
+                    <pic:cNvPicPr/>
+                  </pic:nvPicPr>
+                  <pic:blipFill>
+                    <a:blip r:embed="rId8"/>
+                    <a:stretch>
+                      <a:fillRect/>
+                    </a:stretch>
+                  </pic:blipFill>
+                  <pic:spPr>
+                    <a:xfrm>
+                      <a:off x="0" y="0"/>
+                      <a:ext cx="4149530" cy="2909836"/>
+                    </a:xfrm>
+                    <a:prstGeom prst="rect">
+                      <a:avLst/>
+                    </a:prstGeom>
+                  </pic:spPr>
+                </pic:pic>
+              </a:graphicData>
+            </a:graphic>
+          </wp:inline>
+        </w:drawing>
+      </w:r>
+    </w:p>
+    <w:p/>
+    <w:p>
+      <w:r>
+        <w:lastRenderedPageBreak/>
+        <w:t xml:space="preserve">An issue that was encountered: </w:t>
+      </w:r>
+    </w:p>
+    <w:p>
+      <w:proofErr w:type="spellStart"/>
+      <w:r>
+        <w:t>taskforge</w:t>
+      </w:r>
+      <w:proofErr w:type="spellEnd"/>
+      <w:r>
+        <w:t xml:space="preserve"> builds cleanly but crashes with a segmentation fault at program shutdown, after printing all of Scenario 2's output. A subtler tell shows up earlier too: the "</w:t>
+      </w:r>
+      <w:r>
+        <w:t>new</w:t>
+      </w:r>
+      <w:r>
+        <w:t xml:space="preserve"> call sheet" and the final priority listing both print "Set Up Lighting" twice.</w:t>
+      </w:r>
+    </w:p>
+    <w:p>
+      <w:r>
+        <w:rPr>
+          <w:noProof/>
+        </w:rPr>
+        <w:drawing>
+          <wp:inline distT="0" distB="0" distL="0" distR="0" wp14:anchorId="5E86CCC4" wp14:editId="0AC3E913">
+            <wp:extent cx="3910013" cy="1867231"/>
+            <wp:effectExtent l="0" t="0" r="0" b="0"/>
+            <wp:docPr id="917216580" name="Picture 1"/>
+            <wp:cNvGraphicFramePr>
+              <a:graphicFrameLocks xmlns:a="http://schemas.openxmlformats.org/drawingml/2006/main" noChangeAspect="1"/>
+            </wp:cNvGraphicFramePr>
+            <a:graphic xmlns:a="http://schemas.openxmlformats.org/drawingml/2006/main">
+              <a:graphicData uri="http://schemas.openxmlformats.org/drawingml/2006/picture">
+                <pic:pic xmlns:pic="http://schemas.openxmlformats.org/drawingml/2006/picture">
+                  <pic:nvPicPr>
+                    <pic:cNvPr id="917216580" name="Picture 917216580"/>
+                    <pic:cNvPicPr/>
+                  </pic:nvPicPr>
+                  <pic:blipFill>
+                    <a:blip r:embed="rId9" cstate="print">
+                      <a:extLst>
+                        <a:ext uri="{28A0092B-C50C-407E-A947-70E740481C1C}">
+                          <a14:useLocalDpi xmlns:a14="http://schemas.microsoft.com/office/drawing/2010/main" val="0"/>
+                        </a:ext>
+                      </a:extLst>
+                    </a:blip>
+                    <a:stretch>
+                      <a:fillRect/>
+                    </a:stretch>
+                  </pic:blipFill>
+                  <pic:spPr>
+                    <a:xfrm>
+                      <a:off x="0" y="0"/>
+                      <a:ext cx="3921463" cy="1872699"/>
+                    </a:xfrm>
+                    <a:prstGeom prst="rect">
+                      <a:avLst/>
+                    </a:prstGeom>
+                  </pic:spPr>
+                </pic:pic>
+              </a:graphicData>
+            </a:graphic>
+          </wp:inline>
+        </w:drawing>
+      </w:r>
+    </w:p>
+    <w:p>
+      <w:r>
+        <w:t>In the weather-disruption s</w:t>
+      </w:r>
+      <w:r>
+        <w:t>cenario</w:t>
+      </w:r>
+      <w:r>
+        <w:t xml:space="preserve">, the task added Set Up Lighting to </w:t>
+      </w:r>
+      <w:proofErr w:type="spellStart"/>
+      <w:r>
+        <w:t>warehouseClimax</w:t>
+      </w:r>
+      <w:proofErr w:type="spellEnd"/>
+      <w:r>
+        <w:t xml:space="preserve"> but never called </w:t>
+      </w:r>
+      <w:proofErr w:type="spellStart"/>
+      <w:r>
+        <w:t>harborOpening</w:t>
+      </w:r>
+      <w:proofErr w:type="spellEnd"/>
+      <w:r>
+        <w:t xml:space="preserve">-&gt;remove(...) first. The same </w:t>
+      </w:r>
+      <w:proofErr w:type="spellStart"/>
+      <w:r>
+        <w:t>ProductionTask</w:t>
+      </w:r>
+      <w:proofErr w:type="spellEnd"/>
+      <w:r>
+        <w:t xml:space="preserve">* was now sitting in two </w:t>
+      </w:r>
+      <w:proofErr w:type="spellStart"/>
+      <w:proofErr w:type="gramStart"/>
+      <w:r>
+        <w:t>WorkGroup</w:t>
+      </w:r>
+      <w:proofErr w:type="spellEnd"/>
+      <w:r>
+        <w:t>::children</w:t>
+      </w:r>
+      <w:proofErr w:type="gramEnd"/>
+      <w:r>
+        <w:t xml:space="preserve"> vectors. Both are </w:t>
+      </w:r>
+      <w:proofErr w:type="spellStart"/>
+      <w:r>
+        <w:t>WorkGroup</w:t>
+      </w:r>
+      <w:proofErr w:type="spellEnd"/>
+      <w:r>
+        <w:t>, both own their children, and both delete every child in their destructor</w:t>
+      </w:r>
+      <w:r>
+        <w:t>. T</w:t>
+      </w:r>
+      <w:r>
+        <w:t>he pointer gets deleted twice.</w:t>
+      </w:r>
+    </w:p>
+    <w:p>
+      <w:r>
+        <w:drawing>
+          <wp:inline distT="0" distB="0" distL="0" distR="0" wp14:anchorId="40783450" wp14:editId="5E7BB761">
+            <wp:extent cx="4962561" cy="619130"/>
+            <wp:effectExtent l="0" t="0" r="0" b="9525"/>
+            <wp:docPr id="146890168" name="Picture 1"/>
+            <wp:cNvGraphicFramePr>
+              <a:graphicFrameLocks xmlns:a="http://schemas.openxmlformats.org/drawingml/2006/main" noChangeAspect="1"/>
+            </wp:cNvGraphicFramePr>
+            <a:graphic xmlns:a="http://schemas.openxmlformats.org/drawingml/2006/main">
+              <a:graphicData uri="http://schemas.openxmlformats.org/drawingml/2006/picture">
+                <pic:pic xmlns:pic="http://schemas.openxmlformats.org/drawingml/2006/picture">
+                  <pic:nvPicPr>
+                    <pic:cNvPr id="146890168" name=""/>
+                    <pic:cNvPicPr/>
+                  </pic:nvPicPr>
+                  <pic:blipFill>
+                    <a:blip r:embed="rId10"/>
+                    <a:stretch>
+                      <a:fillRect/>
+                    </a:stretch>
+                  </pic:blipFill>
+                  <pic:spPr>
+                    <a:xfrm>
+                      <a:off x="0" y="0"/>
+                      <a:ext cx="4962561" cy="619130"/>
+                    </a:xfrm>
+                    <a:prstGeom prst="rect">
+                      <a:avLst/>
+                    </a:prstGeom>
+                  </pic:spPr>
+                </pic:pic>
+              </a:graphicData>
+            </a:graphic>
+          </wp:inline>
+        </w:drawing>
+      </w:r>
+    </w:p>
+    <w:p>
+      <w:r>
+        <w:drawing>
+          <wp:inline distT="0" distB="0" distL="0" distR="0" wp14:anchorId="39354427" wp14:editId="26AE82C2">
+            <wp:extent cx="4784245" cy="3569970"/>
+            <wp:effectExtent l="0" t="0" r="0" b="0"/>
+            <wp:docPr id="1522720069" name="Picture 1"/>
+            <wp:cNvGraphicFramePr>
+              <a:graphicFrameLocks xmlns:a="http://schemas.openxmlformats.org/drawingml/2006/main" noChangeAspect="1"/>
+            </wp:cNvGraphicFramePr>
+            <a:graphic xmlns:a="http://schemas.openxmlformats.org/drawingml/2006/main">
+              <a:graphicData uri="http://schemas.openxmlformats.org/drawingml/2006/picture">
+                <pic:pic xmlns:pic="http://schemas.openxmlformats.org/drawingml/2006/picture">
+                  <pic:nvPicPr>
+                    <pic:cNvPr id="1522720069" name=""/>
+                    <pic:cNvPicPr/>
+                  </pic:nvPicPr>
+                  <pic:blipFill>
+                    <a:blip r:embed="rId11"/>
+                    <a:stretch>
+                      <a:fillRect/>
+                    </a:stretch>
+                  </pic:blipFill>
+                  <pic:spPr>
+                    <a:xfrm>
+                      <a:off x="0" y="0"/>
+                      <a:ext cx="4785854" cy="3571171"/>
+                    </a:xfrm>
+                    <a:prstGeom prst="rect">
+                      <a:avLst/>
+                    </a:prstGeom>
+                  </pic:spPr>
+                </pic:pic>
+              </a:graphicData>
+            </a:graphic>
+          </wp:inline>
+        </w:drawing>
+      </w:r>
+    </w:p>
+    <w:p>
+      <w:r>
+        <w:lastRenderedPageBreak/>
+        <w:t>The fix:</w:t>
+      </w:r>
+    </w:p>
+    <w:p>
+      <w:pPr>
+        <w:rPr>
+          <w:rFonts w:ascii="Courier New" w:hAnsi="Courier New" w:cs="Courier New"/>
+        </w:rPr>
+      </w:pPr>
+      <w:proofErr w:type="spellStart"/>
+      <w:proofErr w:type="gramStart"/>
+      <w:r>
+        <w:rPr>
+          <w:rFonts w:ascii="Courier New" w:hAnsi="Courier New" w:cs="Courier New"/>
+        </w:rPr>
+        <w:t>world.harborOpening</w:t>
+      </w:r>
+      <w:proofErr w:type="spellEnd"/>
+      <w:proofErr w:type="gramEnd"/>
+      <w:r>
+        <w:rPr>
+          <w:rFonts w:ascii="Courier New" w:hAnsi="Courier New" w:cs="Courier New"/>
+        </w:rPr>
+        <w:t>-&gt;remove(</w:t>
+      </w:r>
+      <w:proofErr w:type="spellStart"/>
+      <w:proofErr w:type="gramStart"/>
+      <w:r>
+        <w:rPr>
+          <w:rFonts w:ascii="Courier New" w:hAnsi="Courier New" w:cs="Courier New"/>
+        </w:rPr>
+        <w:t>world.setUpLighting</w:t>
+      </w:r>
+      <w:proofErr w:type="spellEnd"/>
+      <w:proofErr w:type="gramEnd"/>
+      <w:r>
+        <w:rPr>
+          <w:rFonts w:ascii="Courier New" w:hAnsi="Courier New" w:cs="Courier New"/>
+        </w:rPr>
+        <w:t>);</w:t>
+      </w:r>
+    </w:p>
+    <w:p>
+      <w:pPr>
+        <w:rPr>
+          <w:rFonts w:ascii="Courier New" w:hAnsi="Courier New" w:cs="Courier New"/>
+        </w:rPr>
+      </w:pPr>
+      <w:proofErr w:type="spellStart"/>
+      <w:proofErr w:type="gramStart"/>
+      <w:r>
+        <w:rPr>
+          <w:rFonts w:ascii="Courier New" w:hAnsi="Courier New" w:cs="Courier New"/>
+        </w:rPr>
+        <w:t>world.warehouseClimax</w:t>
+      </w:r>
+      <w:proofErr w:type="spellEnd"/>
+      <w:proofErr w:type="gramEnd"/>
+      <w:r>
+        <w:rPr>
+          <w:rFonts w:ascii="Courier New" w:hAnsi="Courier New" w:cs="Courier New"/>
+        </w:rPr>
+        <w:t>-&gt;add(</w:t>
+      </w:r>
+      <w:proofErr w:type="spellStart"/>
+      <w:proofErr w:type="gramStart"/>
+      <w:r>
+        <w:rPr>
+          <w:rFonts w:ascii="Courier New" w:hAnsi="Courier New" w:cs="Courier New"/>
+        </w:rPr>
+        <w:t>world.setUpLighting</w:t>
+      </w:r>
+      <w:proofErr w:type="spellEnd"/>
+      <w:proofErr w:type="gramEnd"/>
+      <w:r>
+        <w:rPr>
+          <w:rFonts w:ascii="Courier New" w:hAnsi="Courier New" w:cs="Courier New"/>
+        </w:rPr>
+        <w:t>);</w:t>
+      </w:r>
+    </w:p>
+    <w:p>
+      <w:r>
+        <w:t xml:space="preserve">Removing from the old owner before adding to the new one restores single ownership. </w:t>
+      </w:r>
+      <w:r>
+        <w:br/>
+      </w:r>
+      <w:r>
+        <w:t>After the fix: exit code 0, Set Up Lighting appears exactly once everywhere</w:t>
+      </w:r>
+      <w:r>
+        <w:t xml:space="preserve">. </w:t>
+      </w:r>
+    </w:p>
+    <w:p/>
+    <w:p>
+      <w:r>
+        <w:t>After the fix and final program run:</w:t>
+      </w:r>
+    </w:p>
+    <w:p>
+      <w:r>
+        <w:drawing>
+          <wp:inline distT="0" distB="0" distL="0" distR="0" wp14:anchorId="3EE5421E" wp14:editId="4D9E63D6">
+            <wp:extent cx="5943600" cy="1416685"/>
+            <wp:effectExtent l="0" t="0" r="0" b="0"/>
+            <wp:docPr id="1116243835" name="Picture 1"/>
+            <wp:cNvGraphicFramePr>
+              <a:graphicFrameLocks xmlns:a="http://schemas.openxmlformats.org/drawingml/2006/main" noChangeAspect="1"/>
+            </wp:cNvGraphicFramePr>
+            <a:graphic xmlns:a="http://schemas.openxmlformats.org/drawingml/2006/main">
+              <a:graphicData uri="http://schemas.openxmlformats.org/drawingml/2006/picture">
+                <pic:pic xmlns:pic="http://schemas.openxmlformats.org/drawingml/2006/picture">
+                  <pic:nvPicPr>
+                    <pic:cNvPr id="1116243835" name=""/>
+                    <pic:cNvPicPr/>
+                  </pic:nvPicPr>
+                  <pic:blipFill>
+                    <a:blip r:embed="rId12"/>
+                    <a:stretch>
+                      <a:fillRect/>
+                    </a:stretch>
+                  </pic:blipFill>
+                  <pic:spPr>
+                    <a:xfrm>
+                      <a:off x="0" y="0"/>
+                      <a:ext cx="5943600" cy="1416685"/>
+                    </a:xfrm>
+                    <a:prstGeom prst="rect">
+                      <a:avLst/>
+                    </a:prstGeom>
+                  </pic:spPr>
+                </pic:pic>
+              </a:graphicData>
+            </a:graphic>
+          </wp:inline>
+        </w:drawing>
+      </w:r>
+    </w:p>
+    <w:p/>
+    <w:p/>
+    <w:p/>
     <w:sectPr>
-      <w:headerReference w:type="default" r:id="rId7"/>
+      <w:headerReference w:type="default" r:id="rId13"/>
       <w:pgSz w:w="12240" w:h="15840"/>
       <w:pgMar w:top="1440" w:right="1440" w:bottom="1440" w:left="1440" w:header="720" w:footer="720" w:gutter="0"/>
       <w:cols w:space="720"/>
@@ -2003,7 +2402,7 @@
 </file>
 
 <file path=word/endnotes.xml><?xml version="1.0" encoding="utf-8"?>
-<w:endnotes xmlns:wpc="http://schemas.microsoft.com/office/word/2010/wordprocessingCanvas" xmlns:cx="http://schemas.microsoft.com/office/drawing/2014/chartex" xmlns:mc="http://schemas.openxmlformats.org/markup-compatibility/2006" xmlns:o="urn:schemas-microsoft-com:office:office" xmlns:r="http://schemas.openxmlformats.org/officeDocument/2006/relationships" xmlns:m="http://schemas.openxmlformats.org/officeDocument/2006/math" xmlns:v="urn:schemas-microsoft-com:vml" xmlns:wp14="http://schemas.microsoft.com/office/word/2010/wordprocessingDrawing" xmlns:wp="http://schemas.openxmlformats.org/drawingml/2006/wordprocessingDrawing" xmlns:w10="urn:schemas-microsoft-com:office:word" xmlns:w="http://schemas.openxmlformats.org/wordprocessingml/2006/main" xmlns:w14="http://schemas.microsoft.com/office/word/2010/wordml" xmlns:w15="http://schemas.microsoft.com/office/word/2012/wordml" xmlns:w16se="http://schemas.microsoft.com/office/word/2015/wordml/symex" xmlns:wpg="http://schemas.microsoft.com/office/word/2010/wordprocessingGroup" xmlns:wpi="http://schemas.microsoft.com/office/word/2010/wordprocessingInk" xmlns:wne="http://schemas.microsoft.com/office/word/2006/wordml" xmlns:wps="http://schemas.microsoft.com/office/word/2010/wordprocessingShape" mc:Ignorable="w14 w15 w16se wp14">
+<w:endnotes xmlns:wpc="http://schemas.microsoft.com/office/word/2010/wordprocessingCanvas" xmlns:cx="http://schemas.microsoft.com/office/drawing/2014/chartex" xmlns:cx1="http://schemas.microsoft.com/office/drawing/2015/9/8/chartex" xmlns:cx2="http://schemas.microsoft.com/office/drawing/2015/10/21/chartex" xmlns:cx3="http://schemas.microsoft.com/office/drawing/2016/5/9/chartex" xmlns:cx4="http://schemas.microsoft.com/office/drawing/2016/5/10/chartex" xmlns:cx5="http://schemas.microsoft.com/office/drawing/2016/5/11/chartex" xmlns:cx6="http://schemas.microsoft.com/office/drawing/2016/5/12/chartex" xmlns:cx7="http://schemas.microsoft.com/office/drawing/2016/5/13/chartex" xmlns:cx8="http://schemas.microsoft.com/office/drawing/2016/5/14/chartex" xmlns:mc="http://schemas.openxmlformats.org/markup-compatibility/2006" xmlns:aink="http://schemas.microsoft.com/office/drawing/2016/ink" xmlns:am3d="http://schemas.microsoft.com/office/drawing/2017/model3d" xmlns:o="urn:schemas-microsoft-com:office:office" xmlns:oel="http://schemas.microsoft.com/office/2019/extlst" xmlns:r="http://schemas.openxmlformats.org/officeDocument/2006/relationships" xmlns:m="http://schemas.openxmlformats.org/officeDocument/2006/math" xmlns:v="urn:schemas-microsoft-com:vml" xmlns:wp14="http://schemas.microsoft.com/office/word/2010/wordprocessingDrawing" xmlns:wp="http://schemas.openxmlformats.org/drawingml/2006/wordprocessingDrawing" xmlns:w10="urn:schemas-microsoft-com:office:word" xmlns:w="http://schemas.openxmlformats.org/wordprocessingml/2006/main" xmlns:w14="http://schemas.microsoft.com/office/word/2010/wordml" xmlns:w15="http://schemas.microsoft.com/office/word/2012/wordml" xmlns:w16cex="http://schemas.microsoft.com/office/word/2018/wordml/cex" xmlns:w16cid="http://schemas.microsoft.com/office/word/2016/wordml/cid" xmlns:w16="http://schemas.microsoft.com/office/word/2018/wordml" xmlns:w16du="http://schemas.microsoft.com/office/word/2023/wordml/word16du" xmlns:w16sdtdh="http://schemas.microsoft.com/office/word/2020/wordml/sdtdatahash" xmlns:w16sdtfl="http://schemas.microsoft.com/office/word/2024/wordml/sdtformatlock" xmlns:w16se="http://schemas.microsoft.com/office/word/2015/wordml/symex" xmlns:wpg="http://schemas.microsoft.com/office/word/2010/wordprocessingGroup" xmlns:wpi="http://schemas.microsoft.com/office/word/2010/wordprocessingInk" xmlns:wne="http://schemas.microsoft.com/office/word/2006/wordml" xmlns:wps="http://schemas.microsoft.com/office/word/2010/wordprocessingShape" mc:Ignorable="w14 w15 w16se w16cid w16 w16cex w16sdtdh w16sdtfl w16du wp14">
   <w:endnote w:type="separator" w:id="-1">
     <w:p>
       <w:pPr>
@@ -2028,7 +2427,7 @@
 </file>
 
 <file path=word/footnotes.xml><?xml version="1.0" encoding="utf-8"?>
-<w:footnotes xmlns:wpc="http://schemas.microsoft.com/office/word/2010/wordprocessingCanvas" xmlns:cx="http://schemas.microsoft.com/office/drawing/2014/chartex" xmlns:mc="http://schemas.openxmlformats.org/markup-compatibility/2006" xmlns:o="urn:schemas-microsoft-com:office:office" xmlns:r="http://schemas.openxmlformats.org/officeDocument/2006/relationships" xmlns:m="http://schemas.openxmlformats.org/officeDocument/2006/math" xmlns:v="urn:schemas-microsoft-com:vml" xmlns:wp14="http://schemas.microsoft.com/office/word/2010/wordprocessingDrawing" xmlns:wp="http://schemas.openxmlformats.org/drawingml/2006/wordprocessingDrawing" xmlns:w10="urn:schemas-microsoft-com:office:word" xmlns:w="http://schemas.openxmlformats.org/wordprocessingml/2006/main" xmlns:w14="http://schemas.microsoft.com/office/word/2010/wordml" xmlns:w15="http://schemas.microsoft.com/office/word/2012/wordml" xmlns:w16se="http://schemas.microsoft.com/office/word/2015/wordml/symex" xmlns:wpg="http://schemas.microsoft.com/office/word/2010/wordprocessingGroup" xmlns:wpi="http://schemas.microsoft.com/office/word/2010/wordprocessingInk" xmlns:wne="http://schemas.microsoft.com/office/word/2006/wordml" xmlns:wps="http://schemas.microsoft.com/office/word/2010/wordprocessingShape" mc:Ignorable="w14 w15 w16se wp14">
+<w:footnotes xmlns:wpc="http://schemas.microsoft.com/office/word/2010/wordprocessingCanvas" xmlns:cx="http://schemas.microsoft.com/office/drawing/2014/chartex" xmlns:cx1="http://schemas.microsoft.com/office/drawing/2015/9/8/chartex" xmlns:cx2="http://schemas.microsoft.com/office/drawing/2015/10/21/chartex" xmlns:cx3="http://schemas.microsoft.com/office/drawing/2016/5/9/chartex" xmlns:cx4="http://schemas.microsoft.com/office/drawing/2016/5/10/chartex" xmlns:cx5="http://schemas.microsoft.com/office/drawing/2016/5/11/chartex" xmlns:cx6="http://schemas.microsoft.com/office/drawing/2016/5/12/chartex" xmlns:cx7="http://schemas.microsoft.com/office/drawing/2016/5/13/chartex" xmlns:cx8="http://schemas.microsoft.com/office/drawing/2016/5/14/chartex" xmlns:mc="http://schemas.openxmlformats.org/markup-compatibility/2006" xmlns:aink="http://schemas.microsoft.com/office/drawing/2016/ink" xmlns:am3d="http://schemas.microsoft.com/office/drawing/2017/model3d" xmlns:o="urn:schemas-microsoft-com:office:office" xmlns:oel="http://schemas.microsoft.com/office/2019/extlst" xmlns:r="http://schemas.openxmlformats.org/officeDocument/2006/relationships" xmlns:m="http://schemas.openxmlformats.org/officeDocument/2006/math" xmlns:v="urn:schemas-microsoft-com:vml" xmlns:wp14="http://schemas.microsoft.com/office/word/2010/wordprocessingDrawing" xmlns:wp="http://schemas.openxmlformats.org/drawingml/2006/wordprocessingDrawing" xmlns:w10="urn:schemas-microsoft-com:office:word" xmlns:w="http://schemas.openxmlformats.org/wordprocessingml/2006/main" xmlns:w14="http://schemas.microsoft.com/office/word/2010/wordml" xmlns:w15="http://schemas.microsoft.com/office/word/2012/wordml" xmlns:w16cex="http://schemas.microsoft.com/office/word/2018/wordml/cex" xmlns:w16cid="http://schemas.microsoft.com/office/word/2016/wordml/cid" xmlns:w16="http://schemas.microsoft.com/office/word/2018/wordml" xmlns:w16du="http://schemas.microsoft.com/office/word/2023/wordml/word16du" xmlns:w16sdtdh="http://schemas.microsoft.com/office/word/2020/wordml/sdtdatahash" xmlns:w16sdtfl="http://schemas.microsoft.com/office/word/2024/wordml/sdtformatlock" xmlns:w16se="http://schemas.microsoft.com/office/word/2015/wordml/symex" xmlns:wpg="http://schemas.microsoft.com/office/word/2010/wordprocessingGroup" xmlns:wpi="http://schemas.microsoft.com/office/word/2010/wordprocessingInk" xmlns:wne="http://schemas.microsoft.com/office/word/2006/wordml" xmlns:wps="http://schemas.microsoft.com/office/word/2010/wordprocessingShape" mc:Ignorable="w14 w15 w16se w16cid w16 w16cex w16sdtdh w16sdtfl w16du wp14">
   <w:footnote w:type="separator" w:id="-1">
     <w:p>
       <w:pPr>
@@ -2053,7 +2452,7 @@
 </file>
 
 <file path=word/header1.xml><?xml version="1.0" encoding="utf-8"?>
-<w:hdr xmlns:wpc="http://schemas.microsoft.com/office/word/2010/wordprocessingCanvas" xmlns:cx="http://schemas.microsoft.com/office/drawing/2014/chartex" xmlns:mc="http://schemas.openxmlformats.org/markup-compatibility/2006" xmlns:o="urn:schemas-microsoft-com:office:office" xmlns:r="http://schemas.openxmlformats.org/officeDocument/2006/relationships" xmlns:m="http://schemas.openxmlformats.org/officeDocument/2006/math" xmlns:v="urn:schemas-microsoft-com:vml" xmlns:wp14="http://schemas.microsoft.com/office/word/2010/wordprocessingDrawing" xmlns:wp="http://schemas.openxmlformats.org/drawingml/2006/wordprocessingDrawing" xmlns:w10="urn:schemas-microsoft-com:office:word" xmlns:w="http://schemas.openxmlformats.org/wordprocessingml/2006/main" xmlns:w14="http://schemas.microsoft.com/office/word/2010/wordml" xmlns:w15="http://schemas.microsoft.com/office/word/2012/wordml" xmlns:w16se="http://schemas.microsoft.com/office/word/2015/wordml/symex" xmlns:wpg="http://schemas.microsoft.com/office/word/2010/wordprocessingGroup" xmlns:wpi="http://schemas.microsoft.com/office/word/2010/wordprocessingInk" xmlns:wne="http://schemas.microsoft.com/office/word/2006/wordml" xmlns:wps="http://schemas.microsoft.com/office/word/2010/wordprocessingShape" mc:Ignorable="w14 w15 w16se wp14">
+<w:hdr xmlns:wpc="http://schemas.microsoft.com/office/word/2010/wordprocessingCanvas" xmlns:cx="http://schemas.microsoft.com/office/drawing/2014/chartex" xmlns:cx1="http://schemas.microsoft.com/office/drawing/2015/9/8/chartex" xmlns:cx2="http://schemas.microsoft.com/office/drawing/2015/10/21/chartex" xmlns:cx3="http://schemas.microsoft.com/office/drawing/2016/5/9/chartex" xmlns:cx4="http://schemas.microsoft.com/office/drawing/2016/5/10/chartex" xmlns:cx5="http://schemas.microsoft.com/office/drawing/2016/5/11/chartex" xmlns:cx6="http://schemas.microsoft.com/office/drawing/2016/5/12/chartex" xmlns:cx7="http://schemas.microsoft.com/office/drawing/2016/5/13/chartex" xmlns:cx8="http://schemas.microsoft.com/office/drawing/2016/5/14/chartex" xmlns:mc="http://schemas.openxmlformats.org/markup-compatibility/2006" xmlns:aink="http://schemas.microsoft.com/office/drawing/2016/ink" xmlns:am3d="http://schemas.microsoft.com/office/drawing/2017/model3d" xmlns:o="urn:schemas-microsoft-com:office:office" xmlns:oel="http://schemas.microsoft.com/office/2019/extlst" xmlns:r="http://schemas.openxmlformats.org/officeDocument/2006/relationships" xmlns:m="http://schemas.openxmlformats.org/officeDocument/2006/math" xmlns:v="urn:schemas-microsoft-com:vml" xmlns:wp14="http://schemas.microsoft.com/office/word/2010/wordprocessingDrawing" xmlns:wp="http://schemas.openxmlformats.org/drawingml/2006/wordprocessingDrawing" xmlns:w10="urn:schemas-microsoft-com:office:word" xmlns:w="http://schemas.openxmlformats.org/wordprocessingml/2006/main" xmlns:w14="http://schemas.microsoft.com/office/word/2010/wordml" xmlns:w15="http://schemas.microsoft.com/office/word/2012/wordml" xmlns:w16cex="http://schemas.microsoft.com/office/word/2018/wordml/cex" xmlns:w16cid="http://schemas.microsoft.com/office/word/2016/wordml/cid" xmlns:w16="http://schemas.microsoft.com/office/word/2018/wordml" xmlns:w16du="http://schemas.microsoft.com/office/word/2023/wordml/word16du" xmlns:w16sdtdh="http://schemas.microsoft.com/office/word/2020/wordml/sdtdatahash" xmlns:w16sdtfl="http://schemas.microsoft.com/office/word/2024/wordml/sdtformatlock" xmlns:w16se="http://schemas.microsoft.com/office/word/2015/wordml/symex" xmlns:wpg="http://schemas.microsoft.com/office/word/2010/wordprocessingGroup" xmlns:wpi="http://schemas.microsoft.com/office/word/2010/wordprocessingInk" xmlns:wne="http://schemas.microsoft.com/office/word/2006/wordml" xmlns:wps="http://schemas.microsoft.com/office/word/2010/wordprocessingShape" mc:Ignorable="w14 w15 w16se w16cid w16 w16cex w16sdtdh w16sdtfl w16du wp14">
   <w:p>
     <w:pPr>
       <w:pStyle w:val="Header"/>
@@ -2075,7 +2474,7 @@
 </file>
 
 <file path=word/numbering.xml><?xml version="1.0" encoding="utf-8"?>
-<w:numbering xmlns:wpc="http://schemas.microsoft.com/office/word/2010/wordprocessingCanvas" xmlns:cx="http://schemas.microsoft.com/office/drawing/2014/chartex" xmlns:mc="http://schemas.openxmlformats.org/markup-compatibility/2006" xmlns:o="urn:schemas-microsoft-com:office:office" xmlns:r="http://schemas.openxmlformats.org/officeDocument/2006/relationships" xmlns:m="http://schemas.openxmlformats.org/officeDocument/2006/math" xmlns:v="urn:schemas-microsoft-com:vml" xmlns:wp14="http://schemas.microsoft.com/office/word/2010/wordprocessingDrawing" xmlns:wp="http://schemas.openxmlformats.org/drawingml/2006/wordprocessingDrawing" xmlns:w10="urn:schemas-microsoft-com:office:word" xmlns:w="http://schemas.openxmlformats.org/wordprocessingml/2006/main" xmlns:w14="http://schemas.microsoft.com/office/word/2010/wordml" xmlns:w15="http://schemas.microsoft.com/office/word/2012/wordml" xmlns:w16se="http://schemas.microsoft.com/office/word/2015/wordml/symex" xmlns:wpg="http://schemas.microsoft.com/office/word/2010/wordprocessingGroup" xmlns:wpi="http://schemas.microsoft.com/office/word/2010/wordprocessingInk" xmlns:wne="http://schemas.microsoft.com/office/word/2006/wordml" xmlns:wps="http://schemas.microsoft.com/office/word/2010/wordprocessingShape" mc:Ignorable="w14 w15 w16se wp14">
+<w:numbering xmlns:wpc="http://schemas.microsoft.com/office/word/2010/wordprocessingCanvas" xmlns:cx="http://schemas.microsoft.com/office/drawing/2014/chartex" xmlns:cx1="http://schemas.microsoft.com/office/drawing/2015/9/8/chartex" xmlns:cx2="http://schemas.microsoft.com/office/drawing/2015/10/21/chartex" xmlns:cx3="http://schemas.microsoft.com/office/drawing/2016/5/9/chartex" xmlns:cx4="http://schemas.microsoft.com/office/drawing/2016/5/10/chartex" xmlns:cx5="http://schemas.microsoft.com/office/drawing/2016/5/11/chartex" xmlns:cx6="http://schemas.microsoft.com/office/drawing/2016/5/12/chartex" xmlns:cx7="http://schemas.microsoft.com/office/drawing/2016/5/13/chartex" xmlns:cx8="http://schemas.microsoft.com/office/drawing/2016/5/14/chartex" xmlns:mc="http://schemas.openxmlformats.org/markup-compatibility/2006" xmlns:aink="http://schemas.microsoft.com/office/drawing/2016/ink" xmlns:am3d="http://schemas.microsoft.com/office/drawing/2017/model3d" xmlns:o="urn:schemas-microsoft-com:office:office" xmlns:oel="http://schemas.microsoft.com/office/2019/extlst" xmlns:r="http://schemas.openxmlformats.org/officeDocument/2006/relationships" xmlns:m="http://schemas.openxmlformats.org/officeDocument/2006/math" xmlns:v="urn:schemas-microsoft-com:vml" xmlns:wp14="http://schemas.microsoft.com/office/word/2010/wordprocessingDrawing" xmlns:wp="http://schemas.openxmlformats.org/drawingml/2006/wordprocessingDrawing" xmlns:w10="urn:schemas-microsoft-com:office:word" xmlns:w="http://schemas.openxmlformats.org/wordprocessingml/2006/main" xmlns:w14="http://schemas.microsoft.com/office/word/2010/wordml" xmlns:w15="http://schemas.microsoft.com/office/word/2012/wordml" xmlns:w16cex="http://schemas.microsoft.com/office/word/2018/wordml/cex" xmlns:w16cid="http://schemas.microsoft.com/office/word/2016/wordml/cid" xmlns:w16="http://schemas.microsoft.com/office/word/2018/wordml" xmlns:w16du="http://schemas.microsoft.com/office/word/2023/wordml/word16du" xmlns:w16sdtdh="http://schemas.microsoft.com/office/word/2020/wordml/sdtdatahash" xmlns:w16sdtfl="http://schemas.microsoft.com/office/word/2024/wordml/sdtformatlock" xmlns:w16se="http://schemas.microsoft.com/office/word/2015/wordml/symex" xmlns:wpg="http://schemas.microsoft.com/office/word/2010/wordprocessingGroup" xmlns:wpi="http://schemas.microsoft.com/office/word/2010/wordprocessingInk" xmlns:wne="http://schemas.microsoft.com/office/word/2006/wordml" xmlns:wps="http://schemas.microsoft.com/office/word/2010/wordprocessingShape" mc:Ignorable="w14 w15 w16se w16cid w16 w16cex w16sdtdh w16sdtfl w16du wp14">
   <w:abstractNum w:abstractNumId="0" w15:restartNumberingAfterBreak="0">
     <w:nsid w:val="35A23B33"/>
     <w:multiLevelType w:val="hybridMultilevel"/>
@@ -2434,23 +2833,23 @@
       </w:pPr>
     </w:lvl>
   </w:abstractNum>
-  <w:num w:numId="1">
+  <w:num w:numId="1" w16cid:durableId="314190769">
     <w:abstractNumId w:val="1"/>
   </w:num>
-  <w:num w:numId="2">
+  <w:num w:numId="2" w16cid:durableId="374735901">
     <w:abstractNumId w:val="0"/>
   </w:num>
-  <w:num w:numId="3">
+  <w:num w:numId="3" w16cid:durableId="150366249">
     <w:abstractNumId w:val="3"/>
   </w:num>
-  <w:num w:numId="4">
+  <w:num w:numId="4" w16cid:durableId="1718163028">
     <w:abstractNumId w:val="2"/>
   </w:num>
 </w:numbering>
 </file>
 
 <file path=word/styles.xml><?xml version="1.0" encoding="utf-8"?>
-<w:styles xmlns:mc="http://schemas.openxmlformats.org/markup-compatibility/2006" xmlns:r="http://schemas.openxmlformats.org/officeDocument/2006/relationships" xmlns:w="http://schemas.openxmlformats.org/wordprocessingml/2006/main" xmlns:w14="http://schemas.microsoft.com/office/word/2010/wordml" xmlns:w15="http://schemas.microsoft.com/office/word/2012/wordml" xmlns:w16se="http://schemas.microsoft.com/office/word/2015/wordml/symex" mc:Ignorable="w14 w15 w16se">
+<w:styles xmlns:mc="http://schemas.openxmlformats.org/markup-compatibility/2006" xmlns:r="http://schemas.openxmlformats.org/officeDocument/2006/relationships" xmlns:w="http://schemas.openxmlformats.org/wordprocessingml/2006/main" xmlns:w14="http://schemas.microsoft.com/office/word/2010/wordml" xmlns:w15="http://schemas.microsoft.com/office/word/2012/wordml" xmlns:w16cex="http://schemas.microsoft.com/office/word/2018/wordml/cex" xmlns:w16cid="http://schemas.microsoft.com/office/word/2016/wordml/cid" xmlns:w16="http://schemas.microsoft.com/office/word/2018/wordml" xmlns:w16du="http://schemas.microsoft.com/office/word/2023/wordml/word16du" xmlns:w16sdtdh="http://schemas.microsoft.com/office/word/2020/wordml/sdtdatahash" xmlns:w16sdtfl="http://schemas.microsoft.com/office/word/2024/wordml/sdtformatlock" xmlns:w16se="http://schemas.microsoft.com/office/word/2015/wordml/symex" mc:Ignorable="w14 w15 w16se w16cid w16 w16cex w16sdtdh w16sdtfl w16du">
   <w:docDefaults>
     <w:rPrDefault>
       <w:rPr>
@@ -2466,7 +2865,7 @@
       </w:pPr>
     </w:pPrDefault>
   </w:docDefaults>
-  <w:latentStyles w:defLockedState="0" w:defUIPriority="99" w:defSemiHidden="0" w:defUnhideWhenUsed="0" w:defQFormat="0" w:count="371">
+  <w:latentStyles w:defLockedState="0" w:defUIPriority="99" w:defSemiHidden="0" w:defUnhideWhenUsed="0" w:defQFormat="0" w:count="376">
     <w:lsdException w:name="Normal" w:uiPriority="0" w:qFormat="1"/>
     <w:lsdException w:name="heading 1" w:uiPriority="9" w:qFormat="1"/>
     <w:lsdException w:name="heading 2" w:semiHidden="1" w:uiPriority="9" w:unhideWhenUsed="1" w:qFormat="1"/>
@@ -2838,6 +3237,11 @@
     <w:lsdException w:name="List Table 5 Dark Accent 6" w:uiPriority="50"/>
     <w:lsdException w:name="List Table 6 Colorful Accent 6" w:uiPriority="51"/>
     <w:lsdException w:name="List Table 7 Colorful Accent 6" w:uiPriority="52"/>
+    <w:lsdException w:name="Mention" w:semiHidden="1" w:unhideWhenUsed="1"/>
+    <w:lsdException w:name="Smart Hyperlink" w:semiHidden="1" w:unhideWhenUsed="1"/>
+    <w:lsdException w:name="Hashtag" w:semiHidden="1" w:unhideWhenUsed="1"/>
+    <w:lsdException w:name="Unresolved Mention" w:semiHidden="1" w:unhideWhenUsed="1"/>
+    <w:lsdException w:name="Smart Link" w:semiHidden="1" w:unhideWhenUsed="1"/>
   </w:latentStyles>
   <w:style w:type="paragraph" w:default="1" w:styleId="Normal">
     <w:name w:val="Normal"/>
@@ -2927,7 +3331,6 @@
   <w:style w:type="character" w:default="1" w:styleId="DefaultParagraphFont">
     <w:name w:val="Default Paragraph Font"/>
     <w:uiPriority w:val="1"/>
-    <w:semiHidden/>
     <w:unhideWhenUsed/>
   </w:style>
   <w:style w:type="table" w:default="1" w:styleId="TableNormal">

--- a/COS214_P4.docx
+++ b/COS214_P4.docx
@@ -7,15 +7,7 @@
         <w:pStyle w:val="Heading3"/>
       </w:pPr>
       <w:r>
-        <w:t xml:space="preserve">Group20: Kiara </w:t>
-      </w:r>
-      <w:proofErr w:type="spellStart"/>
-      <w:r>
-        <w:t>Ajodhaparsadh</w:t>
-      </w:r>
-      <w:proofErr w:type="spellEnd"/>
-      <w:r>
-        <w:t>(u25395344),</w:t>
+        <w:t>Group20: Kiara Ajodhaparsadh(u25395344),</w:t>
       </w:r>
     </w:p>
     <w:p>
@@ -55,13 +47,8 @@
       </w:r>
     </w:p>
     <w:p>
-      <w:proofErr w:type="spellStart"/>
-      <w:r>
-        <w:t>TaskForge</w:t>
-      </w:r>
-      <w:proofErr w:type="spellEnd"/>
-      <w:r>
-        <w:t xml:space="preserve"> is a reusable work-processing system designed to manage the work involved in producing a film. Film production contains a large bo</w:t>
+      <w:r>
+        <w:t>TaskForge is a reusable work-processing system designed to manage the work involved in producing a film. Film production contains a large bo</w:t>
       </w:r>
       <w:r>
         <w:t>dy of work that can be broken</w:t>
@@ -72,15 +59,7 @@
     </w:p>
     <w:p>
       <w:r>
-        <w:t xml:space="preserve">The problem </w:t>
-      </w:r>
-      <w:proofErr w:type="spellStart"/>
-      <w:r>
-        <w:t>TaskForge</w:t>
-      </w:r>
-      <w:proofErr w:type="spellEnd"/>
-      <w:r>
-        <w:t xml:space="preserve"> solves is the difficulty of organising, processing and monitoring this hierarchical body of work while allowing production staff to:</w:t>
+        <w:t>The problem TaskForge solves is the difficulty of organising, processing and monitoring this hierarchical body of work while allowing production staff to:</w:t>
       </w:r>
       <w:r>
         <w:t xml:space="preserve"> </w:t>
@@ -121,37 +100,16 @@
           <w:rStyle w:val="SubtleEmphasis"/>
         </w:rPr>
       </w:pPr>
-      <w:proofErr w:type="spellStart"/>
       <w:r>
         <w:rPr>
           <w:rStyle w:val="SubtleEmphasis"/>
         </w:rPr>
-        <w:t>TaskForge</w:t>
-      </w:r>
-      <w:proofErr w:type="spellEnd"/>
-      <w:r>
-        <w:rPr>
-          <w:rStyle w:val="SubtleEmphasis"/>
-        </w:rPr>
-        <w:t xml:space="preserve"> System Overview</w:t>
-      </w:r>
-    </w:p>
-    <w:p>
-      <w:proofErr w:type="spellStart"/>
-      <w:r>
-        <w:t>TaskForge</w:t>
-      </w:r>
-      <w:proofErr w:type="spellEnd"/>
-      <w:r>
-        <w:t xml:space="preserve"> is a hierarchical work-processing system designed for managing the work involved in producing a film. A film production consists of many pieces of work that are organised into groups, such as production phases, scenes, and individual production tasks. </w:t>
-      </w:r>
-      <w:proofErr w:type="spellStart"/>
-      <w:r>
-        <w:t>TaskForge</w:t>
-      </w:r>
-      <w:proofErr w:type="spellEnd"/>
-      <w:r>
-        <w:t xml:space="preserve"> represents this work as a hierarchy in which both individual tasks and groups of tasks can be treated uniformly (composite DP).</w:t>
+        <w:t>TaskForge System Overview</w:t>
+      </w:r>
+    </w:p>
+    <w:p>
+      <w:r>
+        <w:t>TaskForge is a hierarchical work-processing system designed for managing the work involved in producing a film. A film production consists of many pieces of work that are organised into groups, such as production phases, scenes, and individual production tasks. TaskForge represents this work as a hierarchy in which both individual tasks and groups of tasks can be treated uniformly (composite DP).</w:t>
       </w:r>
     </w:p>
     <w:p>
@@ -224,22 +182,9 @@
       </w:r>
     </w:p>
     <w:p>
-      <w:proofErr w:type="spellStart"/>
       <w:r>
         <w:lastRenderedPageBreak/>
-        <w:t>TaskForge</w:t>
-      </w:r>
-      <w:proofErr w:type="spellEnd"/>
-      <w:r>
-        <w:t xml:space="preserve"> also allows additional responsibilities to be added to work items at runtime. For example, a safety check or equipment check can be added to a filming task without modifying the original task. These responsibilities can be stacked, allowing a single task to have multiple additional requirements while remaining usable through the same </w:t>
-      </w:r>
-      <w:proofErr w:type="spellStart"/>
-      <w:r>
-        <w:t>WorkItem</w:t>
-      </w:r>
-      <w:proofErr w:type="spellEnd"/>
-      <w:r>
-        <w:t xml:space="preserve"> abstraction</w:t>
+        <w:t>TaskForge also allows additional responsibilities to be added to work items at runtime. For example, a safety check or equipment check can be added to a filming task without modifying the original task. These responsibilities can be stacked, allowing a single task to have multiple additional requirements while remaining usable through the same WorkItem abstraction</w:t>
       </w:r>
       <w:r>
         <w:t xml:space="preserve"> (Decorator DP)</w:t>
@@ -250,15 +195,7 @@
     </w:p>
     <w:p>
       <w:r>
-        <w:t xml:space="preserve">Finally, the production hierarchy can change while the system is running. For example, a task can be moved from one scene or production group to another. </w:t>
-      </w:r>
-      <w:proofErr w:type="spellStart"/>
-      <w:r>
-        <w:t>TaskForge</w:t>
-      </w:r>
-      <w:proofErr w:type="spellEnd"/>
-      <w:r>
-        <w:t xml:space="preserve"> uses a deliberate </w:t>
+        <w:t xml:space="preserve">Finally, the production hierarchy can change while the system is running. For example, a task can be moved from one scene or production group to another. TaskForge uses a deliberate </w:t>
       </w:r>
       <w:r>
         <w:rPr>
@@ -272,15 +209,7 @@
     </w:p>
     <w:p>
       <w:r>
-        <w:t xml:space="preserve">Overall, </w:t>
-      </w:r>
-      <w:proofErr w:type="spellStart"/>
-      <w:r>
-        <w:t>TaskForge</w:t>
-      </w:r>
-      <w:proofErr w:type="spellEnd"/>
-      <w:r>
-        <w:t xml:space="preserve"> provides a single system for organising, traversing, processing, monitoring, and dynamically modifying film-production work. The Composite, Iterator, State, and Decorator patterns work together as parts of this single workflow rather than as separate demonstrations of the patterns.</w:t>
+        <w:t>Overall, TaskForge provides a single system for organising, traversing, processing, monitoring, and dynamically modifying film-production work. The Composite, Iterator, State, and Decorator patterns work together as parts of this single workflow rather than as separate demonstrations of the patterns.</w:t>
       </w:r>
     </w:p>
     <w:p/>
@@ -308,25 +237,7 @@
           <w:rFonts w:eastAsiaTheme="minorEastAsia"/>
           <w:spacing w:val="15"/>
         </w:rPr>
-        <w:t xml:space="preserve">fication of the </w:t>
-      </w:r>
-      <w:proofErr w:type="spellStart"/>
-      <w:r>
-        <w:rPr>
-          <w:rStyle w:val="SubtleEmphasis"/>
-          <w:rFonts w:eastAsiaTheme="minorEastAsia"/>
-          <w:spacing w:val="15"/>
-        </w:rPr>
-        <w:t>GoF</w:t>
-      </w:r>
-      <w:proofErr w:type="spellEnd"/>
-      <w:r>
-        <w:rPr>
-          <w:rStyle w:val="SubtleEmphasis"/>
-          <w:rFonts w:eastAsiaTheme="minorEastAsia"/>
-          <w:spacing w:val="15"/>
-        </w:rPr>
-        <w:t xml:space="preserve"> participants</w:t>
+        <w:t>fication of the GoF participants</w:t>
       </w:r>
     </w:p>
     <w:p>
@@ -384,14 +295,12 @@
                 <w:b w:val="0"/>
               </w:rPr>
             </w:pPr>
-            <w:proofErr w:type="spellStart"/>
             <w:r>
               <w:rPr>
                 <w:b w:val="0"/>
               </w:rPr>
               <w:t>WorkItem</w:t>
             </w:r>
-            <w:proofErr w:type="spellEnd"/>
           </w:p>
         </w:tc>
         <w:tc>
@@ -437,11 +346,9 @@
             <w:pPr>
               <w:cnfStyle w:val="000000100000" w:firstRow="0" w:lastRow="0" w:firstColumn="0" w:lastColumn="0" w:oddVBand="0" w:evenVBand="0" w:oddHBand="1" w:evenHBand="0" w:firstRowFirstColumn="0" w:firstRowLastColumn="0" w:lastRowFirstColumn="0" w:lastRowLastColumn="0"/>
             </w:pPr>
-            <w:proofErr w:type="spellStart"/>
             <w:r>
               <w:t>WorkGroup</w:t>
             </w:r>
-            <w:proofErr w:type="spellEnd"/>
           </w:p>
         </w:tc>
         <w:tc>
@@ -453,13 +360,8 @@
               <w:cnfStyle w:val="000000100000" w:firstRow="0" w:lastRow="0" w:firstColumn="0" w:lastColumn="0" w:oddVBand="0" w:evenVBand="0" w:oddHBand="1" w:evenHBand="0" w:firstRowFirstColumn="0" w:firstRowLastColumn="0" w:lastRowFirstColumn="0" w:lastRowLastColumn="0"/>
             </w:pPr>
             <w:r>
-              <w:t xml:space="preserve">Represents a group that contains other </w:t>
-            </w:r>
-            <w:proofErr w:type="spellStart"/>
-            <w:r>
-              <w:t>WorkItems</w:t>
-            </w:r>
-            <w:proofErr w:type="spellEnd"/>
+              <w:t>Represents a group that contains other WorkItems</w:t>
+            </w:r>
           </w:p>
         </w:tc>
       </w:tr>
@@ -483,11 +385,9 @@
             <w:pPr>
               <w:cnfStyle w:val="000000000000" w:firstRow="0" w:lastRow="0" w:firstColumn="0" w:lastColumn="0" w:oddVBand="0" w:evenVBand="0" w:oddHBand="0" w:evenHBand="0" w:firstRowFirstColumn="0" w:firstRowLastColumn="0" w:lastRowFirstColumn="0" w:lastRowLastColumn="0"/>
             </w:pPr>
-            <w:proofErr w:type="spellStart"/>
             <w:r>
               <w:t>ProductionTask</w:t>
             </w:r>
-            <w:proofErr w:type="spellEnd"/>
           </w:p>
         </w:tc>
         <w:tc>
@@ -527,11 +427,9 @@
             <w:pPr>
               <w:cnfStyle w:val="000000100000" w:firstRow="0" w:lastRow="0" w:firstColumn="0" w:lastColumn="0" w:oddVBand="0" w:evenVBand="0" w:oddHBand="1" w:evenHBand="0" w:firstRowFirstColumn="0" w:firstRowLastColumn="0" w:lastRowFirstColumn="0" w:lastRowLastColumn="0"/>
             </w:pPr>
-            <w:proofErr w:type="spellStart"/>
             <w:r>
               <w:t>ProductionPhase</w:t>
             </w:r>
-            <w:proofErr w:type="spellEnd"/>
             <w:r>
               <w:t>(Pre-Production, production, post-production)</w:t>
             </w:r>
@@ -539,39 +437,7 @@
               <w:t>, Scene</w:t>
             </w:r>
             <w:r>
-              <w:t xml:space="preserve"> (</w:t>
-            </w:r>
-            <w:proofErr w:type="spellStart"/>
-            <w:r>
-              <w:t>OpeningScene</w:t>
-            </w:r>
-            <w:proofErr w:type="spellEnd"/>
-            <w:r>
-              <w:t xml:space="preserve">, </w:t>
-            </w:r>
-            <w:proofErr w:type="spellStart"/>
-            <w:r>
-              <w:t>ClosingScene</w:t>
-            </w:r>
-            <w:proofErr w:type="spellEnd"/>
-            <w:r>
-              <w:t xml:space="preserve">, </w:t>
-            </w:r>
-            <w:proofErr w:type="spellStart"/>
-            <w:r>
-              <w:t>ClimaxScene</w:t>
-            </w:r>
-            <w:proofErr w:type="spellEnd"/>
-            <w:r>
-              <w:t xml:space="preserve">, </w:t>
-            </w:r>
-            <w:proofErr w:type="spellStart"/>
-            <w:r>
-              <w:t>postClimaxScene</w:t>
-            </w:r>
-            <w:proofErr w:type="spellEnd"/>
-            <w:r>
-              <w:t>)</w:t>
+              <w:t xml:space="preserve"> (OpeningScene, ClosingScene, ClimaxScene, postClimaxScene)</w:t>
             </w:r>
           </w:p>
         </w:tc>
@@ -638,11 +504,9 @@
             <w:pPr>
               <w:cnfStyle w:val="100000000000" w:firstRow="1" w:lastRow="0" w:firstColumn="0" w:lastColumn="0" w:oddVBand="0" w:evenVBand="0" w:oddHBand="0" w:evenHBand="0" w:firstRowFirstColumn="0" w:firstRowLastColumn="0" w:lastRowFirstColumn="0" w:lastRowLastColumn="0"/>
             </w:pPr>
-            <w:proofErr w:type="spellStart"/>
             <w:r>
               <w:t>WorkIterator</w:t>
             </w:r>
-            <w:proofErr w:type="spellEnd"/>
           </w:p>
         </w:tc>
         <w:tc>
@@ -682,11 +546,9 @@
             <w:pPr>
               <w:cnfStyle w:val="000000100000" w:firstRow="0" w:lastRow="0" w:firstColumn="0" w:lastColumn="0" w:oddVBand="0" w:evenVBand="0" w:oddHBand="1" w:evenHBand="0" w:firstRowFirstColumn="0" w:firstRowLastColumn="0" w:lastRowFirstColumn="0" w:lastRowLastColumn="0"/>
             </w:pPr>
-            <w:proofErr w:type="spellStart"/>
             <w:r>
               <w:t>ProductionOrderIterator</w:t>
             </w:r>
-            <w:proofErr w:type="spellEnd"/>
           </w:p>
         </w:tc>
         <w:tc>
@@ -726,11 +588,9 @@
             <w:pPr>
               <w:cnfStyle w:val="000000000000" w:firstRow="0" w:lastRow="0" w:firstColumn="0" w:lastColumn="0" w:oddVBand="0" w:evenVBand="0" w:oddHBand="0" w:evenHBand="0" w:firstRowFirstColumn="0" w:firstRowLastColumn="0" w:lastRowFirstColumn="0" w:lastRowLastColumn="0"/>
             </w:pPr>
-            <w:proofErr w:type="spellStart"/>
             <w:r>
               <w:t>PriorityIterator</w:t>
             </w:r>
-            <w:proofErr w:type="spellEnd"/>
           </w:p>
         </w:tc>
         <w:tc>
@@ -770,19 +630,9 @@
             <w:pPr>
               <w:cnfStyle w:val="000000100000" w:firstRow="0" w:lastRow="0" w:firstColumn="0" w:lastColumn="0" w:oddVBand="0" w:evenVBand="0" w:oddHBand="1" w:evenHBand="0" w:firstRowFirstColumn="0" w:firstRowLastColumn="0" w:lastRowFirstColumn="0" w:lastRowLastColumn="0"/>
             </w:pPr>
-            <w:proofErr w:type="spellStart"/>
-            <w:r>
-              <w:t>WorkItem</w:t>
-            </w:r>
-            <w:proofErr w:type="spellEnd"/>
-            <w:r>
-              <w:t xml:space="preserve">/ </w:t>
-            </w:r>
-            <w:proofErr w:type="spellStart"/>
-            <w:r>
-              <w:t>WorkGroup</w:t>
-            </w:r>
-            <w:proofErr w:type="spellEnd"/>
+            <w:r>
+              <w:t>WorkItem/ WorkGroup</w:t>
+            </w:r>
           </w:p>
         </w:tc>
         <w:tc>
@@ -852,11 +702,9 @@
             <w:pPr>
               <w:cnfStyle w:val="100000000000" w:firstRow="1" w:lastRow="0" w:firstColumn="0" w:lastColumn="0" w:oddVBand="0" w:evenVBand="0" w:oddHBand="0" w:evenHBand="0" w:firstRowFirstColumn="0" w:firstRowLastColumn="0" w:lastRowFirstColumn="0" w:lastRowLastColumn="0"/>
             </w:pPr>
-            <w:proofErr w:type="spellStart"/>
             <w:r>
               <w:t>ProductionTask</w:t>
             </w:r>
-            <w:proofErr w:type="spellEnd"/>
           </w:p>
         </w:tc>
         <w:tc>
@@ -896,11 +744,9 @@
             <w:pPr>
               <w:cnfStyle w:val="000000100000" w:firstRow="0" w:lastRow="0" w:firstColumn="0" w:lastColumn="0" w:oddVBand="0" w:evenVBand="0" w:oddHBand="1" w:evenHBand="0" w:firstRowFirstColumn="0" w:firstRowLastColumn="0" w:lastRowFirstColumn="0" w:lastRowLastColumn="0"/>
             </w:pPr>
-            <w:proofErr w:type="spellStart"/>
             <w:r>
               <w:t>TaskState</w:t>
             </w:r>
-            <w:proofErr w:type="spellEnd"/>
           </w:p>
         </w:tc>
         <w:tc>
@@ -924,11 +770,9 @@
             <w:tcW w:w="3000" w:type="dxa"/>
           </w:tcPr>
           <w:p>
-            <w:proofErr w:type="spellStart"/>
             <w:r>
               <w:t>ConcreteState</w:t>
             </w:r>
-            <w:proofErr w:type="spellEnd"/>
           </w:p>
         </w:tc>
         <w:tc>
@@ -1012,11 +856,9 @@
             <w:pPr>
               <w:cnfStyle w:val="100000000000" w:firstRow="1" w:lastRow="0" w:firstColumn="0" w:lastColumn="0" w:oddVBand="0" w:evenVBand="0" w:oddHBand="0" w:evenHBand="0" w:firstRowFirstColumn="0" w:firstRowLastColumn="0" w:lastRowFirstColumn="0" w:lastRowLastColumn="0"/>
             </w:pPr>
-            <w:proofErr w:type="spellStart"/>
             <w:r>
               <w:t>WorkItem</w:t>
             </w:r>
-            <w:proofErr w:type="spellEnd"/>
           </w:p>
         </w:tc>
         <w:tc>
@@ -1059,53 +901,11 @@
             <w:pPr>
               <w:cnfStyle w:val="000000100000" w:firstRow="0" w:lastRow="0" w:firstColumn="0" w:lastColumn="0" w:oddVBand="0" w:evenVBand="0" w:oddHBand="1" w:evenHBand="0" w:firstRowFirstColumn="0" w:firstRowLastColumn="0" w:lastRowFirstColumn="0" w:lastRowLastColumn="0"/>
             </w:pPr>
-            <w:proofErr w:type="spellStart"/>
             <w:r>
               <w:t>ProductionTask</w:t>
             </w:r>
-            <w:proofErr w:type="spellEnd"/>
-            <w:r>
-              <w:t xml:space="preserve"> (</w:t>
-            </w:r>
-            <w:proofErr w:type="spellStart"/>
-            <w:r>
-              <w:t>castLead</w:t>
-            </w:r>
-            <w:proofErr w:type="spellEnd"/>
-            <w:r>
-              <w:t xml:space="preserve">, </w:t>
-            </w:r>
-            <w:proofErr w:type="spellStart"/>
-            <w:r>
-              <w:t>findLocation</w:t>
-            </w:r>
-            <w:proofErr w:type="spellEnd"/>
-            <w:r>
-              <w:t xml:space="preserve">, </w:t>
-            </w:r>
-            <w:proofErr w:type="spellStart"/>
-            <w:r>
-              <w:t>filmScene</w:t>
-            </w:r>
-            <w:proofErr w:type="spellEnd"/>
-            <w:r>
-              <w:t xml:space="preserve">, </w:t>
-            </w:r>
-            <w:proofErr w:type="spellStart"/>
-            <w:r>
-              <w:t>editScene</w:t>
-            </w:r>
-            <w:proofErr w:type="spellEnd"/>
-            <w:r>
-              <w:t xml:space="preserve">, </w:t>
-            </w:r>
-            <w:proofErr w:type="spellStart"/>
-            <w:r>
-              <w:t>addEffects</w:t>
-            </w:r>
-            <w:proofErr w:type="spellEnd"/>
-            <w:r>
-              <w:t>)</w:t>
+            <w:r>
+              <w:t xml:space="preserve"> (castLead, findLocation, filmScene, editScene, addEffects)</w:t>
             </w:r>
           </w:p>
         </w:tc>
@@ -1143,11 +943,9 @@
             <w:pPr>
               <w:cnfStyle w:val="000000000000" w:firstRow="0" w:lastRow="0" w:firstColumn="0" w:lastColumn="0" w:oddVBand="0" w:evenVBand="0" w:oddHBand="0" w:evenHBand="0" w:firstRowFirstColumn="0" w:firstRowLastColumn="0" w:lastRowFirstColumn="0" w:lastRowLastColumn="0"/>
             </w:pPr>
-            <w:proofErr w:type="spellStart"/>
             <w:r>
               <w:t>WorkItemDecorator</w:t>
             </w:r>
-            <w:proofErr w:type="spellEnd"/>
           </w:p>
         </w:tc>
         <w:tc>
@@ -1159,13 +957,8 @@
               <w:cnfStyle w:val="000000000000" w:firstRow="0" w:lastRow="0" w:firstColumn="0" w:lastColumn="0" w:oddVBand="0" w:evenVBand="0" w:oddHBand="0" w:evenHBand="0" w:firstRowFirstColumn="0" w:firstRowLastColumn="0" w:lastRowFirstColumn="0" w:lastRowLastColumn="0"/>
             </w:pPr>
             <w:r>
-              <w:t xml:space="preserve">Base wrapper implementing </w:t>
-            </w:r>
-            <w:proofErr w:type="spellStart"/>
-            <w:r>
-              <w:t>WorkItem</w:t>
-            </w:r>
-            <w:proofErr w:type="spellEnd"/>
+              <w:t>Base wrapper implementing WorkItem</w:t>
+            </w:r>
           </w:p>
         </w:tc>
       </w:tr>
@@ -1179,11 +972,9 @@
             <w:tcW w:w="3116" w:type="dxa"/>
           </w:tcPr>
           <w:p>
-            <w:proofErr w:type="spellStart"/>
             <w:r>
               <w:t>ConcreteDecorator</w:t>
             </w:r>
-            <w:proofErr w:type="spellEnd"/>
           </w:p>
         </w:tc>
         <w:tc>
@@ -1194,21 +985,14 @@
             <w:pPr>
               <w:cnfStyle w:val="000000100000" w:firstRow="0" w:lastRow="0" w:firstColumn="0" w:lastColumn="0" w:oddVBand="0" w:evenVBand="0" w:oddHBand="1" w:evenHBand="0" w:firstRowFirstColumn="0" w:firstRowLastColumn="0" w:lastRowFirstColumn="0" w:lastRowLastColumn="0"/>
             </w:pPr>
-            <w:proofErr w:type="spellStart"/>
             <w:r>
               <w:t>SafetyCheck</w:t>
             </w:r>
-            <w:proofErr w:type="spellEnd"/>
             <w:r>
               <w:t xml:space="preserve">, </w:t>
             </w:r>
-            <w:proofErr w:type="spellStart"/>
-            <w:r>
-              <w:t>EquipementCheck</w:t>
-            </w:r>
-            <w:proofErr w:type="spellEnd"/>
-            <w:r>
-              <w:t>, Insurance</w:t>
+            <w:r>
+              <w:t>EquipementCheck, Insurance</w:t>
             </w:r>
           </w:p>
         </w:tc>
@@ -1263,49 +1047,13 @@
         </w:rPr>
       </w:pPr>
       <w:r>
-        <w:t xml:space="preserve">Composite: </w:t>
-      </w:r>
-      <w:proofErr w:type="spellStart"/>
-      <w:r>
-        <w:t>WorkItem</w:t>
-      </w:r>
-      <w:proofErr w:type="spellEnd"/>
-      <w:r>
-        <w:t xml:space="preserve"> </w:t>
-      </w:r>
-      <w:r>
-        <w:rPr>
-          <w:rFonts w:cstheme="minorHAnsi"/>
-        </w:rPr>
-        <w:t xml:space="preserve">← </w:t>
-      </w:r>
-      <w:proofErr w:type="spellStart"/>
-      <w:r>
-        <w:rPr>
-          <w:rFonts w:cstheme="minorHAnsi"/>
-        </w:rPr>
-        <w:t>ProductionTask</w:t>
-      </w:r>
-      <w:proofErr w:type="spellEnd"/>
-      <w:r>
-        <w:rPr>
-          <w:rFonts w:cstheme="minorHAnsi"/>
-        </w:rPr>
-        <w:t xml:space="preserve">, </w:t>
-      </w:r>
-      <w:proofErr w:type="spellStart"/>
-      <w:r>
-        <w:rPr>
-          <w:rFonts w:cstheme="minorHAnsi"/>
-        </w:rPr>
-        <w:t>WorkGroup</w:t>
-      </w:r>
-      <w:proofErr w:type="spellEnd"/>
-      <w:r>
-        <w:rPr>
-          <w:rFonts w:cstheme="minorHAnsi"/>
-        </w:rPr>
-        <w:t xml:space="preserve"> </w:t>
+        <w:t xml:space="preserve">Composite: WorkItem </w:t>
+      </w:r>
+      <w:r>
+        <w:rPr>
+          <w:rFonts w:cstheme="minorHAnsi"/>
+        </w:rPr>
+        <w:t xml:space="preserve">← ProductionTask, WorkGroup </w:t>
       </w:r>
       <w:r>
         <w:rPr>
@@ -1317,48 +1065,20 @@
         <w:rPr>
           <w:rFonts w:cstheme="minorHAnsi"/>
         </w:rPr>
-        <w:t xml:space="preserve"> </w:t>
-      </w:r>
-      <w:proofErr w:type="spellStart"/>
-      <w:r>
-        <w:rPr>
-          <w:rFonts w:cstheme="minorHAnsi"/>
-        </w:rPr>
-        <w:t>ProductionPhase</w:t>
-      </w:r>
-      <w:proofErr w:type="spellEnd"/>
-      <w:r>
-        <w:rPr>
-          <w:rFonts w:cstheme="minorHAnsi"/>
-        </w:rPr>
-        <w:t>, Scene</w:t>
-      </w:r>
-    </w:p>
-    <w:p>
-      <w:pPr>
-        <w:rPr>
-          <w:rFonts w:cstheme="minorHAnsi"/>
-        </w:rPr>
-      </w:pPr>
-      <w:r>
-        <w:rPr>
-          <w:rFonts w:cstheme="minorHAnsi"/>
-        </w:rPr>
-        <w:t xml:space="preserve">Iterator: </w:t>
-      </w:r>
-      <w:proofErr w:type="spellStart"/>
-      <w:r>
-        <w:rPr>
-          <w:rFonts w:cstheme="minorHAnsi"/>
-        </w:rPr>
-        <w:t>WorkIterator</w:t>
-      </w:r>
-      <w:proofErr w:type="spellEnd"/>
-      <w:r>
-        <w:rPr>
-          <w:rFonts w:cstheme="minorHAnsi"/>
-        </w:rPr>
-        <w:t xml:space="preserve"> </w:t>
+        <w:t xml:space="preserve"> ProductionPhase, Scene</w:t>
+      </w:r>
+    </w:p>
+    <w:p>
+      <w:pPr>
+        <w:rPr>
+          <w:rFonts w:cstheme="minorHAnsi"/>
+        </w:rPr>
+      </w:pPr>
+      <w:r>
+        <w:rPr>
+          <w:rFonts w:cstheme="minorHAnsi"/>
+        </w:rPr>
+        <w:t xml:space="preserve">Iterator: WorkIterator </w:t>
       </w:r>
       <w:r>
         <w:rPr>
@@ -1370,30 +1090,8 @@
         <w:rPr>
           <w:rFonts w:cstheme="minorHAnsi"/>
         </w:rPr>
-        <w:t xml:space="preserve"> </w:t>
-      </w:r>
-      <w:proofErr w:type="spellStart"/>
-      <w:r>
-        <w:rPr>
-          <w:rFonts w:cstheme="minorHAnsi"/>
-        </w:rPr>
-        <w:t>ProductionOrderIterator</w:t>
-      </w:r>
-      <w:proofErr w:type="spellEnd"/>
-      <w:r>
-        <w:rPr>
-          <w:rFonts w:cstheme="minorHAnsi"/>
-        </w:rPr>
-        <w:t xml:space="preserve">, </w:t>
-      </w:r>
-      <w:proofErr w:type="spellStart"/>
-      <w:r>
-        <w:rPr>
-          <w:rFonts w:cstheme="minorHAnsi"/>
-        </w:rPr>
-        <w:t>PriorityIterator</w:t>
-      </w:r>
-      <w:proofErr w:type="spellEnd"/>
+        <w:t xml:space="preserve"> ProductionOrderIterator, PriorityIterator</w:t>
+      </w:r>
     </w:p>
     <w:p>
       <w:pPr>
@@ -1430,21 +1128,7 @@
         <w:rPr>
           <w:rFonts w:cstheme="minorHAnsi"/>
         </w:rPr>
-        <w:t xml:space="preserve">Decorator: </w:t>
-      </w:r>
-      <w:proofErr w:type="spellStart"/>
-      <w:r>
-        <w:rPr>
-          <w:rFonts w:cstheme="minorHAnsi"/>
-        </w:rPr>
-        <w:t>WorkItem</w:t>
-      </w:r>
-      <w:proofErr w:type="spellEnd"/>
-      <w:r>
-        <w:rPr>
-          <w:rFonts w:cstheme="minorHAnsi"/>
-        </w:rPr>
-        <w:t xml:space="preserve"> </w:t>
+        <w:t xml:space="preserve">Decorator: WorkItem </w:t>
       </w:r>
       <w:r>
         <w:rPr>
@@ -1456,21 +1140,7 @@
         <w:rPr>
           <w:rFonts w:cstheme="minorHAnsi"/>
         </w:rPr>
-        <w:t xml:space="preserve"> </w:t>
-      </w:r>
-      <w:proofErr w:type="spellStart"/>
-      <w:r>
-        <w:rPr>
-          <w:rFonts w:cstheme="minorHAnsi"/>
-        </w:rPr>
-        <w:t>WorkItemDecorator</w:t>
-      </w:r>
-      <w:proofErr w:type="spellEnd"/>
-      <w:r>
-        <w:rPr>
-          <w:rFonts w:cstheme="minorHAnsi"/>
-        </w:rPr>
-        <w:t xml:space="preserve"> </w:t>
+        <w:t xml:space="preserve"> WorkItemDecorator </w:t>
       </w:r>
       <w:r>
         <w:rPr>
@@ -1482,30 +1152,8 @@
         <w:rPr>
           <w:rFonts w:cstheme="minorHAnsi"/>
         </w:rPr>
-        <w:t xml:space="preserve"> </w:t>
-      </w:r>
-      <w:proofErr w:type="spellStart"/>
-      <w:r>
-        <w:rPr>
-          <w:rFonts w:cstheme="minorHAnsi"/>
-        </w:rPr>
-        <w:t>SafetyCheckDecorator</w:t>
-      </w:r>
-      <w:proofErr w:type="spellEnd"/>
-      <w:r>
-        <w:rPr>
-          <w:rFonts w:cstheme="minorHAnsi"/>
-        </w:rPr>
-        <w:t xml:space="preserve">, </w:t>
-      </w:r>
-      <w:proofErr w:type="spellStart"/>
-      <w:r>
-        <w:rPr>
-          <w:rFonts w:cstheme="minorHAnsi"/>
-        </w:rPr>
-        <w:t>EquipmentCheckDecorator</w:t>
-      </w:r>
-      <w:proofErr w:type="spellEnd"/>
+        <w:t xml:space="preserve"> SafetyCheckDecorator, EquipmentCheckDecorator</w:t>
+      </w:r>
     </w:p>
     <w:p>
       <w:pPr>
@@ -1543,45 +1191,55 @@
           <w:b/>
           <w:i/>
         </w:rPr>
-        <w:t xml:space="preserve">Why use </w:t>
-      </w:r>
-      <w:proofErr w:type="spellStart"/>
+        <w:t>Why use WorkItem?</w:t>
+      </w:r>
+      <w:r>
+        <w:rPr>
+          <w:rFonts w:cstheme="minorHAnsi"/>
+        </w:rPr>
+        <w:t xml:space="preserve"> WorkItem provides a common abstraction for both individual production tasks and groups of work. This allows the Composite pattern to treat individual and grouped work uniformly.</w:t>
+      </w:r>
+    </w:p>
+    <w:p>
+      <w:pPr>
+        <w:rPr>
+          <w:rFonts w:cstheme="minorHAnsi"/>
+        </w:rPr>
+      </w:pPr>
       <w:r>
         <w:rPr>
           <w:rFonts w:cstheme="minorHAnsi"/>
           <w:b/>
           <w:i/>
         </w:rPr>
-        <w:t>WorkItem</w:t>
-      </w:r>
-      <w:proofErr w:type="spellEnd"/>
+        <w:t>Why use WorkGroup?</w:t>
+      </w:r>
+      <w:r>
+        <w:rPr>
+          <w:rFonts w:cstheme="minorHAnsi"/>
+        </w:rPr>
+        <w:t xml:space="preserve"> Film production naturally consists of recursively nested groups. WorkGroup allows a group to contain other WorkItems, creating the required hierarchical structure.</w:t>
+      </w:r>
+    </w:p>
+    <w:p>
+      <w:pPr>
+        <w:rPr>
+          <w:rFonts w:cstheme="minorHAnsi"/>
+        </w:rPr>
+      </w:pPr>
       <w:r>
         <w:rPr>
           <w:rFonts w:cstheme="minorHAnsi"/>
           <w:b/>
           <w:i/>
         </w:rPr>
-        <w:t>?</w:t>
-      </w:r>
-      <w:r>
-        <w:rPr>
-          <w:rFonts w:cstheme="minorHAnsi"/>
-        </w:rPr>
-        <w:t xml:space="preserve"> </w:t>
-      </w:r>
-      <w:proofErr w:type="spellStart"/>
-      <w:r>
-        <w:rPr>
-          <w:rFonts w:cstheme="minorHAnsi"/>
-        </w:rPr>
-        <w:t>WorkItem</w:t>
-      </w:r>
-      <w:proofErr w:type="spellEnd"/>
-      <w:r>
-        <w:rPr>
-          <w:rFonts w:cstheme="minorHAnsi"/>
-        </w:rPr>
-        <w:t xml:space="preserve"> provides a common abstraction for both individual production tasks and groups of work. This allows the Composite pattern to treat individual and grouped work uniformly.</w:t>
+        <w:t>Why use ProductionPhase and Scene?</w:t>
+      </w:r>
+      <w:r>
+        <w:rPr>
+          <w:rFonts w:cstheme="minorHAnsi"/>
+        </w:rPr>
+        <w:t xml:space="preserve"> These provide concrete domain meaning to the composite hierarchy instead of creating a generic tree with no connection to the film-production problem.</w:t>
       </w:r>
     </w:p>
     <w:p>
@@ -1596,59 +1254,62 @@
           <w:b/>
           <w:i/>
         </w:rPr>
-        <w:t xml:space="preserve">Why use </w:t>
-      </w:r>
-      <w:proofErr w:type="spellStart"/>
+        <w:t>Why use two iterators?</w:t>
+      </w:r>
+      <w:r>
+        <w:rPr>
+          <w:rFonts w:cstheme="minorHAnsi"/>
+        </w:rPr>
+        <w:t xml:space="preserve"> Different users may need different views of the same production. ProductionOrderIterator follows the production hierarchy, while PriorityIterator identifies the most </w:t>
+      </w:r>
+      <w:r>
+        <w:rPr>
+          <w:rFonts w:cstheme="minorHAnsi"/>
+        </w:rPr>
+        <w:lastRenderedPageBreak/>
+        <w:t>important tasks first. This gives the Iterator pattern a genuine purpose rather than simply replacing an STL loop.</w:t>
+      </w:r>
+    </w:p>
+    <w:p>
+      <w:pPr>
+        <w:rPr>
+          <w:rFonts w:cstheme="minorHAnsi"/>
+        </w:rPr>
+      </w:pPr>
       <w:r>
         <w:rPr>
           <w:rFonts w:cstheme="minorHAnsi"/>
           <w:b/>
           <w:i/>
         </w:rPr>
-        <w:t>WorkGroup</w:t>
-      </w:r>
-      <w:proofErr w:type="spellEnd"/>
+        <w:t>Why use State?</w:t>
+      </w:r>
+      <w:r>
+        <w:rPr>
+          <w:rFonts w:cstheme="minorHAnsi"/>
+        </w:rPr>
+        <w:t xml:space="preserve"> A production task naturally changes throughout its lifecycle. The State pattern lets a task behave differently when planned, in progress, blocked or completed, while also preventing invalid lifecycle transitions.</w:t>
+      </w:r>
+    </w:p>
+    <w:p>
+      <w:pPr>
+        <w:rPr>
+          <w:rFonts w:cstheme="minorHAnsi"/>
+        </w:rPr>
+      </w:pPr>
       <w:r>
         <w:rPr>
           <w:rFonts w:cstheme="minorHAnsi"/>
           <w:b/>
           <w:i/>
         </w:rPr>
-        <w:t>?</w:t>
-      </w:r>
-      <w:r>
-        <w:rPr>
-          <w:rFonts w:cstheme="minorHAnsi"/>
-        </w:rPr>
-        <w:t xml:space="preserve"> Film production naturally consists of recursively nested groups. </w:t>
-      </w:r>
-      <w:proofErr w:type="spellStart"/>
-      <w:r>
-        <w:rPr>
-          <w:rFonts w:cstheme="minorHAnsi"/>
-        </w:rPr>
-        <w:t>WorkGroup</w:t>
-      </w:r>
-      <w:proofErr w:type="spellEnd"/>
-      <w:r>
-        <w:rPr>
-          <w:rFonts w:cstheme="minorHAnsi"/>
-        </w:rPr>
-        <w:t xml:space="preserve"> allows a group to contain other </w:t>
-      </w:r>
-      <w:proofErr w:type="spellStart"/>
-      <w:r>
-        <w:rPr>
-          <w:rFonts w:cstheme="minorHAnsi"/>
-        </w:rPr>
-        <w:t>WorkItems</w:t>
-      </w:r>
-      <w:proofErr w:type="spellEnd"/>
-      <w:r>
-        <w:rPr>
-          <w:rFonts w:cstheme="minorHAnsi"/>
-        </w:rPr>
-        <w:t>, creating the required hierarchical structure.</w:t>
+        <w:t>Why use Decorator?</w:t>
+      </w:r>
+      <w:r>
+        <w:rPr>
+          <w:rFonts w:cstheme="minorHAnsi"/>
+        </w:rPr>
+        <w:t xml:space="preserve"> Some production tasks require additional responsibilities only in particular circumstances. Safety checks and equipment checks can therefore be added dynamically without modifying ProductionTask.</w:t>
       </w:r>
     </w:p>
     <w:p>
@@ -1663,279 +1324,366 @@
           <w:b/>
           <w:i/>
         </w:rPr>
-        <w:t xml:space="preserve">Why use </w:t>
-      </w:r>
-      <w:proofErr w:type="spellStart"/>
+        <w:t>Why are decorators non-owning?</w:t>
+      </w:r>
+      <w:r>
+        <w:rPr>
+          <w:rFonts w:cstheme="minorHAnsi"/>
+        </w:rPr>
+        <w:t xml:space="preserve"> The production hierarchy should have one clear owner for each work item. Making decorators non-owning prevents ownership conflicts and ensures that the hierarchy remains responsible for the lifetime of the underlying work item.</w:t>
+      </w:r>
+    </w:p>
+    <w:p>
+      <w:pPr>
+        <w:rPr>
+          <w:rFonts w:cstheme="minorHAnsi"/>
+        </w:rPr>
+      </w:pPr>
       <w:r>
         <w:rPr>
           <w:rFonts w:cstheme="minorHAnsi"/>
           <w:b/>
           <w:i/>
         </w:rPr>
-        <w:t>ProductionPhase</w:t>
-      </w:r>
-      <w:proofErr w:type="spellEnd"/>
+        <w:t>Why use composition for WorkGroup → WorkItem?</w:t>
+      </w:r>
+      <w:r>
+        <w:rPr>
+          <w:rFonts w:cstheme="minorHAnsi"/>
+        </w:rPr>
+        <w:t xml:space="preserve"> The group owns the work items within it. This gives the system a clear destruction policy and makes the recursive hierarchy straightforward to manage.</w:t>
+      </w:r>
+    </w:p>
+    <w:p>
+      <w:pPr>
+        <w:rPr>
+          <w:rFonts w:cstheme="minorHAnsi"/>
+        </w:rPr>
+      </w:pPr>
       <w:r>
         <w:rPr>
           <w:rFonts w:cstheme="minorHAnsi"/>
           <w:b/>
           <w:i/>
         </w:rPr>
-        <w:t xml:space="preserve"> and Scene?</w:t>
-      </w:r>
-      <w:r>
-        <w:rPr>
-          <w:rFonts w:cstheme="minorHAnsi"/>
-        </w:rPr>
-        <w:t xml:space="preserve"> These provide concrete domain meaning to the composite hierarchy instead of creating a generic tree with no connection to the film-production problem.</w:t>
-      </w:r>
-    </w:p>
-    <w:p>
-      <w:pPr>
-        <w:rPr>
-          <w:rFonts w:cstheme="minorHAnsi"/>
-        </w:rPr>
-      </w:pPr>
+        <w:t>How we keep the design relatively small?</w:t>
+      </w:r>
+      <w:r>
+        <w:rPr>
+          <w:rFonts w:cstheme="minorHAnsi"/>
+        </w:rPr>
+        <w:t xml:space="preserve"> Since we are advised to keep the design relatively small, we deliberately do not model cameras, budgets, contracts, crew members, costumes, etc. as separate systems. They can appear as the subject of tasks, but TaskForge's responsibility is </w:t>
+      </w:r>
       <w:r>
         <w:rPr>
           <w:rFonts w:cstheme="minorHAnsi"/>
           <w:b/>
-          <w:i/>
-        </w:rPr>
-        <w:t>Why use two iterators?</w:t>
-      </w:r>
-      <w:r>
-        <w:rPr>
-          <w:rFonts w:cstheme="minorHAnsi"/>
-        </w:rPr>
-        <w:t xml:space="preserve"> Different users may need different views of the same production. </w:t>
-      </w:r>
-      <w:proofErr w:type="spellStart"/>
-      <w:r>
-        <w:rPr>
-          <w:rFonts w:cstheme="minorHAnsi"/>
-        </w:rPr>
-        <w:t>ProductionOrderIterator</w:t>
-      </w:r>
-      <w:proofErr w:type="spellEnd"/>
-      <w:r>
-        <w:rPr>
-          <w:rFonts w:cstheme="minorHAnsi"/>
-        </w:rPr>
-        <w:t xml:space="preserve"> follows the production hierarchy, while </w:t>
-      </w:r>
-      <w:proofErr w:type="spellStart"/>
-      <w:r>
-        <w:rPr>
-          <w:rFonts w:cstheme="minorHAnsi"/>
-        </w:rPr>
-        <w:t>PriorityIterator</w:t>
-      </w:r>
-      <w:proofErr w:type="spellEnd"/>
-      <w:r>
-        <w:rPr>
-          <w:rFonts w:cstheme="minorHAnsi"/>
-        </w:rPr>
-        <w:t xml:space="preserve"> identifies the most </w:t>
-      </w:r>
-      <w:r>
-        <w:rPr>
-          <w:rFonts w:cstheme="minorHAnsi"/>
-        </w:rPr>
+        </w:rPr>
+        <w:t>managing the hierarchical work itself.</w:t>
+      </w:r>
+    </w:p>
+    <w:p>
+      <w:pPr>
+        <w:rPr>
+          <w:rFonts w:cstheme="minorHAnsi"/>
+        </w:rPr>
+      </w:pPr>
+    </w:p>
+    <w:p>
+      <w:pPr>
+        <w:pStyle w:val="Heading1"/>
+      </w:pPr>
+      <w:r>
+        <w:br w:type="page"/>
+      </w:r>
+      <w:r>
         <w:lastRenderedPageBreak/>
-        <w:t>important tasks first. This gives the Iterator pattern a genuine purpose rather than simply replacing an STL loop.</w:t>
-      </w:r>
-    </w:p>
-    <w:p>
-      <w:pPr>
-        <w:rPr>
-          <w:rFonts w:cstheme="minorHAnsi"/>
-        </w:rPr>
-      </w:pPr>
-      <w:r>
-        <w:rPr>
-          <w:rFonts w:cstheme="minorHAnsi"/>
-          <w:b/>
-          <w:i/>
-        </w:rPr>
-        <w:t>Why use State?</w:t>
-      </w:r>
-      <w:r>
-        <w:rPr>
-          <w:rFonts w:cstheme="minorHAnsi"/>
-        </w:rPr>
-        <w:t xml:space="preserve"> A production task naturally changes throughout its lifecycle. The State pattern lets a task behave differently when planned, in progress, blocked or completed, while also preventing invalid lifecycle transitions.</w:t>
-      </w:r>
-    </w:p>
-    <w:p>
-      <w:pPr>
-        <w:rPr>
-          <w:rFonts w:cstheme="minorHAnsi"/>
-        </w:rPr>
-      </w:pPr>
-      <w:r>
-        <w:rPr>
-          <w:rFonts w:cstheme="minorHAnsi"/>
-          <w:b/>
-          <w:i/>
-        </w:rPr>
-        <w:t>Why use Decorator?</w:t>
-      </w:r>
-      <w:r>
-        <w:rPr>
-          <w:rFonts w:cstheme="minorHAnsi"/>
-        </w:rPr>
-        <w:t xml:space="preserve"> Some production tasks require additional responsibilities only in particular circumstances. Safety checks and equipment checks can therefore be added dynamically without modifying </w:t>
-      </w:r>
-      <w:proofErr w:type="spellStart"/>
-      <w:r>
-        <w:rPr>
-          <w:rFonts w:cstheme="minorHAnsi"/>
-        </w:rPr>
-        <w:t>ProductionTask</w:t>
-      </w:r>
-      <w:proofErr w:type="spellEnd"/>
-      <w:r>
-        <w:rPr>
-          <w:rFonts w:cstheme="minorHAnsi"/>
-        </w:rPr>
-        <w:t>.</w:t>
-      </w:r>
-    </w:p>
-    <w:p>
-      <w:pPr>
-        <w:rPr>
-          <w:rFonts w:cstheme="minorHAnsi"/>
-        </w:rPr>
-      </w:pPr>
-      <w:r>
-        <w:rPr>
-          <w:rFonts w:cstheme="minorHAnsi"/>
-          <w:b/>
-          <w:i/>
-        </w:rPr>
-        <w:t>Why are decorators non-owning?</w:t>
-      </w:r>
-      <w:r>
-        <w:rPr>
-          <w:rFonts w:cstheme="minorHAnsi"/>
-        </w:rPr>
-        <w:t xml:space="preserve"> The production hierarchy should have one clear owner for each work item. Making decorators non-owning prevents ownership conflicts and ensures that the hierarchy remains responsible for the lifetime of the underlying work item.</w:t>
-      </w:r>
-    </w:p>
-    <w:p>
-      <w:pPr>
-        <w:rPr>
-          <w:rFonts w:cstheme="minorHAnsi"/>
-        </w:rPr>
-      </w:pPr>
-      <w:r>
-        <w:rPr>
-          <w:rFonts w:cstheme="minorHAnsi"/>
-          <w:b/>
-          <w:i/>
-        </w:rPr>
-        <w:t xml:space="preserve">Why use composition for </w:t>
-      </w:r>
-      <w:proofErr w:type="spellStart"/>
-      <w:r>
-        <w:rPr>
-          <w:rFonts w:cstheme="minorHAnsi"/>
-          <w:b/>
-          <w:i/>
-        </w:rPr>
-        <w:t>WorkGroup</w:t>
-      </w:r>
-      <w:proofErr w:type="spellEnd"/>
-      <w:r>
-        <w:rPr>
-          <w:rFonts w:cstheme="minorHAnsi"/>
-          <w:b/>
-          <w:i/>
-        </w:rPr>
-        <w:t xml:space="preserve"> → </w:t>
-      </w:r>
-      <w:proofErr w:type="spellStart"/>
-      <w:r>
-        <w:rPr>
-          <w:rFonts w:cstheme="minorHAnsi"/>
-          <w:b/>
-          <w:i/>
-        </w:rPr>
-        <w:t>WorkItem</w:t>
-      </w:r>
-      <w:proofErr w:type="spellEnd"/>
-      <w:r>
-        <w:rPr>
-          <w:rFonts w:cstheme="minorHAnsi"/>
-          <w:b/>
-          <w:i/>
-        </w:rPr>
-        <w:t>?</w:t>
-      </w:r>
-      <w:r>
-        <w:rPr>
-          <w:rFonts w:cstheme="minorHAnsi"/>
-        </w:rPr>
-        <w:t xml:space="preserve"> The group owns the work items within it. This gives the system a clear destruction policy and makes the recursive hierarchy straightforward to manage.</w:t>
-      </w:r>
-    </w:p>
-    <w:p>
-      <w:pPr>
-        <w:rPr>
-          <w:rFonts w:cstheme="minorHAnsi"/>
-        </w:rPr>
-      </w:pPr>
-      <w:r>
-        <w:rPr>
-          <w:rFonts w:cstheme="minorHAnsi"/>
-          <w:b/>
-          <w:i/>
-        </w:rPr>
-        <w:t>How we keep the design relatively small?</w:t>
-      </w:r>
-      <w:r>
-        <w:rPr>
-          <w:rFonts w:cstheme="minorHAnsi"/>
-        </w:rPr>
-        <w:t xml:space="preserve"> Since we are advised to keep the design relatively small, we deliberately do not model cameras, budgets, contracts, crew members, costumes, etc. as separate systems. They can appear as the subject of tasks, but </w:t>
-      </w:r>
-      <w:proofErr w:type="spellStart"/>
-      <w:r>
-        <w:rPr>
-          <w:rFonts w:cstheme="minorHAnsi"/>
-        </w:rPr>
-        <w:t>TaskForge's</w:t>
-      </w:r>
-      <w:proofErr w:type="spellEnd"/>
-      <w:r>
-        <w:rPr>
-          <w:rFonts w:cstheme="minorHAnsi"/>
-        </w:rPr>
-        <w:t xml:space="preserve"> responsibility is </w:t>
-      </w:r>
-      <w:r>
-        <w:rPr>
-          <w:rFonts w:cstheme="minorHAnsi"/>
-          <w:b/>
-        </w:rPr>
-        <w:t>managing the hierarchical work itself.</w:t>
-      </w:r>
-    </w:p>
-    <w:p>
-      <w:pPr>
-        <w:rPr>
-          <w:rFonts w:cstheme="minorHAnsi"/>
-        </w:rPr>
-      </w:pPr>
+        <w:t>Task 4</w:t>
+      </w:r>
+    </w:p>
+    <w:p/>
+    <w:p>
+      <w:r>
+        <w:t>Object diagram representing FimProduction hierarchy and decorator wrapping after the execution of Scenario 2 in main.cpp</w:t>
+      </w:r>
+    </w:p>
+    <w:p>
+      <w:r>
+        <w:rPr>
+          <w:noProof/>
+        </w:rPr>
+        <w:drawing>
+          <wp:inline distT="0" distB="0" distL="0" distR="0" wp14:anchorId="62C5B5E4" wp14:editId="513F3E53">
+            <wp:extent cx="5943600" cy="5231765"/>
+            <wp:effectExtent l="0" t="0" r="0" b="6985"/>
+            <wp:docPr id="1495146808" name="Picture 1"/>
+            <wp:cNvGraphicFramePr>
+              <a:graphicFrameLocks xmlns:a="http://schemas.openxmlformats.org/drawingml/2006/main" noChangeAspect="1"/>
+            </wp:cNvGraphicFramePr>
+            <a:graphic xmlns:a="http://schemas.openxmlformats.org/drawingml/2006/main">
+              <a:graphicData uri="http://schemas.openxmlformats.org/drawingml/2006/picture">
+                <pic:pic xmlns:pic="http://schemas.openxmlformats.org/drawingml/2006/picture">
+                  <pic:nvPicPr>
+                    <pic:cNvPr id="1495146808" name="Picture 1495146808"/>
+                    <pic:cNvPicPr/>
+                  </pic:nvPicPr>
+                  <pic:blipFill>
+                    <a:blip r:embed="rId7" cstate="print">
+                      <a:extLst>
+                        <a:ext uri="{28A0092B-C50C-407E-A947-70E740481C1C}">
+                          <a14:useLocalDpi xmlns:a14="http://schemas.microsoft.com/office/drawing/2010/main" val="0"/>
+                        </a:ext>
+                      </a:extLst>
+                    </a:blip>
+                    <a:stretch>
+                      <a:fillRect/>
+                    </a:stretch>
+                  </pic:blipFill>
+                  <pic:spPr>
+                    <a:xfrm>
+                      <a:off x="0" y="0"/>
+                      <a:ext cx="5943600" cy="5231765"/>
+                    </a:xfrm>
+                    <a:prstGeom prst="rect">
+                      <a:avLst/>
+                    </a:prstGeom>
+                  </pic:spPr>
+                </pic:pic>
+              </a:graphicData>
+            </a:graphic>
+          </wp:inline>
+        </w:drawing>
+      </w:r>
+    </w:p>
+    <w:p/>
+    <w:p/>
+    <w:p/>
+    <w:p/>
+    <w:p/>
+    <w:p/>
+    <w:p>
+      <w:r>
+        <w:lastRenderedPageBreak/>
+        <w:t>State diagram representing states of a productionTask</w:t>
+      </w:r>
+    </w:p>
+    <w:p>
+      <w:r>
+        <w:rPr>
+          <w:noProof/>
+        </w:rPr>
+        <w:drawing>
+          <wp:inline distT="0" distB="0" distL="0" distR="0" wp14:anchorId="3A2F85FC" wp14:editId="312771A3">
+            <wp:extent cx="4857750" cy="2936695"/>
+            <wp:effectExtent l="0" t="0" r="0" b="0"/>
+            <wp:docPr id="545004699" name="Picture 2"/>
+            <wp:cNvGraphicFramePr>
+              <a:graphicFrameLocks xmlns:a="http://schemas.openxmlformats.org/drawingml/2006/main" noChangeAspect="1"/>
+            </wp:cNvGraphicFramePr>
+            <a:graphic xmlns:a="http://schemas.openxmlformats.org/drawingml/2006/main">
+              <a:graphicData uri="http://schemas.openxmlformats.org/drawingml/2006/picture">
+                <pic:pic xmlns:pic="http://schemas.openxmlformats.org/drawingml/2006/picture">
+                  <pic:nvPicPr>
+                    <pic:cNvPr id="545004699" name="Picture 545004699"/>
+                    <pic:cNvPicPr/>
+                  </pic:nvPicPr>
+                  <pic:blipFill>
+                    <a:blip r:embed="rId8" cstate="print">
+                      <a:extLst>
+                        <a:ext uri="{28A0092B-C50C-407E-A947-70E740481C1C}">
+                          <a14:useLocalDpi xmlns:a14="http://schemas.microsoft.com/office/drawing/2010/main" val="0"/>
+                        </a:ext>
+                      </a:extLst>
+                    </a:blip>
+                    <a:stretch>
+                      <a:fillRect/>
+                    </a:stretch>
+                  </pic:blipFill>
+                  <pic:spPr>
+                    <a:xfrm>
+                      <a:off x="0" y="0"/>
+                      <a:ext cx="4862682" cy="2939676"/>
+                    </a:xfrm>
+                    <a:prstGeom prst="rect">
+                      <a:avLst/>
+                    </a:prstGeom>
+                  </pic:spPr>
+                </pic:pic>
+              </a:graphicData>
+            </a:graphic>
+          </wp:inline>
+        </w:drawing>
+      </w:r>
+    </w:p>
+    <w:p/>
+    <w:p>
+      <w:r>
+        <w:t>Activity diagram 1 representing the flow of activities following a disruption</w:t>
+      </w:r>
+    </w:p>
+    <w:p>
+      <w:r>
+        <w:rPr>
+          <w:noProof/>
+        </w:rPr>
+        <w:drawing>
+          <wp:inline distT="0" distB="0" distL="0" distR="0" wp14:anchorId="54F6E976" wp14:editId="4E230945">
+            <wp:extent cx="2972306" cy="3871913"/>
+            <wp:effectExtent l="0" t="0" r="0" b="0"/>
+            <wp:docPr id="1911188425" name="Picture 3"/>
+            <wp:cNvGraphicFramePr>
+              <a:graphicFrameLocks xmlns:a="http://schemas.openxmlformats.org/drawingml/2006/main" noChangeAspect="1"/>
+            </wp:cNvGraphicFramePr>
+            <a:graphic xmlns:a="http://schemas.openxmlformats.org/drawingml/2006/main">
+              <a:graphicData uri="http://schemas.openxmlformats.org/drawingml/2006/picture">
+                <pic:pic xmlns:pic="http://schemas.openxmlformats.org/drawingml/2006/picture">
+                  <pic:nvPicPr>
+                    <pic:cNvPr id="1911188425" name="Picture 1911188425"/>
+                    <pic:cNvPicPr/>
+                  </pic:nvPicPr>
+                  <pic:blipFill>
+                    <a:blip r:embed="rId9" cstate="print">
+                      <a:extLst>
+                        <a:ext uri="{28A0092B-C50C-407E-A947-70E740481C1C}">
+                          <a14:useLocalDpi xmlns:a14="http://schemas.microsoft.com/office/drawing/2010/main" val="0"/>
+                        </a:ext>
+                      </a:extLst>
+                    </a:blip>
+                    <a:stretch>
+                      <a:fillRect/>
+                    </a:stretch>
+                  </pic:blipFill>
+                  <pic:spPr>
+                    <a:xfrm>
+                      <a:off x="0" y="0"/>
+                      <a:ext cx="2977115" cy="3878177"/>
+                    </a:xfrm>
+                    <a:prstGeom prst="rect">
+                      <a:avLst/>
+                    </a:prstGeom>
+                  </pic:spPr>
+                </pic:pic>
+              </a:graphicData>
+            </a:graphic>
+          </wp:inline>
+        </w:drawing>
+      </w:r>
+    </w:p>
+    <w:p/>
+    <w:p>
+      <w:r>
+        <w:lastRenderedPageBreak/>
+        <w:t>Activity diagram 2 representing the flow of the Iterator class with productionTask</w:t>
+      </w:r>
+    </w:p>
+    <w:p>
+      <w:r>
+        <w:rPr>
+          <w:noProof/>
+        </w:rPr>
+        <w:drawing>
+          <wp:inline distT="0" distB="0" distL="0" distR="0" wp14:anchorId="115AE519" wp14:editId="09604AD2">
+            <wp:extent cx="2949389" cy="3867150"/>
+            <wp:effectExtent l="0" t="0" r="3810" b="0"/>
+            <wp:docPr id="1805496684" name="Picture 4"/>
+            <wp:cNvGraphicFramePr>
+              <a:graphicFrameLocks xmlns:a="http://schemas.openxmlformats.org/drawingml/2006/main" noChangeAspect="1"/>
+            </wp:cNvGraphicFramePr>
+            <a:graphic xmlns:a="http://schemas.openxmlformats.org/drawingml/2006/main">
+              <a:graphicData uri="http://schemas.openxmlformats.org/drawingml/2006/picture">
+                <pic:pic xmlns:pic="http://schemas.openxmlformats.org/drawingml/2006/picture">
+                  <pic:nvPicPr>
+                    <pic:cNvPr id="1805496684" name="Picture 1805496684"/>
+                    <pic:cNvPicPr/>
+                  </pic:nvPicPr>
+                  <pic:blipFill>
+                    <a:blip r:embed="rId10" cstate="print">
+                      <a:extLst>
+                        <a:ext uri="{28A0092B-C50C-407E-A947-70E740481C1C}">
+                          <a14:useLocalDpi xmlns:a14="http://schemas.microsoft.com/office/drawing/2010/main" val="0"/>
+                        </a:ext>
+                      </a:extLst>
+                    </a:blip>
+                    <a:stretch>
+                      <a:fillRect/>
+                    </a:stretch>
+                  </pic:blipFill>
+                  <pic:spPr>
+                    <a:xfrm>
+                      <a:off x="0" y="0"/>
+                      <a:ext cx="2959867" cy="3880888"/>
+                    </a:xfrm>
+                    <a:prstGeom prst="rect">
+                      <a:avLst/>
+                    </a:prstGeom>
+                  </pic:spPr>
+                </pic:pic>
+              </a:graphicData>
+            </a:graphic>
+          </wp:inline>
+        </w:drawing>
+      </w:r>
+    </w:p>
+    <w:p>
+      <w:r>
+        <w:t>Activity diagram representing the flow of states in productionTask</w:t>
+      </w:r>
+    </w:p>
+    <w:p>
+      <w:r>
+        <w:rPr>
+          <w:noProof/>
+        </w:rPr>
+        <w:drawing>
+          <wp:inline distT="0" distB="0" distL="0" distR="0" wp14:anchorId="2C05F1AA" wp14:editId="6CD02D21">
+            <wp:extent cx="2696950" cy="3543300"/>
+            <wp:effectExtent l="0" t="0" r="8255" b="0"/>
+            <wp:docPr id="1889837983" name="Picture 5"/>
+            <wp:cNvGraphicFramePr>
+              <a:graphicFrameLocks xmlns:a="http://schemas.openxmlformats.org/drawingml/2006/main" noChangeAspect="1"/>
+            </wp:cNvGraphicFramePr>
+            <a:graphic xmlns:a="http://schemas.openxmlformats.org/drawingml/2006/main">
+              <a:graphicData uri="http://schemas.openxmlformats.org/drawingml/2006/picture">
+                <pic:pic xmlns:pic="http://schemas.openxmlformats.org/drawingml/2006/picture">
+                  <pic:nvPicPr>
+                    <pic:cNvPr id="1889837983" name="Picture 1889837983"/>
+                    <pic:cNvPicPr/>
+                  </pic:nvPicPr>
+                  <pic:blipFill>
+                    <a:blip r:embed="rId11" cstate="print">
+                      <a:extLst>
+                        <a:ext uri="{28A0092B-C50C-407E-A947-70E740481C1C}">
+                          <a14:useLocalDpi xmlns:a14="http://schemas.microsoft.com/office/drawing/2010/main" val="0"/>
+                        </a:ext>
+                      </a:extLst>
+                    </a:blip>
+                    <a:stretch>
+                      <a:fillRect/>
+                    </a:stretch>
+                  </pic:blipFill>
+                  <pic:spPr>
+                    <a:xfrm>
+                      <a:off x="0" y="0"/>
+                      <a:ext cx="2703193" cy="3551502"/>
+                    </a:xfrm>
+                    <a:prstGeom prst="rect">
+                      <a:avLst/>
+                    </a:prstGeom>
+                  </pic:spPr>
+                </pic:pic>
+              </a:graphicData>
+            </a:graphic>
+          </wp:inline>
+        </w:drawing>
+      </w:r>
+      <w:r>
+        <w:br w:type="page"/>
+      </w:r>
     </w:p>
     <w:p>
       <w:pPr>
         <w:pStyle w:val="Heading1"/>
       </w:pPr>
-      <w:r>
-        <w:br w:type="page"/>
-      </w:r>
       <w:r>
         <w:lastRenderedPageBreak/>
         <w:t>Task 5</w:t>
@@ -1944,19 +1692,14 @@
     <w:p/>
     <w:p>
       <w:r>
-        <w:t xml:space="preserve">Using </w:t>
-      </w:r>
-      <w:proofErr w:type="spellStart"/>
-      <w:r>
-        <w:t>gdb</w:t>
-      </w:r>
-      <w:proofErr w:type="spellEnd"/>
-      <w:r>
-        <w:t xml:space="preserve"> while implementing:</w:t>
-      </w:r>
-    </w:p>
-    <w:p>
-      <w:r>
+        <w:t>Using gdb while implementing:</w:t>
+      </w:r>
+    </w:p>
+    <w:p>
+      <w:r>
+        <w:rPr>
+          <w:noProof/>
+        </w:rPr>
         <w:drawing>
           <wp:inline distT="0" distB="0" distL="0" distR="0" wp14:anchorId="6E469648" wp14:editId="77D132ED">
             <wp:extent cx="4095345" cy="3958027"/>
@@ -1973,7 +1716,7 @@
                     <pic:cNvPicPr/>
                   </pic:nvPicPr>
                   <pic:blipFill>
-                    <a:blip r:embed="rId7"/>
+                    <a:blip r:embed="rId12"/>
                     <a:stretch>
                       <a:fillRect/>
                     </a:stretch>
@@ -1996,6 +1739,9 @@
     </w:p>
     <w:p>
       <w:r>
+        <w:rPr>
+          <w:noProof/>
+        </w:rPr>
         <w:drawing>
           <wp:inline distT="0" distB="0" distL="0" distR="0" wp14:anchorId="3F4A87A9" wp14:editId="0F482C6A">
             <wp:extent cx="4133852" cy="2898842"/>
@@ -2012,7 +1758,7 @@
                     <pic:cNvPicPr/>
                   </pic:nvPicPr>
                   <pic:blipFill>
-                    <a:blip r:embed="rId8"/>
+                    <a:blip r:embed="rId13"/>
                     <a:stretch>
                       <a:fillRect/>
                     </a:stretch>
@@ -2041,13 +1787,8 @@
       </w:r>
     </w:p>
     <w:p>
-      <w:proofErr w:type="spellStart"/>
-      <w:r>
-        <w:t>taskforge</w:t>
-      </w:r>
-      <w:proofErr w:type="spellEnd"/>
-      <w:r>
-        <w:t xml:space="preserve"> builds cleanly but crashes with a segmentation fault at program shutdown, after printing all of Scenario 2's output. A subtler tell shows up earlier too: the "</w:t>
+      <w:r>
+        <w:t>taskforge builds cleanly but crashes with a segmentation fault at program shutdown, after printing all of Scenario 2's output. A subtler tell shows up earlier too: the "</w:t>
       </w:r>
       <w:r>
         <w:t>new</w:t>
@@ -2062,7 +1803,7 @@
           <w:noProof/>
         </w:rPr>
         <w:drawing>
-          <wp:inline distT="0" distB="0" distL="0" distR="0" wp14:anchorId="5E86CCC4" wp14:editId="0AC3E913">
+          <wp:inline distT="0" distB="0" distL="0" distR="0" wp14:anchorId="5E86CCC4" wp14:editId="2DCB56DD">
             <wp:extent cx="3910013" cy="1867231"/>
             <wp:effectExtent l="0" t="0" r="0" b="0"/>
             <wp:docPr id="917216580" name="Picture 1"/>
@@ -2077,7 +1818,7 @@
                     <pic:cNvPicPr/>
                   </pic:nvPicPr>
                   <pic:blipFill>
-                    <a:blip r:embed="rId9" cstate="print">
+                    <a:blip r:embed="rId14" cstate="print">
                       <a:extLst>
                         <a:ext uri="{28A0092B-C50C-407E-A947-70E740481C1C}">
                           <a14:useLocalDpi xmlns:a14="http://schemas.microsoft.com/office/drawing/2010/main" val="0"/>
@@ -2106,68 +1847,14 @@
     </w:p>
     <w:p>
       <w:r>
-        <w:t>In the weather-disruption s</w:t>
-      </w:r>
-      <w:r>
-        <w:t>cenario</w:t>
-      </w:r>
-      <w:r>
-        <w:t xml:space="preserve">, the task added Set Up Lighting to </w:t>
-      </w:r>
-      <w:proofErr w:type="spellStart"/>
-      <w:r>
-        <w:t>warehouseClimax</w:t>
-      </w:r>
-      <w:proofErr w:type="spellEnd"/>
-      <w:r>
-        <w:t xml:space="preserve"> but never called </w:t>
-      </w:r>
-      <w:proofErr w:type="spellStart"/>
-      <w:r>
-        <w:t>harborOpening</w:t>
-      </w:r>
-      <w:proofErr w:type="spellEnd"/>
-      <w:r>
-        <w:t xml:space="preserve">-&gt;remove(...) first. The same </w:t>
-      </w:r>
-      <w:proofErr w:type="spellStart"/>
-      <w:r>
-        <w:t>ProductionTask</w:t>
-      </w:r>
-      <w:proofErr w:type="spellEnd"/>
-      <w:r>
-        <w:t xml:space="preserve">* was now sitting in two </w:t>
-      </w:r>
-      <w:proofErr w:type="spellStart"/>
-      <w:proofErr w:type="gramStart"/>
-      <w:r>
-        <w:t>WorkGroup</w:t>
-      </w:r>
-      <w:proofErr w:type="spellEnd"/>
-      <w:r>
-        <w:t>::children</w:t>
-      </w:r>
-      <w:proofErr w:type="gramEnd"/>
-      <w:r>
-        <w:t xml:space="preserve"> vectors. Both are </w:t>
-      </w:r>
-      <w:proofErr w:type="spellStart"/>
-      <w:r>
-        <w:t>WorkGroup</w:t>
-      </w:r>
-      <w:proofErr w:type="spellEnd"/>
-      <w:r>
-        <w:t>, both own their children, and both delete every child in their destructor</w:t>
-      </w:r>
-      <w:r>
-        <w:t>. T</w:t>
-      </w:r>
-      <w:r>
-        <w:t>he pointer gets deleted twice.</w:t>
-      </w:r>
-    </w:p>
-    <w:p>
-      <w:r>
+        <w:t>In the weather-disruption scenario, the task added Set Up Lighting to warehouseClimax but never called harborOpening-&gt;remove(...) first. The same ProductionTask* was now in two WorkGroup::children vectors. Both are WorkGroup, both own their children, and both delete every child in their destructor. The pointer gets deleted twice.</w:t>
+      </w:r>
+    </w:p>
+    <w:p>
+      <w:r>
+        <w:rPr>
+          <w:noProof/>
+        </w:rPr>
         <w:drawing>
           <wp:inline distT="0" distB="0" distL="0" distR="0" wp14:anchorId="40783450" wp14:editId="5E7BB761">
             <wp:extent cx="4962561" cy="619130"/>
@@ -2184,7 +1871,7 @@
                     <pic:cNvPicPr/>
                   </pic:nvPicPr>
                   <pic:blipFill>
-                    <a:blip r:embed="rId10"/>
+                    <a:blip r:embed="rId15"/>
                     <a:stretch>
                       <a:fillRect/>
                     </a:stretch>
@@ -2207,6 +1894,9 @@
     </w:p>
     <w:p>
       <w:r>
+        <w:rPr>
+          <w:noProof/>
+        </w:rPr>
         <w:drawing>
           <wp:inline distT="0" distB="0" distL="0" distR="0" wp14:anchorId="39354427" wp14:editId="26AE82C2">
             <wp:extent cx="4784245" cy="3569970"/>
@@ -2223,7 +1913,7 @@
                     <pic:cNvPicPr/>
                   </pic:nvPicPr>
                   <pic:blipFill>
-                    <a:blip r:embed="rId11"/>
+                    <a:blip r:embed="rId16"/>
                     <a:stretch>
                       <a:fillRect/>
                     </a:stretch>
@@ -2256,76 +1946,24 @@
           <w:rFonts w:ascii="Courier New" w:hAnsi="Courier New" w:cs="Courier New"/>
         </w:rPr>
       </w:pPr>
-      <w:proofErr w:type="spellStart"/>
-      <w:proofErr w:type="gramStart"/>
       <w:r>
         <w:rPr>
           <w:rFonts w:ascii="Courier New" w:hAnsi="Courier New" w:cs="Courier New"/>
         </w:rPr>
-        <w:t>world.harborOpening</w:t>
-      </w:r>
-      <w:proofErr w:type="spellEnd"/>
-      <w:proofErr w:type="gramEnd"/>
-      <w:r>
+        <w:t>world.harborOpening-&gt;remove(world.setUpLighting);</w:t>
+      </w:r>
+    </w:p>
+    <w:p>
+      <w:pPr>
         <w:rPr>
           <w:rFonts w:ascii="Courier New" w:hAnsi="Courier New" w:cs="Courier New"/>
         </w:rPr>
-        <w:t>-&gt;remove(</w:t>
-      </w:r>
-      <w:proofErr w:type="spellStart"/>
-      <w:proofErr w:type="gramStart"/>
+      </w:pPr>
       <w:r>
         <w:rPr>
           <w:rFonts w:ascii="Courier New" w:hAnsi="Courier New" w:cs="Courier New"/>
         </w:rPr>
-        <w:t>world.setUpLighting</w:t>
-      </w:r>
-      <w:proofErr w:type="spellEnd"/>
-      <w:proofErr w:type="gramEnd"/>
-      <w:r>
-        <w:rPr>
-          <w:rFonts w:ascii="Courier New" w:hAnsi="Courier New" w:cs="Courier New"/>
-        </w:rPr>
-        <w:t>);</w:t>
-      </w:r>
-    </w:p>
-    <w:p>
-      <w:pPr>
-        <w:rPr>
-          <w:rFonts w:ascii="Courier New" w:hAnsi="Courier New" w:cs="Courier New"/>
-        </w:rPr>
-      </w:pPr>
-      <w:proofErr w:type="spellStart"/>
-      <w:proofErr w:type="gramStart"/>
-      <w:r>
-        <w:rPr>
-          <w:rFonts w:ascii="Courier New" w:hAnsi="Courier New" w:cs="Courier New"/>
-        </w:rPr>
-        <w:t>world.warehouseClimax</w:t>
-      </w:r>
-      <w:proofErr w:type="spellEnd"/>
-      <w:proofErr w:type="gramEnd"/>
-      <w:r>
-        <w:rPr>
-          <w:rFonts w:ascii="Courier New" w:hAnsi="Courier New" w:cs="Courier New"/>
-        </w:rPr>
-        <w:t>-&gt;add(</w:t>
-      </w:r>
-      <w:proofErr w:type="spellStart"/>
-      <w:proofErr w:type="gramStart"/>
-      <w:r>
-        <w:rPr>
-          <w:rFonts w:ascii="Courier New" w:hAnsi="Courier New" w:cs="Courier New"/>
-        </w:rPr>
-        <w:t>world.setUpLighting</w:t>
-      </w:r>
-      <w:proofErr w:type="spellEnd"/>
-      <w:proofErr w:type="gramEnd"/>
-      <w:r>
-        <w:rPr>
-          <w:rFonts w:ascii="Courier New" w:hAnsi="Courier New" w:cs="Courier New"/>
-        </w:rPr>
-        <w:t>);</w:t>
+        <w:t>world.warehouseClimax-&gt;add(world.setUpLighting);</w:t>
       </w:r>
     </w:p>
     <w:p>
@@ -2334,12 +1972,7 @@
       </w:r>
       <w:r>
         <w:br/>
-      </w:r>
-      <w:r>
-        <w:t>After the fix: exit code 0, Set Up Lighting appears exactly once everywhere</w:t>
-      </w:r>
-      <w:r>
-        <w:t xml:space="preserve">. </w:t>
+        <w:t xml:space="preserve">After the fix: exit code 0, Set Up Lighting appears exactly once everywhere. </w:t>
       </w:r>
     </w:p>
     <w:p/>
@@ -2350,6 +1983,9 @@
     </w:p>
     <w:p>
       <w:r>
+        <w:rPr>
+          <w:noProof/>
+        </w:rPr>
         <w:drawing>
           <wp:inline distT="0" distB="0" distL="0" distR="0" wp14:anchorId="3EE5421E" wp14:editId="4D9E63D6">
             <wp:extent cx="5943600" cy="1416685"/>
@@ -2366,7 +2002,7 @@
                     <pic:cNvPicPr/>
                   </pic:nvPicPr>
                   <pic:blipFill>
-                    <a:blip r:embed="rId12"/>
+                    <a:blip r:embed="rId17"/>
                     <a:stretch>
                       <a:fillRect/>
                     </a:stretch>
@@ -2391,7 +2027,7 @@
     <w:p/>
     <w:p/>
     <w:sectPr>
-      <w:headerReference w:type="default" r:id="rId13"/>
+      <w:headerReference w:type="default" r:id="rId18"/>
       <w:pgSz w:w="12240" w:h="15840"/>
       <w:pgMar w:top="1440" w:right="1440" w:bottom="1440" w:left="1440" w:header="720" w:footer="720" w:gutter="0"/>
       <w:cols w:space="720"/>
@@ -3331,6 +2967,7 @@
   <w:style w:type="character" w:default="1" w:styleId="DefaultParagraphFont">
     <w:name w:val="Default Paragraph Font"/>
     <w:uiPriority w:val="1"/>
+    <w:semiHidden/>
     <w:unhideWhenUsed/>
   </w:style>
   <w:style w:type="table" w:default="1" w:styleId="TableNormal">

--- a/COS214_P4.docx
+++ b/COS214_P4.docx
@@ -7,7 +7,16 @@
         <w:pStyle w:val="Heading3"/>
       </w:pPr>
       <w:r>
-        <w:t>Group20: Kiara Ajodhaparsadh(u25395344),</w:t>
+        <w:t>Group</w:t>
+      </w:r>
+      <w:r>
+        <w:t xml:space="preserve"> </w:t>
+      </w:r>
+      <w:r>
+        <w:t>20: Kiara Ajodhaparsadh(u25395344),</w:t>
+      </w:r>
+      <w:r>
+        <w:t xml:space="preserve"> Nasiha Osman (u25110188), Mueez Gani (u24983439)</w:t>
       </w:r>
     </w:p>
     <w:p>
@@ -1847,7 +1856,15 @@
     </w:p>
     <w:p>
       <w:r>
-        <w:t>In the weather-disruption scenario, the task added Set Up Lighting to warehouseClimax but never called harborOpening-&gt;remove(...) first. The same ProductionTask* was now in two WorkGroup::children vectors. Both are WorkGroup, both own their children, and both delete every child in their destructor. The pointer gets deleted twice.</w:t>
+        <w:t xml:space="preserve">In the weather-disruption scenario, the task added Set Up Lighting to warehouseClimax but never called harborOpening-&gt;remove(...) first. The same ProductionTask* was now in two </w:t>
+      </w:r>
+      <w:proofErr w:type="gramStart"/>
+      <w:r>
+        <w:t>WorkGroup::children</w:t>
+      </w:r>
+      <w:proofErr w:type="gramEnd"/>
+      <w:r>
+        <w:t xml:space="preserve"> vectors. Both are WorkGroup, both own their children, and both delete every child in their destructor. The pointer gets deleted twice.</w:t>
       </w:r>
     </w:p>
     <w:p>
@@ -1946,24 +1963,68 @@
           <w:rFonts w:ascii="Courier New" w:hAnsi="Courier New" w:cs="Courier New"/>
         </w:rPr>
       </w:pPr>
+      <w:proofErr w:type="gramStart"/>
       <w:r>
         <w:rPr>
           <w:rFonts w:ascii="Courier New" w:hAnsi="Courier New" w:cs="Courier New"/>
         </w:rPr>
-        <w:t>world.harborOpening-&gt;remove(world.setUpLighting);</w:t>
-      </w:r>
-    </w:p>
-    <w:p>
-      <w:pPr>
+        <w:t>world.harborOpening</w:t>
+      </w:r>
+      <w:proofErr w:type="gramEnd"/>
+      <w:r>
         <w:rPr>
           <w:rFonts w:ascii="Courier New" w:hAnsi="Courier New" w:cs="Courier New"/>
         </w:rPr>
-      </w:pPr>
+        <w:t>-&gt;remove(</w:t>
+      </w:r>
+      <w:proofErr w:type="gramStart"/>
       <w:r>
         <w:rPr>
           <w:rFonts w:ascii="Courier New" w:hAnsi="Courier New" w:cs="Courier New"/>
         </w:rPr>
-        <w:t>world.warehouseClimax-&gt;add(world.setUpLighting);</w:t>
+        <w:t>world.setUpLighting</w:t>
+      </w:r>
+      <w:proofErr w:type="gramEnd"/>
+      <w:r>
+        <w:rPr>
+          <w:rFonts w:ascii="Courier New" w:hAnsi="Courier New" w:cs="Courier New"/>
+        </w:rPr>
+        <w:t>);</w:t>
+      </w:r>
+    </w:p>
+    <w:p>
+      <w:pPr>
+        <w:rPr>
+          <w:rFonts w:ascii="Courier New" w:hAnsi="Courier New" w:cs="Courier New"/>
+        </w:rPr>
+      </w:pPr>
+      <w:proofErr w:type="gramStart"/>
+      <w:r>
+        <w:rPr>
+          <w:rFonts w:ascii="Courier New" w:hAnsi="Courier New" w:cs="Courier New"/>
+        </w:rPr>
+        <w:t>world.warehouseClimax</w:t>
+      </w:r>
+      <w:proofErr w:type="gramEnd"/>
+      <w:r>
+        <w:rPr>
+          <w:rFonts w:ascii="Courier New" w:hAnsi="Courier New" w:cs="Courier New"/>
+        </w:rPr>
+        <w:t>-&gt;add(</w:t>
+      </w:r>
+      <w:proofErr w:type="gramStart"/>
+      <w:r>
+        <w:rPr>
+          <w:rFonts w:ascii="Courier New" w:hAnsi="Courier New" w:cs="Courier New"/>
+        </w:rPr>
+        <w:t>world.setUpLighting</w:t>
+      </w:r>
+      <w:proofErr w:type="gramEnd"/>
+      <w:r>
+        <w:rPr>
+          <w:rFonts w:ascii="Courier New" w:hAnsi="Courier New" w:cs="Courier New"/>
+        </w:rPr>
+        <w:t>);</w:t>
       </w:r>
     </w:p>
     <w:p>

--- a/COS214_P4.docx
+++ b/COS214_P4.docx
@@ -56,8 +56,13 @@
       </w:r>
     </w:p>
     <w:p>
-      <w:r>
-        <w:t>TaskForge is a reusable work-processing system designed to manage the work involved in producing a film. Film production contains a large bo</w:t>
+      <w:proofErr w:type="spellStart"/>
+      <w:r>
+        <w:t>TaskForge</w:t>
+      </w:r>
+      <w:proofErr w:type="spellEnd"/>
+      <w:r>
+        <w:t xml:space="preserve"> is a reusable work-processing system designed to manage the work involved in producing a film. Film production contains a large bo</w:t>
       </w:r>
       <w:r>
         <w:t>dy of work that can be broken</w:t>
@@ -68,7 +73,15 @@
     </w:p>
     <w:p>
       <w:r>
-        <w:t>The problem TaskForge solves is the difficulty of organising, processing and monitoring this hierarchical body of work while allowing production staff to:</w:t>
+        <w:t xml:space="preserve">The problem </w:t>
+      </w:r>
+      <w:proofErr w:type="spellStart"/>
+      <w:r>
+        <w:t>TaskForge</w:t>
+      </w:r>
+      <w:proofErr w:type="spellEnd"/>
+      <w:r>
+        <w:t xml:space="preserve"> solves is the difficulty of organising, processing and monitoring this hierarchical body of work while allowing production staff to:</w:t>
       </w:r>
       <w:r>
         <w:t xml:space="preserve"> </w:t>
@@ -109,16 +122,37 @@
           <w:rStyle w:val="SubtleEmphasis"/>
         </w:rPr>
       </w:pPr>
+      <w:proofErr w:type="spellStart"/>
       <w:r>
         <w:rPr>
           <w:rStyle w:val="SubtleEmphasis"/>
         </w:rPr>
-        <w:t>TaskForge System Overview</w:t>
-      </w:r>
-    </w:p>
-    <w:p>
-      <w:r>
-        <w:t>TaskForge is a hierarchical work-processing system designed for managing the work involved in producing a film. A film production consists of many pieces of work that are organised into groups, such as production phases, scenes, and individual production tasks. TaskForge represents this work as a hierarchy in which both individual tasks and groups of tasks can be treated uniformly (composite DP).</w:t>
+        <w:t>TaskForge</w:t>
+      </w:r>
+      <w:proofErr w:type="spellEnd"/>
+      <w:r>
+        <w:rPr>
+          <w:rStyle w:val="SubtleEmphasis"/>
+        </w:rPr>
+        <w:t xml:space="preserve"> System Overview</w:t>
+      </w:r>
+    </w:p>
+    <w:p>
+      <w:proofErr w:type="spellStart"/>
+      <w:r>
+        <w:t>TaskForge</w:t>
+      </w:r>
+      <w:proofErr w:type="spellEnd"/>
+      <w:r>
+        <w:t xml:space="preserve"> is a hierarchical work-processing system designed for managing the work involved in producing a film. A film production consists of many pieces of work that are organised into groups, such as production phases, scenes, and individual production tasks. </w:t>
+      </w:r>
+      <w:proofErr w:type="spellStart"/>
+      <w:r>
+        <w:t>TaskForge</w:t>
+      </w:r>
+      <w:proofErr w:type="spellEnd"/>
+      <w:r>
+        <w:t xml:space="preserve"> represents this work as a hierarchy in which both individual tasks and groups of tasks can be treated uniformly (composite DP).</w:t>
       </w:r>
     </w:p>
     <w:p>
@@ -191,9 +225,22 @@
       </w:r>
     </w:p>
     <w:p>
+      <w:proofErr w:type="spellStart"/>
       <w:r>
         <w:lastRenderedPageBreak/>
-        <w:t>TaskForge also allows additional responsibilities to be added to work items at runtime. For example, a safety check or equipment check can be added to a filming task without modifying the original task. These responsibilities can be stacked, allowing a single task to have multiple additional requirements while remaining usable through the same WorkItem abstraction</w:t>
+        <w:t>TaskForge</w:t>
+      </w:r>
+      <w:proofErr w:type="spellEnd"/>
+      <w:r>
+        <w:t xml:space="preserve"> also allows additional responsibilities to be added to work items at runtime. For example, a safety check or equipment check can be added to a filming task without modifying the original task. These responsibilities can be stacked, allowing a single task to have multiple additional requirements while remaining usable through the same </w:t>
+      </w:r>
+      <w:proofErr w:type="spellStart"/>
+      <w:r>
+        <w:t>WorkItem</w:t>
+      </w:r>
+      <w:proofErr w:type="spellEnd"/>
+      <w:r>
+        <w:t xml:space="preserve"> abstraction</w:t>
       </w:r>
       <w:r>
         <w:t xml:space="preserve"> (Decorator DP)</w:t>
@@ -204,7 +251,15 @@
     </w:p>
     <w:p>
       <w:r>
-        <w:t xml:space="preserve">Finally, the production hierarchy can change while the system is running. For example, a task can be moved from one scene or production group to another. TaskForge uses a deliberate </w:t>
+        <w:t xml:space="preserve">Finally, the production hierarchy can change while the system is running. For example, a task can be moved from one scene or production group to another. </w:t>
+      </w:r>
+      <w:proofErr w:type="spellStart"/>
+      <w:r>
+        <w:t>TaskForge</w:t>
+      </w:r>
+      <w:proofErr w:type="spellEnd"/>
+      <w:r>
+        <w:t xml:space="preserve"> uses a deliberate </w:t>
       </w:r>
       <w:r>
         <w:rPr>
@@ -218,7 +273,15 @@
     </w:p>
     <w:p>
       <w:r>
-        <w:t>Overall, TaskForge provides a single system for organising, traversing, processing, monitoring, and dynamically modifying film-production work. The Composite, Iterator, State, and Decorator patterns work together as parts of this single workflow rather than as separate demonstrations of the patterns.</w:t>
+        <w:t xml:space="preserve">Overall, </w:t>
+      </w:r>
+      <w:proofErr w:type="spellStart"/>
+      <w:r>
+        <w:t>TaskForge</w:t>
+      </w:r>
+      <w:proofErr w:type="spellEnd"/>
+      <w:r>
+        <w:t xml:space="preserve"> provides a single system for organising, traversing, processing, monitoring, and dynamically modifying film-production work. The Composite, Iterator, State, and Decorator patterns work together as parts of this single workflow rather than as separate demonstrations of the patterns.</w:t>
       </w:r>
     </w:p>
     <w:p/>
@@ -246,7 +309,25 @@
           <w:rFonts w:eastAsiaTheme="minorEastAsia"/>
           <w:spacing w:val="15"/>
         </w:rPr>
-        <w:t>fication of the GoF participants</w:t>
+        <w:t xml:space="preserve">fication of the </w:t>
+      </w:r>
+      <w:proofErr w:type="spellStart"/>
+      <w:r>
+        <w:rPr>
+          <w:rStyle w:val="SubtleEmphasis"/>
+          <w:rFonts w:eastAsiaTheme="minorEastAsia"/>
+          <w:spacing w:val="15"/>
+        </w:rPr>
+        <w:t>GoF</w:t>
+      </w:r>
+      <w:proofErr w:type="spellEnd"/>
+      <w:r>
+        <w:rPr>
+          <w:rStyle w:val="SubtleEmphasis"/>
+          <w:rFonts w:eastAsiaTheme="minorEastAsia"/>
+          <w:spacing w:val="15"/>
+        </w:rPr>
+        <w:t xml:space="preserve"> participants</w:t>
       </w:r>
     </w:p>
     <w:p>
@@ -304,12 +385,14 @@
                 <w:b w:val="0"/>
               </w:rPr>
             </w:pPr>
+            <w:proofErr w:type="spellStart"/>
             <w:r>
               <w:rPr>
                 <w:b w:val="0"/>
               </w:rPr>
               <w:t>WorkItem</w:t>
             </w:r>
+            <w:proofErr w:type="spellEnd"/>
           </w:p>
         </w:tc>
         <w:tc>
@@ -355,9 +438,11 @@
             <w:pPr>
               <w:cnfStyle w:val="000000100000" w:firstRow="0" w:lastRow="0" w:firstColumn="0" w:lastColumn="0" w:oddVBand="0" w:evenVBand="0" w:oddHBand="1" w:evenHBand="0" w:firstRowFirstColumn="0" w:firstRowLastColumn="0" w:lastRowFirstColumn="0" w:lastRowLastColumn="0"/>
             </w:pPr>
+            <w:proofErr w:type="spellStart"/>
             <w:r>
               <w:t>WorkGroup</w:t>
             </w:r>
+            <w:proofErr w:type="spellEnd"/>
           </w:p>
         </w:tc>
         <w:tc>
@@ -369,8 +454,13 @@
               <w:cnfStyle w:val="000000100000" w:firstRow="0" w:lastRow="0" w:firstColumn="0" w:lastColumn="0" w:oddVBand="0" w:evenVBand="0" w:oddHBand="1" w:evenHBand="0" w:firstRowFirstColumn="0" w:firstRowLastColumn="0" w:lastRowFirstColumn="0" w:lastRowLastColumn="0"/>
             </w:pPr>
             <w:r>
-              <w:t>Represents a group that contains other WorkItems</w:t>
-            </w:r>
+              <w:t xml:space="preserve">Represents a group that contains other </w:t>
+            </w:r>
+            <w:proofErr w:type="spellStart"/>
+            <w:r>
+              <w:t>WorkItems</w:t>
+            </w:r>
+            <w:proofErr w:type="spellEnd"/>
           </w:p>
         </w:tc>
       </w:tr>
@@ -394,9 +484,11 @@
             <w:pPr>
               <w:cnfStyle w:val="000000000000" w:firstRow="0" w:lastRow="0" w:firstColumn="0" w:lastColumn="0" w:oddVBand="0" w:evenVBand="0" w:oddHBand="0" w:evenHBand="0" w:firstRowFirstColumn="0" w:firstRowLastColumn="0" w:lastRowFirstColumn="0" w:lastRowLastColumn="0"/>
             </w:pPr>
+            <w:proofErr w:type="spellStart"/>
             <w:r>
               <w:t>ProductionTask</w:t>
             </w:r>
+            <w:proofErr w:type="spellEnd"/>
           </w:p>
         </w:tc>
         <w:tc>
@@ -436,9 +528,11 @@
             <w:pPr>
               <w:cnfStyle w:val="000000100000" w:firstRow="0" w:lastRow="0" w:firstColumn="0" w:lastColumn="0" w:oddVBand="0" w:evenVBand="0" w:oddHBand="1" w:evenHBand="0" w:firstRowFirstColumn="0" w:firstRowLastColumn="0" w:lastRowFirstColumn="0" w:lastRowLastColumn="0"/>
             </w:pPr>
+            <w:proofErr w:type="spellStart"/>
             <w:r>
               <w:t>ProductionPhase</w:t>
             </w:r>
+            <w:proofErr w:type="spellEnd"/>
             <w:r>
               <w:t>(Pre-Production, production, post-production)</w:t>
             </w:r>
@@ -446,7 +540,39 @@
               <w:t>, Scene</w:t>
             </w:r>
             <w:r>
-              <w:t xml:space="preserve"> (OpeningScene, ClosingScene, ClimaxScene, postClimaxScene)</w:t>
+              <w:t xml:space="preserve"> (</w:t>
+            </w:r>
+            <w:proofErr w:type="spellStart"/>
+            <w:r>
+              <w:t>OpeningScene</w:t>
+            </w:r>
+            <w:proofErr w:type="spellEnd"/>
+            <w:r>
+              <w:t xml:space="preserve">, </w:t>
+            </w:r>
+            <w:proofErr w:type="spellStart"/>
+            <w:r>
+              <w:t>ClosingScene</w:t>
+            </w:r>
+            <w:proofErr w:type="spellEnd"/>
+            <w:r>
+              <w:t xml:space="preserve">, </w:t>
+            </w:r>
+            <w:proofErr w:type="spellStart"/>
+            <w:r>
+              <w:t>ClimaxScene</w:t>
+            </w:r>
+            <w:proofErr w:type="spellEnd"/>
+            <w:r>
+              <w:t xml:space="preserve">, </w:t>
+            </w:r>
+            <w:proofErr w:type="spellStart"/>
+            <w:r>
+              <w:t>postClimaxScene</w:t>
+            </w:r>
+            <w:proofErr w:type="spellEnd"/>
+            <w:r>
+              <w:t>)</w:t>
             </w:r>
           </w:p>
         </w:tc>
@@ -513,9 +639,11 @@
             <w:pPr>
               <w:cnfStyle w:val="100000000000" w:firstRow="1" w:lastRow="0" w:firstColumn="0" w:lastColumn="0" w:oddVBand="0" w:evenVBand="0" w:oddHBand="0" w:evenHBand="0" w:firstRowFirstColumn="0" w:firstRowLastColumn="0" w:lastRowFirstColumn="0" w:lastRowLastColumn="0"/>
             </w:pPr>
+            <w:proofErr w:type="spellStart"/>
             <w:r>
               <w:t>WorkIterator</w:t>
             </w:r>
+            <w:proofErr w:type="spellEnd"/>
           </w:p>
         </w:tc>
         <w:tc>
@@ -555,9 +683,11 @@
             <w:pPr>
               <w:cnfStyle w:val="000000100000" w:firstRow="0" w:lastRow="0" w:firstColumn="0" w:lastColumn="0" w:oddVBand="0" w:evenVBand="0" w:oddHBand="1" w:evenHBand="0" w:firstRowFirstColumn="0" w:firstRowLastColumn="0" w:lastRowFirstColumn="0" w:lastRowLastColumn="0"/>
             </w:pPr>
+            <w:proofErr w:type="spellStart"/>
             <w:r>
               <w:t>ProductionOrderIterator</w:t>
             </w:r>
+            <w:proofErr w:type="spellEnd"/>
           </w:p>
         </w:tc>
         <w:tc>
@@ -597,9 +727,11 @@
             <w:pPr>
               <w:cnfStyle w:val="000000000000" w:firstRow="0" w:lastRow="0" w:firstColumn="0" w:lastColumn="0" w:oddVBand="0" w:evenVBand="0" w:oddHBand="0" w:evenHBand="0" w:firstRowFirstColumn="0" w:firstRowLastColumn="0" w:lastRowFirstColumn="0" w:lastRowLastColumn="0"/>
             </w:pPr>
+            <w:proofErr w:type="spellStart"/>
             <w:r>
               <w:t>PriorityIterator</w:t>
             </w:r>
+            <w:proofErr w:type="spellEnd"/>
           </w:p>
         </w:tc>
         <w:tc>
@@ -639,9 +771,19 @@
             <w:pPr>
               <w:cnfStyle w:val="000000100000" w:firstRow="0" w:lastRow="0" w:firstColumn="0" w:lastColumn="0" w:oddVBand="0" w:evenVBand="0" w:oddHBand="1" w:evenHBand="0" w:firstRowFirstColumn="0" w:firstRowLastColumn="0" w:lastRowFirstColumn="0" w:lastRowLastColumn="0"/>
             </w:pPr>
-            <w:r>
-              <w:t>WorkItem/ WorkGroup</w:t>
-            </w:r>
+            <w:proofErr w:type="spellStart"/>
+            <w:r>
+              <w:t>WorkItem</w:t>
+            </w:r>
+            <w:proofErr w:type="spellEnd"/>
+            <w:r>
+              <w:t xml:space="preserve">/ </w:t>
+            </w:r>
+            <w:proofErr w:type="spellStart"/>
+            <w:r>
+              <w:t>WorkGroup</w:t>
+            </w:r>
+            <w:proofErr w:type="spellEnd"/>
           </w:p>
         </w:tc>
         <w:tc>
@@ -711,9 +853,11 @@
             <w:pPr>
               <w:cnfStyle w:val="100000000000" w:firstRow="1" w:lastRow="0" w:firstColumn="0" w:lastColumn="0" w:oddVBand="0" w:evenVBand="0" w:oddHBand="0" w:evenHBand="0" w:firstRowFirstColumn="0" w:firstRowLastColumn="0" w:lastRowFirstColumn="0" w:lastRowLastColumn="0"/>
             </w:pPr>
+            <w:proofErr w:type="spellStart"/>
             <w:r>
               <w:t>ProductionTask</w:t>
             </w:r>
+            <w:proofErr w:type="spellEnd"/>
           </w:p>
         </w:tc>
         <w:tc>
@@ -753,9 +897,11 @@
             <w:pPr>
               <w:cnfStyle w:val="000000100000" w:firstRow="0" w:lastRow="0" w:firstColumn="0" w:lastColumn="0" w:oddVBand="0" w:evenVBand="0" w:oddHBand="1" w:evenHBand="0" w:firstRowFirstColumn="0" w:firstRowLastColumn="0" w:lastRowFirstColumn="0" w:lastRowLastColumn="0"/>
             </w:pPr>
+            <w:proofErr w:type="spellStart"/>
             <w:r>
               <w:t>TaskState</w:t>
             </w:r>
+            <w:proofErr w:type="spellEnd"/>
           </w:p>
         </w:tc>
         <w:tc>
@@ -779,9 +925,11 @@
             <w:tcW w:w="3000" w:type="dxa"/>
           </w:tcPr>
           <w:p>
+            <w:proofErr w:type="spellStart"/>
             <w:r>
               <w:t>ConcreteState</w:t>
             </w:r>
+            <w:proofErr w:type="spellEnd"/>
           </w:p>
         </w:tc>
         <w:tc>
@@ -865,9 +1013,11 @@
             <w:pPr>
               <w:cnfStyle w:val="100000000000" w:firstRow="1" w:lastRow="0" w:firstColumn="0" w:lastColumn="0" w:oddVBand="0" w:evenVBand="0" w:oddHBand="0" w:evenHBand="0" w:firstRowFirstColumn="0" w:firstRowLastColumn="0" w:lastRowFirstColumn="0" w:lastRowLastColumn="0"/>
             </w:pPr>
+            <w:proofErr w:type="spellStart"/>
             <w:r>
               <w:t>WorkItem</w:t>
             </w:r>
+            <w:proofErr w:type="spellEnd"/>
           </w:p>
         </w:tc>
         <w:tc>
@@ -910,11 +1060,53 @@
             <w:pPr>
               <w:cnfStyle w:val="000000100000" w:firstRow="0" w:lastRow="0" w:firstColumn="0" w:lastColumn="0" w:oddVBand="0" w:evenVBand="0" w:oddHBand="1" w:evenHBand="0" w:firstRowFirstColumn="0" w:firstRowLastColumn="0" w:lastRowFirstColumn="0" w:lastRowLastColumn="0"/>
             </w:pPr>
+            <w:proofErr w:type="spellStart"/>
             <w:r>
               <w:t>ProductionTask</w:t>
             </w:r>
-            <w:r>
-              <w:t xml:space="preserve"> (castLead, findLocation, filmScene, editScene, addEffects)</w:t>
+            <w:proofErr w:type="spellEnd"/>
+            <w:r>
+              <w:t xml:space="preserve"> (</w:t>
+            </w:r>
+            <w:proofErr w:type="spellStart"/>
+            <w:r>
+              <w:t>castLead</w:t>
+            </w:r>
+            <w:proofErr w:type="spellEnd"/>
+            <w:r>
+              <w:t xml:space="preserve">, </w:t>
+            </w:r>
+            <w:proofErr w:type="spellStart"/>
+            <w:r>
+              <w:t>findLocation</w:t>
+            </w:r>
+            <w:proofErr w:type="spellEnd"/>
+            <w:r>
+              <w:t xml:space="preserve">, </w:t>
+            </w:r>
+            <w:proofErr w:type="spellStart"/>
+            <w:r>
+              <w:t>filmScene</w:t>
+            </w:r>
+            <w:proofErr w:type="spellEnd"/>
+            <w:r>
+              <w:t xml:space="preserve">, </w:t>
+            </w:r>
+            <w:proofErr w:type="spellStart"/>
+            <w:r>
+              <w:t>editScene</w:t>
+            </w:r>
+            <w:proofErr w:type="spellEnd"/>
+            <w:r>
+              <w:t xml:space="preserve">, </w:t>
+            </w:r>
+            <w:proofErr w:type="spellStart"/>
+            <w:r>
+              <w:t>addEffects</w:t>
+            </w:r>
+            <w:proofErr w:type="spellEnd"/>
+            <w:r>
+              <w:t>)</w:t>
             </w:r>
           </w:p>
         </w:tc>
@@ -952,9 +1144,11 @@
             <w:pPr>
               <w:cnfStyle w:val="000000000000" w:firstRow="0" w:lastRow="0" w:firstColumn="0" w:lastColumn="0" w:oddVBand="0" w:evenVBand="0" w:oddHBand="0" w:evenHBand="0" w:firstRowFirstColumn="0" w:firstRowLastColumn="0" w:lastRowFirstColumn="0" w:lastRowLastColumn="0"/>
             </w:pPr>
+            <w:proofErr w:type="spellStart"/>
             <w:r>
               <w:t>WorkItemDecorator</w:t>
             </w:r>
+            <w:proofErr w:type="spellEnd"/>
           </w:p>
         </w:tc>
         <w:tc>
@@ -966,8 +1160,13 @@
               <w:cnfStyle w:val="000000000000" w:firstRow="0" w:lastRow="0" w:firstColumn="0" w:lastColumn="0" w:oddVBand="0" w:evenVBand="0" w:oddHBand="0" w:evenHBand="0" w:firstRowFirstColumn="0" w:firstRowLastColumn="0" w:lastRowFirstColumn="0" w:lastRowLastColumn="0"/>
             </w:pPr>
             <w:r>
-              <w:t>Base wrapper implementing WorkItem</w:t>
-            </w:r>
+              <w:t xml:space="preserve">Base wrapper implementing </w:t>
+            </w:r>
+            <w:proofErr w:type="spellStart"/>
+            <w:r>
+              <w:t>WorkItem</w:t>
+            </w:r>
+            <w:proofErr w:type="spellEnd"/>
           </w:p>
         </w:tc>
       </w:tr>
@@ -981,9 +1180,11 @@
             <w:tcW w:w="3116" w:type="dxa"/>
           </w:tcPr>
           <w:p>
+            <w:proofErr w:type="spellStart"/>
             <w:r>
               <w:t>ConcreteDecorator</w:t>
             </w:r>
+            <w:proofErr w:type="spellEnd"/>
           </w:p>
         </w:tc>
         <w:tc>
@@ -994,14 +1195,21 @@
             <w:pPr>
               <w:cnfStyle w:val="000000100000" w:firstRow="0" w:lastRow="0" w:firstColumn="0" w:lastColumn="0" w:oddVBand="0" w:evenVBand="0" w:oddHBand="1" w:evenHBand="0" w:firstRowFirstColumn="0" w:firstRowLastColumn="0" w:lastRowFirstColumn="0" w:lastRowLastColumn="0"/>
             </w:pPr>
+            <w:proofErr w:type="spellStart"/>
             <w:r>
               <w:t>SafetyCheck</w:t>
             </w:r>
+            <w:proofErr w:type="spellEnd"/>
             <w:r>
               <w:t xml:space="preserve">, </w:t>
             </w:r>
-            <w:r>
-              <w:t>EquipementCheck, Insurance</w:t>
+            <w:proofErr w:type="spellStart"/>
+            <w:r>
+              <w:t>EquipementCheck</w:t>
+            </w:r>
+            <w:proofErr w:type="spellEnd"/>
+            <w:r>
+              <w:t>, Insurance</w:t>
             </w:r>
           </w:p>
         </w:tc>
@@ -1056,13 +1264,49 @@
         </w:rPr>
       </w:pPr>
       <w:r>
-        <w:t xml:space="preserve">Composite: WorkItem </w:t>
-      </w:r>
-      <w:r>
-        <w:rPr>
-          <w:rFonts w:cstheme="minorHAnsi"/>
-        </w:rPr>
-        <w:t xml:space="preserve">← ProductionTask, WorkGroup </w:t>
+        <w:t xml:space="preserve">Composite: </w:t>
+      </w:r>
+      <w:proofErr w:type="spellStart"/>
+      <w:r>
+        <w:t>WorkItem</w:t>
+      </w:r>
+      <w:proofErr w:type="spellEnd"/>
+      <w:r>
+        <w:t xml:space="preserve"> </w:t>
+      </w:r>
+      <w:r>
+        <w:rPr>
+          <w:rFonts w:cstheme="minorHAnsi"/>
+        </w:rPr>
+        <w:t xml:space="preserve">← </w:t>
+      </w:r>
+      <w:proofErr w:type="spellStart"/>
+      <w:r>
+        <w:rPr>
+          <w:rFonts w:cstheme="minorHAnsi"/>
+        </w:rPr>
+        <w:t>ProductionTask</w:t>
+      </w:r>
+      <w:proofErr w:type="spellEnd"/>
+      <w:r>
+        <w:rPr>
+          <w:rFonts w:cstheme="minorHAnsi"/>
+        </w:rPr>
+        <w:t xml:space="preserve">, </w:t>
+      </w:r>
+      <w:proofErr w:type="spellStart"/>
+      <w:r>
+        <w:rPr>
+          <w:rFonts w:cstheme="minorHAnsi"/>
+        </w:rPr>
+        <w:t>WorkGroup</w:t>
+      </w:r>
+      <w:proofErr w:type="spellEnd"/>
+      <w:r>
+        <w:rPr>
+          <w:rFonts w:cstheme="minorHAnsi"/>
+        </w:rPr>
+        <w:t xml:space="preserve"> </w:t>
       </w:r>
       <w:r>
         <w:rPr>
@@ -1074,20 +1318,48 @@
         <w:rPr>
           <w:rFonts w:cstheme="minorHAnsi"/>
         </w:rPr>
-        <w:t xml:space="preserve"> ProductionPhase, Scene</w:t>
-      </w:r>
-    </w:p>
-    <w:p>
-      <w:pPr>
-        <w:rPr>
-          <w:rFonts w:cstheme="minorHAnsi"/>
-        </w:rPr>
-      </w:pPr>
-      <w:r>
-        <w:rPr>
-          <w:rFonts w:cstheme="minorHAnsi"/>
-        </w:rPr>
-        <w:t xml:space="preserve">Iterator: WorkIterator </w:t>
+        <w:t xml:space="preserve"> </w:t>
+      </w:r>
+      <w:proofErr w:type="spellStart"/>
+      <w:r>
+        <w:rPr>
+          <w:rFonts w:cstheme="minorHAnsi"/>
+        </w:rPr>
+        <w:t>ProductionPhase</w:t>
+      </w:r>
+      <w:proofErr w:type="spellEnd"/>
+      <w:r>
+        <w:rPr>
+          <w:rFonts w:cstheme="minorHAnsi"/>
+        </w:rPr>
+        <w:t>, Scene</w:t>
+      </w:r>
+    </w:p>
+    <w:p>
+      <w:pPr>
+        <w:rPr>
+          <w:rFonts w:cstheme="minorHAnsi"/>
+        </w:rPr>
+      </w:pPr>
+      <w:r>
+        <w:rPr>
+          <w:rFonts w:cstheme="minorHAnsi"/>
+        </w:rPr>
+        <w:t xml:space="preserve">Iterator: </w:t>
+      </w:r>
+      <w:proofErr w:type="spellStart"/>
+      <w:r>
+        <w:rPr>
+          <w:rFonts w:cstheme="minorHAnsi"/>
+        </w:rPr>
+        <w:t>WorkIterator</w:t>
+      </w:r>
+      <w:proofErr w:type="spellEnd"/>
+      <w:r>
+        <w:rPr>
+          <w:rFonts w:cstheme="minorHAnsi"/>
+        </w:rPr>
+        <w:t xml:space="preserve"> </w:t>
       </w:r>
       <w:r>
         <w:rPr>
@@ -1099,8 +1371,30 @@
         <w:rPr>
           <w:rFonts w:cstheme="minorHAnsi"/>
         </w:rPr>
-        <w:t xml:space="preserve"> ProductionOrderIterator, PriorityIterator</w:t>
-      </w:r>
+        <w:t xml:space="preserve"> </w:t>
+      </w:r>
+      <w:proofErr w:type="spellStart"/>
+      <w:r>
+        <w:rPr>
+          <w:rFonts w:cstheme="minorHAnsi"/>
+        </w:rPr>
+        <w:t>ProductionOrderIterator</w:t>
+      </w:r>
+      <w:proofErr w:type="spellEnd"/>
+      <w:r>
+        <w:rPr>
+          <w:rFonts w:cstheme="minorHAnsi"/>
+        </w:rPr>
+        <w:t xml:space="preserve">, </w:t>
+      </w:r>
+      <w:proofErr w:type="spellStart"/>
+      <w:r>
+        <w:rPr>
+          <w:rFonts w:cstheme="minorHAnsi"/>
+        </w:rPr>
+        <w:t>PriorityIterator</w:t>
+      </w:r>
+      <w:proofErr w:type="spellEnd"/>
     </w:p>
     <w:p>
       <w:pPr>
@@ -1137,7 +1431,21 @@
         <w:rPr>
           <w:rFonts w:cstheme="minorHAnsi"/>
         </w:rPr>
-        <w:t xml:space="preserve">Decorator: WorkItem </w:t>
+        <w:t xml:space="preserve">Decorator: </w:t>
+      </w:r>
+      <w:proofErr w:type="spellStart"/>
+      <w:r>
+        <w:rPr>
+          <w:rFonts w:cstheme="minorHAnsi"/>
+        </w:rPr>
+        <w:t>WorkItem</w:t>
+      </w:r>
+      <w:proofErr w:type="spellEnd"/>
+      <w:r>
+        <w:rPr>
+          <w:rFonts w:cstheme="minorHAnsi"/>
+        </w:rPr>
+        <w:t xml:space="preserve"> </w:t>
       </w:r>
       <w:r>
         <w:rPr>
@@ -1149,7 +1457,21 @@
         <w:rPr>
           <w:rFonts w:cstheme="minorHAnsi"/>
         </w:rPr>
-        <w:t xml:space="preserve"> WorkItemDecorator </w:t>
+        <w:t xml:space="preserve"> </w:t>
+      </w:r>
+      <w:proofErr w:type="spellStart"/>
+      <w:r>
+        <w:rPr>
+          <w:rFonts w:cstheme="minorHAnsi"/>
+        </w:rPr>
+        <w:t>WorkItemDecorator</w:t>
+      </w:r>
+      <w:proofErr w:type="spellEnd"/>
+      <w:r>
+        <w:rPr>
+          <w:rFonts w:cstheme="minorHAnsi"/>
+        </w:rPr>
+        <w:t xml:space="preserve"> </w:t>
       </w:r>
       <w:r>
         <w:rPr>
@@ -1161,8 +1483,30 @@
         <w:rPr>
           <w:rFonts w:cstheme="minorHAnsi"/>
         </w:rPr>
-        <w:t xml:space="preserve"> SafetyCheckDecorator, EquipmentCheckDecorator</w:t>
-      </w:r>
+        <w:t xml:space="preserve"> </w:t>
+      </w:r>
+      <w:proofErr w:type="spellStart"/>
+      <w:r>
+        <w:rPr>
+          <w:rFonts w:cstheme="minorHAnsi"/>
+        </w:rPr>
+        <w:t>SafetyCheckDecorator</w:t>
+      </w:r>
+      <w:proofErr w:type="spellEnd"/>
+      <w:r>
+        <w:rPr>
+          <w:rFonts w:cstheme="minorHAnsi"/>
+        </w:rPr>
+        <w:t xml:space="preserve">, </w:t>
+      </w:r>
+      <w:proofErr w:type="spellStart"/>
+      <w:r>
+        <w:rPr>
+          <w:rFonts w:cstheme="minorHAnsi"/>
+        </w:rPr>
+        <w:t>EquipmentCheckDecorator</w:t>
+      </w:r>
+      <w:proofErr w:type="spellEnd"/>
     </w:p>
     <w:p>
       <w:pPr>
@@ -1200,55 +1544,45 @@
           <w:b/>
           <w:i/>
         </w:rPr>
-        <w:t>Why use WorkItem?</w:t>
-      </w:r>
-      <w:r>
-        <w:rPr>
-          <w:rFonts w:cstheme="minorHAnsi"/>
-        </w:rPr>
-        <w:t xml:space="preserve"> WorkItem provides a common abstraction for both individual production tasks and groups of work. This allows the Composite pattern to treat individual and grouped work uniformly.</w:t>
-      </w:r>
-    </w:p>
-    <w:p>
-      <w:pPr>
-        <w:rPr>
-          <w:rFonts w:cstheme="minorHAnsi"/>
-        </w:rPr>
-      </w:pPr>
+        <w:t xml:space="preserve">Why use </w:t>
+      </w:r>
+      <w:proofErr w:type="spellStart"/>
       <w:r>
         <w:rPr>
           <w:rFonts w:cstheme="minorHAnsi"/>
           <w:b/>
           <w:i/>
         </w:rPr>
-        <w:t>Why use WorkGroup?</w:t>
-      </w:r>
-      <w:r>
-        <w:rPr>
-          <w:rFonts w:cstheme="minorHAnsi"/>
-        </w:rPr>
-        <w:t xml:space="preserve"> Film production naturally consists of recursively nested groups. WorkGroup allows a group to contain other WorkItems, creating the required hierarchical structure.</w:t>
-      </w:r>
-    </w:p>
-    <w:p>
-      <w:pPr>
-        <w:rPr>
-          <w:rFonts w:cstheme="minorHAnsi"/>
-        </w:rPr>
-      </w:pPr>
+        <w:t>WorkItem</w:t>
+      </w:r>
+      <w:proofErr w:type="spellEnd"/>
       <w:r>
         <w:rPr>
           <w:rFonts w:cstheme="minorHAnsi"/>
           <w:b/>
           <w:i/>
         </w:rPr>
-        <w:t>Why use ProductionPhase and Scene?</w:t>
-      </w:r>
-      <w:r>
-        <w:rPr>
-          <w:rFonts w:cstheme="minorHAnsi"/>
-        </w:rPr>
-        <w:t xml:space="preserve"> These provide concrete domain meaning to the composite hierarchy instead of creating a generic tree with no connection to the film-production problem.</w:t>
+        <w:t>?</w:t>
+      </w:r>
+      <w:r>
+        <w:rPr>
+          <w:rFonts w:cstheme="minorHAnsi"/>
+        </w:rPr>
+        <w:t xml:space="preserve"> </w:t>
+      </w:r>
+      <w:proofErr w:type="spellStart"/>
+      <w:r>
+        <w:rPr>
+          <w:rFonts w:cstheme="minorHAnsi"/>
+        </w:rPr>
+        <w:t>WorkItem</w:t>
+      </w:r>
+      <w:proofErr w:type="spellEnd"/>
+      <w:r>
+        <w:rPr>
+          <w:rFonts w:cstheme="minorHAnsi"/>
+        </w:rPr>
+        <w:t xml:space="preserve"> provides a common abstraction for both individual production tasks and groups of work. This allows the Composite pattern to treat individual and grouped work uniformly.</w:t>
       </w:r>
     </w:p>
     <w:p>
@@ -1263,13 +1597,147 @@
           <w:b/>
           <w:i/>
         </w:rPr>
+        <w:t xml:space="preserve">Why use </w:t>
+      </w:r>
+      <w:proofErr w:type="spellStart"/>
+      <w:r>
+        <w:rPr>
+          <w:rFonts w:cstheme="minorHAnsi"/>
+          <w:b/>
+          <w:i/>
+        </w:rPr>
+        <w:t>WorkGroup</w:t>
+      </w:r>
+      <w:proofErr w:type="spellEnd"/>
+      <w:r>
+        <w:rPr>
+          <w:rFonts w:cstheme="minorHAnsi"/>
+          <w:b/>
+          <w:i/>
+        </w:rPr>
+        <w:t>?</w:t>
+      </w:r>
+      <w:r>
+        <w:rPr>
+          <w:rFonts w:cstheme="minorHAnsi"/>
+        </w:rPr>
+        <w:t xml:space="preserve"> Film production naturally consists of recursively nested groups. </w:t>
+      </w:r>
+      <w:proofErr w:type="spellStart"/>
+      <w:r>
+        <w:rPr>
+          <w:rFonts w:cstheme="minorHAnsi"/>
+        </w:rPr>
+        <w:t>WorkGroup</w:t>
+      </w:r>
+      <w:proofErr w:type="spellEnd"/>
+      <w:r>
+        <w:rPr>
+          <w:rFonts w:cstheme="minorHAnsi"/>
+        </w:rPr>
+        <w:t xml:space="preserve"> allows a group to contain other </w:t>
+      </w:r>
+      <w:proofErr w:type="spellStart"/>
+      <w:r>
+        <w:rPr>
+          <w:rFonts w:cstheme="minorHAnsi"/>
+        </w:rPr>
+        <w:t>WorkItems</w:t>
+      </w:r>
+      <w:proofErr w:type="spellEnd"/>
+      <w:r>
+        <w:rPr>
+          <w:rFonts w:cstheme="minorHAnsi"/>
+        </w:rPr>
+        <w:t>, creating the required hierarchical structure.</w:t>
+      </w:r>
+    </w:p>
+    <w:p>
+      <w:pPr>
+        <w:rPr>
+          <w:rFonts w:cstheme="minorHAnsi"/>
+        </w:rPr>
+      </w:pPr>
+      <w:r>
+        <w:rPr>
+          <w:rFonts w:cstheme="minorHAnsi"/>
+          <w:b/>
+          <w:i/>
+        </w:rPr>
+        <w:t xml:space="preserve">Why use </w:t>
+      </w:r>
+      <w:proofErr w:type="spellStart"/>
+      <w:r>
+        <w:rPr>
+          <w:rFonts w:cstheme="minorHAnsi"/>
+          <w:b/>
+          <w:i/>
+        </w:rPr>
+        <w:t>ProductionPhase</w:t>
+      </w:r>
+      <w:proofErr w:type="spellEnd"/>
+      <w:r>
+        <w:rPr>
+          <w:rFonts w:cstheme="minorHAnsi"/>
+          <w:b/>
+          <w:i/>
+        </w:rPr>
+        <w:t xml:space="preserve"> and Scene?</w:t>
+      </w:r>
+      <w:r>
+        <w:rPr>
+          <w:rFonts w:cstheme="minorHAnsi"/>
+        </w:rPr>
+        <w:t xml:space="preserve"> These provide concrete domain meaning to the composite hierarchy instead of creating a generic tree with no connection to the film-production problem.</w:t>
+      </w:r>
+    </w:p>
+    <w:p>
+      <w:pPr>
+        <w:rPr>
+          <w:rFonts w:cstheme="minorHAnsi"/>
+        </w:rPr>
+      </w:pPr>
+      <w:r>
+        <w:rPr>
+          <w:rFonts w:cstheme="minorHAnsi"/>
+          <w:b/>
+          <w:i/>
+        </w:rPr>
         <w:t>Why use two iterators?</w:t>
       </w:r>
       <w:r>
         <w:rPr>
           <w:rFonts w:cstheme="minorHAnsi"/>
         </w:rPr>
-        <w:t xml:space="preserve"> Different users may need different views of the same production. ProductionOrderIterator follows the production hierarchy, while PriorityIterator identifies the most </w:t>
+        <w:t xml:space="preserve"> Different users may need different views of the same production. </w:t>
+      </w:r>
+      <w:proofErr w:type="spellStart"/>
+      <w:r>
+        <w:rPr>
+          <w:rFonts w:cstheme="minorHAnsi"/>
+        </w:rPr>
+        <w:t>ProductionOrderIterator</w:t>
+      </w:r>
+      <w:proofErr w:type="spellEnd"/>
+      <w:r>
+        <w:rPr>
+          <w:rFonts w:cstheme="minorHAnsi"/>
+        </w:rPr>
+        <w:t xml:space="preserve"> follows the production hierarchy, while </w:t>
+      </w:r>
+      <w:proofErr w:type="spellStart"/>
+      <w:r>
+        <w:rPr>
+          <w:rFonts w:cstheme="minorHAnsi"/>
+        </w:rPr>
+        <w:t>PriorityIterator</w:t>
+      </w:r>
+      <w:proofErr w:type="spellEnd"/>
+      <w:r>
+        <w:rPr>
+          <w:rFonts w:cstheme="minorHAnsi"/>
+        </w:rPr>
+        <w:t xml:space="preserve"> identifies the most </w:t>
       </w:r>
       <w:r>
         <w:rPr>
@@ -1318,7 +1786,21 @@
         <w:rPr>
           <w:rFonts w:cstheme="minorHAnsi"/>
         </w:rPr>
-        <w:t xml:space="preserve"> Some production tasks require additional responsibilities only in particular circumstances. Safety checks and equipment checks can therefore be added dynamically without modifying ProductionTask.</w:t>
+        <w:t xml:space="preserve"> Some production tasks require additional responsibilities only in particular circumstances. Safety checks and equipment checks can therefore be added dynamically without modifying </w:t>
+      </w:r>
+      <w:proofErr w:type="spellStart"/>
+      <w:r>
+        <w:rPr>
+          <w:rFonts w:cstheme="minorHAnsi"/>
+        </w:rPr>
+        <w:t>ProductionTask</w:t>
+      </w:r>
+      <w:proofErr w:type="spellEnd"/>
+      <w:r>
+        <w:rPr>
+          <w:rFonts w:cstheme="minorHAnsi"/>
+        </w:rPr>
+        <w:t>.</w:t>
       </w:r>
     </w:p>
     <w:p>
@@ -1354,34 +1836,84 @@
           <w:b/>
           <w:i/>
         </w:rPr>
-        <w:t>Why use composition for WorkGroup → WorkItem?</w:t>
-      </w:r>
-      <w:r>
-        <w:rPr>
-          <w:rFonts w:cstheme="minorHAnsi"/>
-        </w:rPr>
-        <w:t xml:space="preserve"> The group owns the work items within it. This gives the system a clear destruction policy and makes the recursive hierarchy straightforward to manage.</w:t>
-      </w:r>
-    </w:p>
-    <w:p>
-      <w:pPr>
-        <w:rPr>
-          <w:rFonts w:cstheme="minorHAnsi"/>
-        </w:rPr>
-      </w:pPr>
+        <w:t xml:space="preserve">Why use composition for </w:t>
+      </w:r>
+      <w:proofErr w:type="spellStart"/>
       <w:r>
         <w:rPr>
           <w:rFonts w:cstheme="minorHAnsi"/>
           <w:b/>
           <w:i/>
         </w:rPr>
+        <w:t>WorkGroup</w:t>
+      </w:r>
+      <w:proofErr w:type="spellEnd"/>
+      <w:r>
+        <w:rPr>
+          <w:rFonts w:cstheme="minorHAnsi"/>
+          <w:b/>
+          <w:i/>
+        </w:rPr>
+        <w:t xml:space="preserve"> → </w:t>
+      </w:r>
+      <w:proofErr w:type="spellStart"/>
+      <w:r>
+        <w:rPr>
+          <w:rFonts w:cstheme="minorHAnsi"/>
+          <w:b/>
+          <w:i/>
+        </w:rPr>
+        <w:t>WorkItem</w:t>
+      </w:r>
+      <w:proofErr w:type="spellEnd"/>
+      <w:r>
+        <w:rPr>
+          <w:rFonts w:cstheme="minorHAnsi"/>
+          <w:b/>
+          <w:i/>
+        </w:rPr>
+        <w:t>?</w:t>
+      </w:r>
+      <w:r>
+        <w:rPr>
+          <w:rFonts w:cstheme="minorHAnsi"/>
+        </w:rPr>
+        <w:t xml:space="preserve"> The group owns the work items within it. This gives the system a clear destruction policy and makes the recursive hierarchy straightforward to manage.</w:t>
+      </w:r>
+    </w:p>
+    <w:p>
+      <w:pPr>
+        <w:rPr>
+          <w:rFonts w:cstheme="minorHAnsi"/>
+        </w:rPr>
+      </w:pPr>
+      <w:r>
+        <w:rPr>
+          <w:rFonts w:cstheme="minorHAnsi"/>
+          <w:b/>
+          <w:i/>
+        </w:rPr>
         <w:t>How we keep the design relatively small?</w:t>
       </w:r>
       <w:r>
         <w:rPr>
           <w:rFonts w:cstheme="minorHAnsi"/>
         </w:rPr>
-        <w:t xml:space="preserve"> Since we are advised to keep the design relatively small, we deliberately do not model cameras, budgets, contracts, crew members, costumes, etc. as separate systems. They can appear as the subject of tasks, but TaskForge's responsibility is </w:t>
+        <w:t xml:space="preserve"> Since we are advised to keep the design relatively small, we deliberately do not model cameras, budgets, contracts, crew members, costumes, etc. as separate systems. They can appear as the subject of tasks, but </w:t>
+      </w:r>
+      <w:proofErr w:type="spellStart"/>
+      <w:r>
+        <w:rPr>
+          <w:rFonts w:cstheme="minorHAnsi"/>
+        </w:rPr>
+        <w:t>TaskForge's</w:t>
+      </w:r>
+      <w:proofErr w:type="spellEnd"/>
+      <w:r>
+        <w:rPr>
+          <w:rFonts w:cstheme="minorHAnsi"/>
+        </w:rPr>
+        <w:t xml:space="preserve"> responsibility is </w:t>
       </w:r>
       <w:r>
         <w:rPr>
@@ -1405,6 +1937,242 @@
       <w:r>
         <w:br w:type="page"/>
       </w:r>
+      <w:r>
+        <w:lastRenderedPageBreak/>
+        <w:t>Task 3</w:t>
+      </w:r>
+      <w:r>
+        <w:br/>
+      </w:r>
+    </w:p>
+    <w:p>
+      <w:r>
+        <w:t>We adopted a snapshot policy for all iterators. When a</w:t>
+      </w:r>
+      <w:r>
+        <w:t xml:space="preserve">n Iterator </w:t>
+      </w:r>
+      <w:r>
+        <w:t>is created, it captures the current structure of the relevant part of the hierarchy at that moment. Subsequent structural modifications to the live hierarchy</w:t>
+      </w:r>
+      <w:r>
+        <w:t xml:space="preserve"> </w:t>
+      </w:r>
+      <w:r>
+        <w:t>do not affect any already-created iterators.</w:t>
+      </w:r>
+      <w:r>
+        <w:t xml:space="preserve"> S</w:t>
+      </w:r>
+      <w:r>
+        <w:t>uch as moving a Shot between Scenes, adding a reshoot, or removing a completed item</w:t>
+      </w:r>
+      <w:r>
+        <w:t>,</w:t>
+      </w:r>
+      <w:r>
+        <w:t xml:space="preserve"> </w:t>
+      </w:r>
+    </w:p>
+    <w:p>
+      <w:r>
+        <w:t>This policy was chosen</w:t>
+      </w:r>
+      <w:r>
+        <w:t xml:space="preserve"> because</w:t>
+      </w:r>
+      <w:r>
+        <w:t>:</w:t>
+      </w:r>
+    </w:p>
+    <w:p>
+      <w:r>
+        <w:t>It guarantees that an in-progress traversal (for example</w:t>
+      </w:r>
+      <w:r>
+        <w:t>,</w:t>
+      </w:r>
+      <w:r>
+        <w:t xml:space="preserve"> a full production progress) remains consistent and does not crash or produce </w:t>
+      </w:r>
+      <w:r>
+        <w:t xml:space="preserve">corrupted </w:t>
+      </w:r>
+      <w:r>
+        <w:t>results.</w:t>
+      </w:r>
+    </w:p>
+    <w:p>
+      <w:r>
+        <w:t xml:space="preserve">It keeps iterator simple and free of complex invalidation or </w:t>
+      </w:r>
+      <w:r>
+        <w:t xml:space="preserve">needing </w:t>
+      </w:r>
+      <w:r>
+        <w:t>live-update logic.</w:t>
+      </w:r>
+    </w:p>
+    <w:p>
+      <w:r>
+        <w:t>It matches real production behaviour: once a progress report has been generated</w:t>
+      </w:r>
+      <w:r>
+        <w:t xml:space="preserve"> and later </w:t>
+      </w:r>
+      <w:r>
+        <w:t>changes on set do not alter that report.</w:t>
+      </w:r>
+    </w:p>
+    <w:p>
+      <w:r>
+        <w:t xml:space="preserve">Clients that need an up-to-date view </w:t>
+      </w:r>
+      <w:r>
+        <w:t>can</w:t>
+      </w:r>
+      <w:r>
+        <w:t xml:space="preserve"> create a new iterator after the modification.</w:t>
+      </w:r>
+    </w:p>
+    <w:p/>
+    <w:p>
+      <w:r>
+        <w:t>Other Important Design Decisions</w:t>
+      </w:r>
+      <w:r>
+        <w:t>:</w:t>
+      </w:r>
+    </w:p>
+    <w:p>
+      <w:r>
+        <w:t xml:space="preserve">Ownership: </w:t>
+      </w:r>
+      <w:proofErr w:type="spellStart"/>
+      <w:r>
+        <w:t>WorkGroup</w:t>
+      </w:r>
+      <w:proofErr w:type="spellEnd"/>
+      <w:r>
+        <w:t xml:space="preserve"> owns its children</w:t>
+      </w:r>
+      <w:r>
+        <w:t xml:space="preserve">. </w:t>
+      </w:r>
+      <w:r>
+        <w:t xml:space="preserve">Decorators own the component they wrap. Each Shot owns its current </w:t>
+      </w:r>
+      <w:proofErr w:type="spellStart"/>
+      <w:r>
+        <w:t>ShotState</w:t>
+      </w:r>
+      <w:proofErr w:type="spellEnd"/>
+      <w:r>
+        <w:t xml:space="preserve">. Iterators hold only non-owning raw pointers. This produces </w:t>
+      </w:r>
+      <w:r>
+        <w:t xml:space="preserve">leak-free </w:t>
+      </w:r>
+      <w:r>
+        <w:t>destruction.</w:t>
+      </w:r>
+    </w:p>
+    <w:p>
+      <w:r>
+        <w:t xml:space="preserve">State ownership: </w:t>
+      </w:r>
+      <w:r>
+        <w:t>E</w:t>
+      </w:r>
+      <w:r>
+        <w:t>ach Shot deletes its current state when transitioning. This keeps the design straightforward</w:t>
+      </w:r>
+      <w:r>
+        <w:t xml:space="preserve">. It also </w:t>
+      </w:r>
+      <w:r>
+        <w:t>avoids lifetime coupling between many shots and shared state objects.</w:t>
+      </w:r>
+    </w:p>
+    <w:p>
+      <w:r>
+        <w:t>Decorator applicability: Decorators can be applied to both individual Shots and</w:t>
+      </w:r>
+      <w:r>
+        <w:t xml:space="preserve"> </w:t>
+      </w:r>
+      <w:r>
+        <w:t xml:space="preserve">to </w:t>
+      </w:r>
+      <w:proofErr w:type="spellStart"/>
+      <w:r>
+        <w:t>WorkGroups</w:t>
+      </w:r>
+      <w:proofErr w:type="spellEnd"/>
+      <w:r>
+        <w:t>. Stacking order is significant</w:t>
+      </w:r>
+      <w:r>
+        <w:t>. For example,</w:t>
+      </w:r>
+      <w:r>
+        <w:t xml:space="preserve"> P</w:t>
+      </w:r>
+      <w:proofErr w:type="spellStart"/>
+      <w:r>
+        <w:t>riorityDecorator</w:t>
+      </w:r>
+      <w:proofErr w:type="spellEnd"/>
+      <w:r>
+        <w:t xml:space="preserve"> outermost so that priority queries see the full decorated behaviour</w:t>
+      </w:r>
+      <w:r>
+        <w:t xml:space="preserve">. </w:t>
+      </w:r>
+    </w:p>
+    <w:p>
+      <w:r>
+        <w:t>I</w:t>
+      </w:r>
+      <w:r>
+        <w:t xml:space="preserve">nternal containers: Client code never receives the raw container of a </w:t>
+      </w:r>
+      <w:proofErr w:type="spellStart"/>
+      <w:r>
+        <w:t>WorkGroup</w:t>
+      </w:r>
+      <w:proofErr w:type="spellEnd"/>
+      <w:r>
+        <w:t>. All traversal is performed exclusively through iterators.</w:t>
+      </w:r>
+    </w:p>
+    <w:p>
+      <w:r>
+        <w:t>H</w:t>
+      </w:r>
+      <w:r>
+        <w:t>ierarchy depth: We kept the number of concrete composite types low while still guaranteeing at least three levels of nesting below the root</w:t>
+      </w:r>
+      <w:r>
+        <w:t>. There is also a</w:t>
+      </w:r>
+      <w:r>
+        <w:t xml:space="preserve"> realistic mix of leaves and </w:t>
+      </w:r>
+      <w:r>
+        <w:t>internal nodes</w:t>
+      </w:r>
+      <w:r>
+        <w:t>.</w:t>
+      </w:r>
+      <w:r>
+        <w:br w:type="page"/>
+      </w:r>
+    </w:p>
+    <w:p>
+      <w:pPr>
+        <w:pStyle w:val="Heading1"/>
+      </w:pPr>
       <w:r>
         <w:lastRenderedPageBreak/>
         <w:t>Task 4</w:t>
@@ -1413,7 +2181,15 @@
     <w:p/>
     <w:p>
       <w:r>
-        <w:t>Object diagram representing FimProduction hierarchy and decorator wrapping after the execution of Scenario 2 in main.cpp</w:t>
+        <w:t xml:space="preserve">Object diagram representing </w:t>
+      </w:r>
+      <w:proofErr w:type="spellStart"/>
+      <w:r>
+        <w:t>FimProduction</w:t>
+      </w:r>
+      <w:proofErr w:type="spellEnd"/>
+      <w:r>
+        <w:t xml:space="preserve"> hierarchy and decorator wrapping after the execution of Scenario 2 in main.cpp</w:t>
       </w:r>
     </w:p>
     <w:p>
@@ -1473,8 +2249,13 @@
     <w:p>
       <w:r>
         <w:lastRenderedPageBreak/>
-        <w:t>State diagram representing states of a productionTask</w:t>
-      </w:r>
+        <w:t xml:space="preserve">State diagram representing states of a </w:t>
+      </w:r>
+      <w:proofErr w:type="spellStart"/>
+      <w:r>
+        <w:t>productionTask</w:t>
+      </w:r>
+      <w:proofErr w:type="spellEnd"/>
     </w:p>
     <w:p>
       <w:r>
@@ -1582,8 +2363,13 @@
     <w:p>
       <w:r>
         <w:lastRenderedPageBreak/>
-        <w:t>Activity diagram 2 representing the flow of the Iterator class with productionTask</w:t>
-      </w:r>
+        <w:t xml:space="preserve">Activity diagram 2 representing the flow of the Iterator class with </w:t>
+      </w:r>
+      <w:proofErr w:type="spellStart"/>
+      <w:r>
+        <w:t>productionTask</w:t>
+      </w:r>
+      <w:proofErr w:type="spellEnd"/>
     </w:p>
     <w:p>
       <w:r>
@@ -1635,8 +2421,13 @@
     </w:p>
     <w:p>
       <w:r>
-        <w:t>Activity diagram representing the flow of states in productionTask</w:t>
-      </w:r>
+        <w:t xml:space="preserve">Activity diagram representing the flow of states in </w:t>
+      </w:r>
+      <w:proofErr w:type="spellStart"/>
+      <w:r>
+        <w:t>productionTask</w:t>
+      </w:r>
+      <w:proofErr w:type="spellEnd"/>
     </w:p>
     <w:p>
       <w:r>
@@ -1701,7 +2492,15 @@
     <w:p/>
     <w:p>
       <w:r>
-        <w:t>Using gdb while implementing:</w:t>
+        <w:t xml:space="preserve">Using </w:t>
+      </w:r>
+      <w:proofErr w:type="spellStart"/>
+      <w:r>
+        <w:t>gdb</w:t>
+      </w:r>
+      <w:proofErr w:type="spellEnd"/>
+      <w:r>
+        <w:t xml:space="preserve"> while implementing:</w:t>
       </w:r>
     </w:p>
     <w:p>
@@ -1796,8 +2595,13 @@
       </w:r>
     </w:p>
     <w:p>
-      <w:r>
-        <w:t>taskforge builds cleanly but crashes with a segmentation fault at program shutdown, after printing all of Scenario 2's output. A subtler tell shows up earlier too: the "</w:t>
+      <w:proofErr w:type="spellStart"/>
+      <w:r>
+        <w:t>taskforge</w:t>
+      </w:r>
+      <w:proofErr w:type="spellEnd"/>
+      <w:r>
+        <w:t xml:space="preserve"> builds cleanly but crashes with a segmentation fault at program shutdown, after printing all of Scenario 2's output. A subtler tell shows up earlier too: the "</w:t>
       </w:r>
       <w:r>
         <w:t>new</w:t>
@@ -1856,15 +2660,52 @@
     </w:p>
     <w:p>
       <w:r>
-        <w:t xml:space="preserve">In the weather-disruption scenario, the task added Set Up Lighting to warehouseClimax but never called harborOpening-&gt;remove(...) first. The same ProductionTask* was now in two </w:t>
-      </w:r>
+        <w:t xml:space="preserve">In the weather-disruption scenario, the task added Set Up Lighting to </w:t>
+      </w:r>
+      <w:proofErr w:type="spellStart"/>
+      <w:r>
+        <w:t>warehouseClimax</w:t>
+      </w:r>
+      <w:proofErr w:type="spellEnd"/>
+      <w:r>
+        <w:t xml:space="preserve"> but never called </w:t>
+      </w:r>
+      <w:proofErr w:type="spellStart"/>
+      <w:r>
+        <w:t>harborOpening</w:t>
+      </w:r>
+      <w:proofErr w:type="spellEnd"/>
+      <w:r>
+        <w:t xml:space="preserve">-&gt;remove(...) first. The same </w:t>
+      </w:r>
+      <w:proofErr w:type="spellStart"/>
+      <w:r>
+        <w:t>ProductionTask</w:t>
+      </w:r>
+      <w:proofErr w:type="spellEnd"/>
+      <w:r>
+        <w:t xml:space="preserve">* was now in two </w:t>
+      </w:r>
+      <w:proofErr w:type="spellStart"/>
       <w:proofErr w:type="gramStart"/>
       <w:r>
-        <w:t>WorkGroup::children</w:t>
+        <w:t>WorkGroup</w:t>
+      </w:r>
+      <w:proofErr w:type="spellEnd"/>
+      <w:r>
+        <w:t>::children</w:t>
       </w:r>
       <w:proofErr w:type="gramEnd"/>
       <w:r>
-        <w:t xml:space="preserve"> vectors. Both are WorkGroup, both own their children, and both delete every child in their destructor. The pointer gets deleted twice.</w:t>
+        <w:t xml:space="preserve"> vectors. Both are </w:t>
+      </w:r>
+      <w:proofErr w:type="spellStart"/>
+      <w:r>
+        <w:t>WorkGroup</w:t>
+      </w:r>
+      <w:proofErr w:type="spellEnd"/>
+      <w:r>
+        <w:t>, both own their children, and both delete every child in their destructor. The pointer gets deleted twice.</w:t>
       </w:r>
     </w:p>
     <w:p>
@@ -1963,6 +2804,7 @@
           <w:rFonts w:ascii="Courier New" w:hAnsi="Courier New" w:cs="Courier New"/>
         </w:rPr>
       </w:pPr>
+      <w:proofErr w:type="spellStart"/>
       <w:proofErr w:type="gramStart"/>
       <w:r>
         <w:rPr>
@@ -1970,6 +2812,7 @@
         </w:rPr>
         <w:t>world.harborOpening</w:t>
       </w:r>
+      <w:proofErr w:type="spellEnd"/>
       <w:proofErr w:type="gramEnd"/>
       <w:r>
         <w:rPr>
@@ -1977,6 +2820,7 @@
         </w:rPr>
         <w:t>-&gt;remove(</w:t>
       </w:r>
+      <w:proofErr w:type="spellStart"/>
       <w:proofErr w:type="gramStart"/>
       <w:r>
         <w:rPr>
@@ -1984,6 +2828,7 @@
         </w:rPr>
         <w:t>world.setUpLighting</w:t>
       </w:r>
+      <w:proofErr w:type="spellEnd"/>
       <w:proofErr w:type="gramEnd"/>
       <w:r>
         <w:rPr>
@@ -1998,6 +2843,7 @@
           <w:rFonts w:ascii="Courier New" w:hAnsi="Courier New" w:cs="Courier New"/>
         </w:rPr>
       </w:pPr>
+      <w:proofErr w:type="spellStart"/>
       <w:proofErr w:type="gramStart"/>
       <w:r>
         <w:rPr>
@@ -2005,6 +2851,7 @@
         </w:rPr>
         <w:t>world.warehouseClimax</w:t>
       </w:r>
+      <w:proofErr w:type="spellEnd"/>
       <w:proofErr w:type="gramEnd"/>
       <w:r>
         <w:rPr>
@@ -2012,6 +2859,7 @@
         </w:rPr>
         <w:t>-&gt;add(</w:t>
       </w:r>
+      <w:proofErr w:type="spellStart"/>
       <w:proofErr w:type="gramStart"/>
       <w:r>
         <w:rPr>
@@ -2019,6 +2867,7 @@
         </w:rPr>
         <w:t>world.setUpLighting</w:t>
       </w:r>
+      <w:proofErr w:type="spellEnd"/>
       <w:proofErr w:type="gramEnd"/>
       <w:r>
         <w:rPr>

--- a/COS214_P4.docx
+++ b/COS214_P4.docx
@@ -56,13 +56,8 @@
       </w:r>
     </w:p>
     <w:p>
-      <w:proofErr w:type="spellStart"/>
-      <w:r>
-        <w:t>TaskForge</w:t>
-      </w:r>
-      <w:proofErr w:type="spellEnd"/>
-      <w:r>
-        <w:t xml:space="preserve"> is a reusable work-processing system designed to manage the work involved in producing a film. Film production contains a large bo</w:t>
+      <w:r>
+        <w:t>TaskForge is a reusable work-processing system designed to manage the work involved in producing a film. Film production contains a large bo</w:t>
       </w:r>
       <w:r>
         <w:t>dy of work that can be broken</w:t>
@@ -73,15 +68,7 @@
     </w:p>
     <w:p>
       <w:r>
-        <w:t xml:space="preserve">The problem </w:t>
-      </w:r>
-      <w:proofErr w:type="spellStart"/>
-      <w:r>
-        <w:t>TaskForge</w:t>
-      </w:r>
-      <w:proofErr w:type="spellEnd"/>
-      <w:r>
-        <w:t xml:space="preserve"> solves is the difficulty of organising, processing and monitoring this hierarchical body of work while allowing production staff to:</w:t>
+        <w:t>The problem TaskForge solves is the difficulty of organising, processing and monitoring this hierarchical body of work while allowing production staff to:</w:t>
       </w:r>
       <w:r>
         <w:t xml:space="preserve"> </w:t>
@@ -122,37 +109,16 @@
           <w:rStyle w:val="SubtleEmphasis"/>
         </w:rPr>
       </w:pPr>
-      <w:proofErr w:type="spellStart"/>
       <w:r>
         <w:rPr>
           <w:rStyle w:val="SubtleEmphasis"/>
         </w:rPr>
-        <w:t>TaskForge</w:t>
-      </w:r>
-      <w:proofErr w:type="spellEnd"/>
-      <w:r>
-        <w:rPr>
-          <w:rStyle w:val="SubtleEmphasis"/>
-        </w:rPr>
-        <w:t xml:space="preserve"> System Overview</w:t>
-      </w:r>
-    </w:p>
-    <w:p>
-      <w:proofErr w:type="spellStart"/>
-      <w:r>
-        <w:t>TaskForge</w:t>
-      </w:r>
-      <w:proofErr w:type="spellEnd"/>
-      <w:r>
-        <w:t xml:space="preserve"> is a hierarchical work-processing system designed for managing the work involved in producing a film. A film production consists of many pieces of work that are organised into groups, such as production phases, scenes, and individual production tasks. </w:t>
-      </w:r>
-      <w:proofErr w:type="spellStart"/>
-      <w:r>
-        <w:t>TaskForge</w:t>
-      </w:r>
-      <w:proofErr w:type="spellEnd"/>
-      <w:r>
-        <w:t xml:space="preserve"> represents this work as a hierarchy in which both individual tasks and groups of tasks can be treated uniformly (composite DP).</w:t>
+        <w:t>TaskForge System Overview</w:t>
+      </w:r>
+    </w:p>
+    <w:p>
+      <w:r>
+        <w:t>TaskForge is a hierarchical work-processing system designed for managing the work involved in producing a film. A film production consists of many pieces of work that are organised into groups, such as production phases, scenes, and individual production tasks. TaskForge represents this work as a hierarchy in which both individual tasks and groups of tasks can be treated uniformly (composite DP).</w:t>
       </w:r>
     </w:p>
     <w:p>
@@ -225,22 +191,9 @@
       </w:r>
     </w:p>
     <w:p>
-      <w:proofErr w:type="spellStart"/>
       <w:r>
         <w:lastRenderedPageBreak/>
-        <w:t>TaskForge</w:t>
-      </w:r>
-      <w:proofErr w:type="spellEnd"/>
-      <w:r>
-        <w:t xml:space="preserve"> also allows additional responsibilities to be added to work items at runtime. For example, a safety check or equipment check can be added to a filming task without modifying the original task. These responsibilities can be stacked, allowing a single task to have multiple additional requirements while remaining usable through the same </w:t>
-      </w:r>
-      <w:proofErr w:type="spellStart"/>
-      <w:r>
-        <w:t>WorkItem</w:t>
-      </w:r>
-      <w:proofErr w:type="spellEnd"/>
-      <w:r>
-        <w:t xml:space="preserve"> abstraction</w:t>
+        <w:t>TaskForge also allows additional responsibilities to be added to work items at runtime. For example, a safety check or equipment check can be added to a filming task without modifying the original task. These responsibilities can be stacked, allowing a single task to have multiple additional requirements while remaining usable through the same WorkItem abstraction</w:t>
       </w:r>
       <w:r>
         <w:t xml:space="preserve"> (Decorator DP)</w:t>
@@ -251,15 +204,7 @@
     </w:p>
     <w:p>
       <w:r>
-        <w:t xml:space="preserve">Finally, the production hierarchy can change while the system is running. For example, a task can be moved from one scene or production group to another. </w:t>
-      </w:r>
-      <w:proofErr w:type="spellStart"/>
-      <w:r>
-        <w:t>TaskForge</w:t>
-      </w:r>
-      <w:proofErr w:type="spellEnd"/>
-      <w:r>
-        <w:t xml:space="preserve"> uses a deliberate </w:t>
+        <w:t xml:space="preserve">Finally, the production hierarchy can change while the system is running. For example, a task can be moved from one scene or production group to another. TaskForge uses a deliberate </w:t>
       </w:r>
       <w:r>
         <w:rPr>
@@ -273,15 +218,7 @@
     </w:p>
     <w:p>
       <w:r>
-        <w:t xml:space="preserve">Overall, </w:t>
-      </w:r>
-      <w:proofErr w:type="spellStart"/>
-      <w:r>
-        <w:t>TaskForge</w:t>
-      </w:r>
-      <w:proofErr w:type="spellEnd"/>
-      <w:r>
-        <w:t xml:space="preserve"> provides a single system for organising, traversing, processing, monitoring, and dynamically modifying film-production work. The Composite, Iterator, State, and Decorator patterns work together as parts of this single workflow rather than as separate demonstrations of the patterns.</w:t>
+        <w:t>Overall, TaskForge provides a single system for organising, traversing, processing, monitoring, and dynamically modifying film-production work. The Composite, Iterator, State, and Decorator patterns work together as parts of this single workflow rather than as separate demonstrations of the patterns.</w:t>
       </w:r>
     </w:p>
     <w:p/>
@@ -309,25 +246,7 @@
           <w:rFonts w:eastAsiaTheme="minorEastAsia"/>
           <w:spacing w:val="15"/>
         </w:rPr>
-        <w:t xml:space="preserve">fication of the </w:t>
-      </w:r>
-      <w:proofErr w:type="spellStart"/>
-      <w:r>
-        <w:rPr>
-          <w:rStyle w:val="SubtleEmphasis"/>
-          <w:rFonts w:eastAsiaTheme="minorEastAsia"/>
-          <w:spacing w:val="15"/>
-        </w:rPr>
-        <w:t>GoF</w:t>
-      </w:r>
-      <w:proofErr w:type="spellEnd"/>
-      <w:r>
-        <w:rPr>
-          <w:rStyle w:val="SubtleEmphasis"/>
-          <w:rFonts w:eastAsiaTheme="minorEastAsia"/>
-          <w:spacing w:val="15"/>
-        </w:rPr>
-        <w:t xml:space="preserve"> participants</w:t>
+        <w:t>fication of the GoF participants</w:t>
       </w:r>
     </w:p>
     <w:p>
@@ -385,14 +304,12 @@
                 <w:b w:val="0"/>
               </w:rPr>
             </w:pPr>
-            <w:proofErr w:type="spellStart"/>
             <w:r>
               <w:rPr>
                 <w:b w:val="0"/>
               </w:rPr>
               <w:t>WorkItem</w:t>
             </w:r>
-            <w:proofErr w:type="spellEnd"/>
           </w:p>
         </w:tc>
         <w:tc>
@@ -438,11 +355,9 @@
             <w:pPr>
               <w:cnfStyle w:val="000000100000" w:firstRow="0" w:lastRow="0" w:firstColumn="0" w:lastColumn="0" w:oddVBand="0" w:evenVBand="0" w:oddHBand="1" w:evenHBand="0" w:firstRowFirstColumn="0" w:firstRowLastColumn="0" w:lastRowFirstColumn="0" w:lastRowLastColumn="0"/>
             </w:pPr>
-            <w:proofErr w:type="spellStart"/>
             <w:r>
               <w:t>WorkGroup</w:t>
             </w:r>
-            <w:proofErr w:type="spellEnd"/>
           </w:p>
         </w:tc>
         <w:tc>
@@ -454,13 +369,8 @@
               <w:cnfStyle w:val="000000100000" w:firstRow="0" w:lastRow="0" w:firstColumn="0" w:lastColumn="0" w:oddVBand="0" w:evenVBand="0" w:oddHBand="1" w:evenHBand="0" w:firstRowFirstColumn="0" w:firstRowLastColumn="0" w:lastRowFirstColumn="0" w:lastRowLastColumn="0"/>
             </w:pPr>
             <w:r>
-              <w:t xml:space="preserve">Represents a group that contains other </w:t>
-            </w:r>
-            <w:proofErr w:type="spellStart"/>
-            <w:r>
-              <w:t>WorkItems</w:t>
-            </w:r>
-            <w:proofErr w:type="spellEnd"/>
+              <w:t>Represents a group that contains other WorkItems</w:t>
+            </w:r>
           </w:p>
         </w:tc>
       </w:tr>
@@ -484,11 +394,9 @@
             <w:pPr>
               <w:cnfStyle w:val="000000000000" w:firstRow="0" w:lastRow="0" w:firstColumn="0" w:lastColumn="0" w:oddVBand="0" w:evenVBand="0" w:oddHBand="0" w:evenHBand="0" w:firstRowFirstColumn="0" w:firstRowLastColumn="0" w:lastRowFirstColumn="0" w:lastRowLastColumn="0"/>
             </w:pPr>
-            <w:proofErr w:type="spellStart"/>
             <w:r>
               <w:t>ProductionTask</w:t>
             </w:r>
-            <w:proofErr w:type="spellEnd"/>
           </w:p>
         </w:tc>
         <w:tc>
@@ -528,11 +436,9 @@
             <w:pPr>
               <w:cnfStyle w:val="000000100000" w:firstRow="0" w:lastRow="0" w:firstColumn="0" w:lastColumn="0" w:oddVBand="0" w:evenVBand="0" w:oddHBand="1" w:evenHBand="0" w:firstRowFirstColumn="0" w:firstRowLastColumn="0" w:lastRowFirstColumn="0" w:lastRowLastColumn="0"/>
             </w:pPr>
-            <w:proofErr w:type="spellStart"/>
             <w:r>
               <w:t>ProductionPhase</w:t>
             </w:r>
-            <w:proofErr w:type="spellEnd"/>
             <w:r>
               <w:t>(Pre-Production, production, post-production)</w:t>
             </w:r>
@@ -540,39 +446,7 @@
               <w:t>, Scene</w:t>
             </w:r>
             <w:r>
-              <w:t xml:space="preserve"> (</w:t>
-            </w:r>
-            <w:proofErr w:type="spellStart"/>
-            <w:r>
-              <w:t>OpeningScene</w:t>
-            </w:r>
-            <w:proofErr w:type="spellEnd"/>
-            <w:r>
-              <w:t xml:space="preserve">, </w:t>
-            </w:r>
-            <w:proofErr w:type="spellStart"/>
-            <w:r>
-              <w:t>ClosingScene</w:t>
-            </w:r>
-            <w:proofErr w:type="spellEnd"/>
-            <w:r>
-              <w:t xml:space="preserve">, </w:t>
-            </w:r>
-            <w:proofErr w:type="spellStart"/>
-            <w:r>
-              <w:t>ClimaxScene</w:t>
-            </w:r>
-            <w:proofErr w:type="spellEnd"/>
-            <w:r>
-              <w:t xml:space="preserve">, </w:t>
-            </w:r>
-            <w:proofErr w:type="spellStart"/>
-            <w:r>
-              <w:t>postClimaxScene</w:t>
-            </w:r>
-            <w:proofErr w:type="spellEnd"/>
-            <w:r>
-              <w:t>)</w:t>
+              <w:t xml:space="preserve"> (OpeningScene, ClosingScene, ClimaxScene, postClimaxScene)</w:t>
             </w:r>
           </w:p>
         </w:tc>
@@ -639,11 +513,9 @@
             <w:pPr>
               <w:cnfStyle w:val="100000000000" w:firstRow="1" w:lastRow="0" w:firstColumn="0" w:lastColumn="0" w:oddVBand="0" w:evenVBand="0" w:oddHBand="0" w:evenHBand="0" w:firstRowFirstColumn="0" w:firstRowLastColumn="0" w:lastRowFirstColumn="0" w:lastRowLastColumn="0"/>
             </w:pPr>
-            <w:proofErr w:type="spellStart"/>
             <w:r>
               <w:t>WorkIterator</w:t>
             </w:r>
-            <w:proofErr w:type="spellEnd"/>
           </w:p>
         </w:tc>
         <w:tc>
@@ -683,11 +555,9 @@
             <w:pPr>
               <w:cnfStyle w:val="000000100000" w:firstRow="0" w:lastRow="0" w:firstColumn="0" w:lastColumn="0" w:oddVBand="0" w:evenVBand="0" w:oddHBand="1" w:evenHBand="0" w:firstRowFirstColumn="0" w:firstRowLastColumn="0" w:lastRowFirstColumn="0" w:lastRowLastColumn="0"/>
             </w:pPr>
-            <w:proofErr w:type="spellStart"/>
             <w:r>
               <w:t>ProductionOrderIterator</w:t>
             </w:r>
-            <w:proofErr w:type="spellEnd"/>
           </w:p>
         </w:tc>
         <w:tc>
@@ -727,11 +597,9 @@
             <w:pPr>
               <w:cnfStyle w:val="000000000000" w:firstRow="0" w:lastRow="0" w:firstColumn="0" w:lastColumn="0" w:oddVBand="0" w:evenVBand="0" w:oddHBand="0" w:evenHBand="0" w:firstRowFirstColumn="0" w:firstRowLastColumn="0" w:lastRowFirstColumn="0" w:lastRowLastColumn="0"/>
             </w:pPr>
-            <w:proofErr w:type="spellStart"/>
             <w:r>
               <w:t>PriorityIterator</w:t>
             </w:r>
-            <w:proofErr w:type="spellEnd"/>
           </w:p>
         </w:tc>
         <w:tc>
@@ -771,19 +639,9 @@
             <w:pPr>
               <w:cnfStyle w:val="000000100000" w:firstRow="0" w:lastRow="0" w:firstColumn="0" w:lastColumn="0" w:oddVBand="0" w:evenVBand="0" w:oddHBand="1" w:evenHBand="0" w:firstRowFirstColumn="0" w:firstRowLastColumn="0" w:lastRowFirstColumn="0" w:lastRowLastColumn="0"/>
             </w:pPr>
-            <w:proofErr w:type="spellStart"/>
-            <w:r>
-              <w:t>WorkItem</w:t>
-            </w:r>
-            <w:proofErr w:type="spellEnd"/>
-            <w:r>
-              <w:t xml:space="preserve">/ </w:t>
-            </w:r>
-            <w:proofErr w:type="spellStart"/>
-            <w:r>
-              <w:t>WorkGroup</w:t>
-            </w:r>
-            <w:proofErr w:type="spellEnd"/>
+            <w:r>
+              <w:t>WorkItem/ WorkGroup</w:t>
+            </w:r>
           </w:p>
         </w:tc>
         <w:tc>
@@ -853,11 +711,9 @@
             <w:pPr>
               <w:cnfStyle w:val="100000000000" w:firstRow="1" w:lastRow="0" w:firstColumn="0" w:lastColumn="0" w:oddVBand="0" w:evenVBand="0" w:oddHBand="0" w:evenHBand="0" w:firstRowFirstColumn="0" w:firstRowLastColumn="0" w:lastRowFirstColumn="0" w:lastRowLastColumn="0"/>
             </w:pPr>
-            <w:proofErr w:type="spellStart"/>
             <w:r>
               <w:t>ProductionTask</w:t>
             </w:r>
-            <w:proofErr w:type="spellEnd"/>
           </w:p>
         </w:tc>
         <w:tc>
@@ -897,11 +753,9 @@
             <w:pPr>
               <w:cnfStyle w:val="000000100000" w:firstRow="0" w:lastRow="0" w:firstColumn="0" w:lastColumn="0" w:oddVBand="0" w:evenVBand="0" w:oddHBand="1" w:evenHBand="0" w:firstRowFirstColumn="0" w:firstRowLastColumn="0" w:lastRowFirstColumn="0" w:lastRowLastColumn="0"/>
             </w:pPr>
-            <w:proofErr w:type="spellStart"/>
             <w:r>
               <w:t>TaskState</w:t>
             </w:r>
-            <w:proofErr w:type="spellEnd"/>
           </w:p>
         </w:tc>
         <w:tc>
@@ -925,11 +779,9 @@
             <w:tcW w:w="3000" w:type="dxa"/>
           </w:tcPr>
           <w:p>
-            <w:proofErr w:type="spellStart"/>
             <w:r>
               <w:t>ConcreteState</w:t>
             </w:r>
-            <w:proofErr w:type="spellEnd"/>
           </w:p>
         </w:tc>
         <w:tc>
@@ -1013,11 +865,9 @@
             <w:pPr>
               <w:cnfStyle w:val="100000000000" w:firstRow="1" w:lastRow="0" w:firstColumn="0" w:lastColumn="0" w:oddVBand="0" w:evenVBand="0" w:oddHBand="0" w:evenHBand="0" w:firstRowFirstColumn="0" w:firstRowLastColumn="0" w:lastRowFirstColumn="0" w:lastRowLastColumn="0"/>
             </w:pPr>
-            <w:proofErr w:type="spellStart"/>
             <w:r>
               <w:t>WorkItem</w:t>
             </w:r>
-            <w:proofErr w:type="spellEnd"/>
           </w:p>
         </w:tc>
         <w:tc>
@@ -1060,53 +910,11 @@
             <w:pPr>
               <w:cnfStyle w:val="000000100000" w:firstRow="0" w:lastRow="0" w:firstColumn="0" w:lastColumn="0" w:oddVBand="0" w:evenVBand="0" w:oddHBand="1" w:evenHBand="0" w:firstRowFirstColumn="0" w:firstRowLastColumn="0" w:lastRowFirstColumn="0" w:lastRowLastColumn="0"/>
             </w:pPr>
-            <w:proofErr w:type="spellStart"/>
             <w:r>
               <w:t>ProductionTask</w:t>
             </w:r>
-            <w:proofErr w:type="spellEnd"/>
-            <w:r>
-              <w:t xml:space="preserve"> (</w:t>
-            </w:r>
-            <w:proofErr w:type="spellStart"/>
-            <w:r>
-              <w:t>castLead</w:t>
-            </w:r>
-            <w:proofErr w:type="spellEnd"/>
-            <w:r>
-              <w:t xml:space="preserve">, </w:t>
-            </w:r>
-            <w:proofErr w:type="spellStart"/>
-            <w:r>
-              <w:t>findLocation</w:t>
-            </w:r>
-            <w:proofErr w:type="spellEnd"/>
-            <w:r>
-              <w:t xml:space="preserve">, </w:t>
-            </w:r>
-            <w:proofErr w:type="spellStart"/>
-            <w:r>
-              <w:t>filmScene</w:t>
-            </w:r>
-            <w:proofErr w:type="spellEnd"/>
-            <w:r>
-              <w:t xml:space="preserve">, </w:t>
-            </w:r>
-            <w:proofErr w:type="spellStart"/>
-            <w:r>
-              <w:t>editScene</w:t>
-            </w:r>
-            <w:proofErr w:type="spellEnd"/>
-            <w:r>
-              <w:t xml:space="preserve">, </w:t>
-            </w:r>
-            <w:proofErr w:type="spellStart"/>
-            <w:r>
-              <w:t>addEffects</w:t>
-            </w:r>
-            <w:proofErr w:type="spellEnd"/>
-            <w:r>
-              <w:t>)</w:t>
+            <w:r>
+              <w:t xml:space="preserve"> (castLead, findLocation, filmScene, editScene, addEffects)</w:t>
             </w:r>
           </w:p>
         </w:tc>
@@ -1144,11 +952,9 @@
             <w:pPr>
               <w:cnfStyle w:val="000000000000" w:firstRow="0" w:lastRow="0" w:firstColumn="0" w:lastColumn="0" w:oddVBand="0" w:evenVBand="0" w:oddHBand="0" w:evenHBand="0" w:firstRowFirstColumn="0" w:firstRowLastColumn="0" w:lastRowFirstColumn="0" w:lastRowLastColumn="0"/>
             </w:pPr>
-            <w:proofErr w:type="spellStart"/>
             <w:r>
               <w:t>WorkItemDecorator</w:t>
             </w:r>
-            <w:proofErr w:type="spellEnd"/>
           </w:p>
         </w:tc>
         <w:tc>
@@ -1160,13 +966,8 @@
               <w:cnfStyle w:val="000000000000" w:firstRow="0" w:lastRow="0" w:firstColumn="0" w:lastColumn="0" w:oddVBand="0" w:evenVBand="0" w:oddHBand="0" w:evenHBand="0" w:firstRowFirstColumn="0" w:firstRowLastColumn="0" w:lastRowFirstColumn="0" w:lastRowLastColumn="0"/>
             </w:pPr>
             <w:r>
-              <w:t xml:space="preserve">Base wrapper implementing </w:t>
-            </w:r>
-            <w:proofErr w:type="spellStart"/>
-            <w:r>
-              <w:t>WorkItem</w:t>
-            </w:r>
-            <w:proofErr w:type="spellEnd"/>
+              <w:t>Base wrapper implementing WorkItem</w:t>
+            </w:r>
           </w:p>
         </w:tc>
       </w:tr>
@@ -1180,11 +981,9 @@
             <w:tcW w:w="3116" w:type="dxa"/>
           </w:tcPr>
           <w:p>
-            <w:proofErr w:type="spellStart"/>
             <w:r>
               <w:t>ConcreteDecorator</w:t>
             </w:r>
-            <w:proofErr w:type="spellEnd"/>
           </w:p>
         </w:tc>
         <w:tc>
@@ -1195,21 +994,14 @@
             <w:pPr>
               <w:cnfStyle w:val="000000100000" w:firstRow="0" w:lastRow="0" w:firstColumn="0" w:lastColumn="0" w:oddVBand="0" w:evenVBand="0" w:oddHBand="1" w:evenHBand="0" w:firstRowFirstColumn="0" w:firstRowLastColumn="0" w:lastRowFirstColumn="0" w:lastRowLastColumn="0"/>
             </w:pPr>
-            <w:proofErr w:type="spellStart"/>
             <w:r>
               <w:t>SafetyCheck</w:t>
             </w:r>
-            <w:proofErr w:type="spellEnd"/>
             <w:r>
               <w:t xml:space="preserve">, </w:t>
             </w:r>
-            <w:proofErr w:type="spellStart"/>
-            <w:r>
-              <w:t>EquipementCheck</w:t>
-            </w:r>
-            <w:proofErr w:type="spellEnd"/>
-            <w:r>
-              <w:t>, Insurance</w:t>
+            <w:r>
+              <w:t>EquipementCheck, Insurance</w:t>
             </w:r>
           </w:p>
         </w:tc>
@@ -1264,49 +1056,13 @@
         </w:rPr>
       </w:pPr>
       <w:r>
-        <w:t xml:space="preserve">Composite: </w:t>
-      </w:r>
-      <w:proofErr w:type="spellStart"/>
-      <w:r>
-        <w:t>WorkItem</w:t>
-      </w:r>
-      <w:proofErr w:type="spellEnd"/>
-      <w:r>
-        <w:t xml:space="preserve"> </w:t>
-      </w:r>
-      <w:r>
-        <w:rPr>
-          <w:rFonts w:cstheme="minorHAnsi"/>
-        </w:rPr>
-        <w:t xml:space="preserve">← </w:t>
-      </w:r>
-      <w:proofErr w:type="spellStart"/>
-      <w:r>
-        <w:rPr>
-          <w:rFonts w:cstheme="minorHAnsi"/>
-        </w:rPr>
-        <w:t>ProductionTask</w:t>
-      </w:r>
-      <w:proofErr w:type="spellEnd"/>
-      <w:r>
-        <w:rPr>
-          <w:rFonts w:cstheme="minorHAnsi"/>
-        </w:rPr>
-        <w:t xml:space="preserve">, </w:t>
-      </w:r>
-      <w:proofErr w:type="spellStart"/>
-      <w:r>
-        <w:rPr>
-          <w:rFonts w:cstheme="minorHAnsi"/>
-        </w:rPr>
-        <w:t>WorkGroup</w:t>
-      </w:r>
-      <w:proofErr w:type="spellEnd"/>
-      <w:r>
-        <w:rPr>
-          <w:rFonts w:cstheme="minorHAnsi"/>
-        </w:rPr>
-        <w:t xml:space="preserve"> </w:t>
+        <w:t xml:space="preserve">Composite: WorkItem </w:t>
+      </w:r>
+      <w:r>
+        <w:rPr>
+          <w:rFonts w:cstheme="minorHAnsi"/>
+        </w:rPr>
+        <w:t xml:space="preserve">← ProductionTask, WorkGroup </w:t>
       </w:r>
       <w:r>
         <w:rPr>
@@ -1318,48 +1074,20 @@
         <w:rPr>
           <w:rFonts w:cstheme="minorHAnsi"/>
         </w:rPr>
-        <w:t xml:space="preserve"> </w:t>
-      </w:r>
-      <w:proofErr w:type="spellStart"/>
-      <w:r>
-        <w:rPr>
-          <w:rFonts w:cstheme="minorHAnsi"/>
-        </w:rPr>
-        <w:t>ProductionPhase</w:t>
-      </w:r>
-      <w:proofErr w:type="spellEnd"/>
-      <w:r>
-        <w:rPr>
-          <w:rFonts w:cstheme="minorHAnsi"/>
-        </w:rPr>
-        <w:t>, Scene</w:t>
-      </w:r>
-    </w:p>
-    <w:p>
-      <w:pPr>
-        <w:rPr>
-          <w:rFonts w:cstheme="minorHAnsi"/>
-        </w:rPr>
-      </w:pPr>
-      <w:r>
-        <w:rPr>
-          <w:rFonts w:cstheme="minorHAnsi"/>
-        </w:rPr>
-        <w:t xml:space="preserve">Iterator: </w:t>
-      </w:r>
-      <w:proofErr w:type="spellStart"/>
-      <w:r>
-        <w:rPr>
-          <w:rFonts w:cstheme="minorHAnsi"/>
-        </w:rPr>
-        <w:t>WorkIterator</w:t>
-      </w:r>
-      <w:proofErr w:type="spellEnd"/>
-      <w:r>
-        <w:rPr>
-          <w:rFonts w:cstheme="minorHAnsi"/>
-        </w:rPr>
-        <w:t xml:space="preserve"> </w:t>
+        <w:t xml:space="preserve"> ProductionPhase, Scene</w:t>
+      </w:r>
+    </w:p>
+    <w:p>
+      <w:pPr>
+        <w:rPr>
+          <w:rFonts w:cstheme="minorHAnsi"/>
+        </w:rPr>
+      </w:pPr>
+      <w:r>
+        <w:rPr>
+          <w:rFonts w:cstheme="minorHAnsi"/>
+        </w:rPr>
+        <w:t xml:space="preserve">Iterator: WorkIterator </w:t>
       </w:r>
       <w:r>
         <w:rPr>
@@ -1371,30 +1099,8 @@
         <w:rPr>
           <w:rFonts w:cstheme="minorHAnsi"/>
         </w:rPr>
-        <w:t xml:space="preserve"> </w:t>
-      </w:r>
-      <w:proofErr w:type="spellStart"/>
-      <w:r>
-        <w:rPr>
-          <w:rFonts w:cstheme="minorHAnsi"/>
-        </w:rPr>
-        <w:t>ProductionOrderIterator</w:t>
-      </w:r>
-      <w:proofErr w:type="spellEnd"/>
-      <w:r>
-        <w:rPr>
-          <w:rFonts w:cstheme="minorHAnsi"/>
-        </w:rPr>
-        <w:t xml:space="preserve">, </w:t>
-      </w:r>
-      <w:proofErr w:type="spellStart"/>
-      <w:r>
-        <w:rPr>
-          <w:rFonts w:cstheme="minorHAnsi"/>
-        </w:rPr>
-        <w:t>PriorityIterator</w:t>
-      </w:r>
-      <w:proofErr w:type="spellEnd"/>
+        <w:t xml:space="preserve"> ProductionOrderIterator, PriorityIterator</w:t>
+      </w:r>
     </w:p>
     <w:p>
       <w:pPr>
@@ -1431,21 +1137,7 @@
         <w:rPr>
           <w:rFonts w:cstheme="minorHAnsi"/>
         </w:rPr>
-        <w:t xml:space="preserve">Decorator: </w:t>
-      </w:r>
-      <w:proofErr w:type="spellStart"/>
-      <w:r>
-        <w:rPr>
-          <w:rFonts w:cstheme="minorHAnsi"/>
-        </w:rPr>
-        <w:t>WorkItem</w:t>
-      </w:r>
-      <w:proofErr w:type="spellEnd"/>
-      <w:r>
-        <w:rPr>
-          <w:rFonts w:cstheme="minorHAnsi"/>
-        </w:rPr>
-        <w:t xml:space="preserve"> </w:t>
+        <w:t xml:space="preserve">Decorator: WorkItem </w:t>
       </w:r>
       <w:r>
         <w:rPr>
@@ -1457,21 +1149,7 @@
         <w:rPr>
           <w:rFonts w:cstheme="minorHAnsi"/>
         </w:rPr>
-        <w:t xml:space="preserve"> </w:t>
-      </w:r>
-      <w:proofErr w:type="spellStart"/>
-      <w:r>
-        <w:rPr>
-          <w:rFonts w:cstheme="minorHAnsi"/>
-        </w:rPr>
-        <w:t>WorkItemDecorator</w:t>
-      </w:r>
-      <w:proofErr w:type="spellEnd"/>
-      <w:r>
-        <w:rPr>
-          <w:rFonts w:cstheme="minorHAnsi"/>
-        </w:rPr>
-        <w:t xml:space="preserve"> </w:t>
+        <w:t xml:space="preserve"> WorkItemDecorator </w:t>
       </w:r>
       <w:r>
         <w:rPr>
@@ -1483,30 +1161,8 @@
         <w:rPr>
           <w:rFonts w:cstheme="minorHAnsi"/>
         </w:rPr>
-        <w:t xml:space="preserve"> </w:t>
-      </w:r>
-      <w:proofErr w:type="spellStart"/>
-      <w:r>
-        <w:rPr>
-          <w:rFonts w:cstheme="minorHAnsi"/>
-        </w:rPr>
-        <w:t>SafetyCheckDecorator</w:t>
-      </w:r>
-      <w:proofErr w:type="spellEnd"/>
-      <w:r>
-        <w:rPr>
-          <w:rFonts w:cstheme="minorHAnsi"/>
-        </w:rPr>
-        <w:t xml:space="preserve">, </w:t>
-      </w:r>
-      <w:proofErr w:type="spellStart"/>
-      <w:r>
-        <w:rPr>
-          <w:rFonts w:cstheme="minorHAnsi"/>
-        </w:rPr>
-        <w:t>EquipmentCheckDecorator</w:t>
-      </w:r>
-      <w:proofErr w:type="spellEnd"/>
+        <w:t xml:space="preserve"> SafetyCheckDecorator, EquipmentCheckDecorator</w:t>
+      </w:r>
     </w:p>
     <w:p>
       <w:pPr>
@@ -1544,45 +1200,55 @@
           <w:b/>
           <w:i/>
         </w:rPr>
-        <w:t xml:space="preserve">Why use </w:t>
-      </w:r>
-      <w:proofErr w:type="spellStart"/>
+        <w:t>Why use WorkItem?</w:t>
+      </w:r>
+      <w:r>
+        <w:rPr>
+          <w:rFonts w:cstheme="minorHAnsi"/>
+        </w:rPr>
+        <w:t xml:space="preserve"> WorkItem provides a common abstraction for both individual production tasks and groups of work. This allows the Composite pattern to treat individual and grouped work uniformly.</w:t>
+      </w:r>
+    </w:p>
+    <w:p>
+      <w:pPr>
+        <w:rPr>
+          <w:rFonts w:cstheme="minorHAnsi"/>
+        </w:rPr>
+      </w:pPr>
       <w:r>
         <w:rPr>
           <w:rFonts w:cstheme="minorHAnsi"/>
           <w:b/>
           <w:i/>
         </w:rPr>
-        <w:t>WorkItem</w:t>
-      </w:r>
-      <w:proofErr w:type="spellEnd"/>
+        <w:t>Why use WorkGroup?</w:t>
+      </w:r>
+      <w:r>
+        <w:rPr>
+          <w:rFonts w:cstheme="minorHAnsi"/>
+        </w:rPr>
+        <w:t xml:space="preserve"> Film production naturally consists of recursively nested groups. WorkGroup allows a group to contain other WorkItems, creating the required hierarchical structure.</w:t>
+      </w:r>
+    </w:p>
+    <w:p>
+      <w:pPr>
+        <w:rPr>
+          <w:rFonts w:cstheme="minorHAnsi"/>
+        </w:rPr>
+      </w:pPr>
       <w:r>
         <w:rPr>
           <w:rFonts w:cstheme="minorHAnsi"/>
           <w:b/>
           <w:i/>
         </w:rPr>
-        <w:t>?</w:t>
-      </w:r>
-      <w:r>
-        <w:rPr>
-          <w:rFonts w:cstheme="minorHAnsi"/>
-        </w:rPr>
-        <w:t xml:space="preserve"> </w:t>
-      </w:r>
-      <w:proofErr w:type="spellStart"/>
-      <w:r>
-        <w:rPr>
-          <w:rFonts w:cstheme="minorHAnsi"/>
-        </w:rPr>
-        <w:t>WorkItem</w:t>
-      </w:r>
-      <w:proofErr w:type="spellEnd"/>
-      <w:r>
-        <w:rPr>
-          <w:rFonts w:cstheme="minorHAnsi"/>
-        </w:rPr>
-        <w:t xml:space="preserve"> provides a common abstraction for both individual production tasks and groups of work. This allows the Composite pattern to treat individual and grouped work uniformly.</w:t>
+        <w:t>Why use ProductionPhase and Scene?</w:t>
+      </w:r>
+      <w:r>
+        <w:rPr>
+          <w:rFonts w:cstheme="minorHAnsi"/>
+        </w:rPr>
+        <w:t xml:space="preserve"> These provide concrete domain meaning to the composite hierarchy instead of creating a generic tree with no connection to the film-production problem.</w:t>
       </w:r>
     </w:p>
     <w:p>
@@ -1597,59 +1263,62 @@
           <w:b/>
           <w:i/>
         </w:rPr>
-        <w:t xml:space="preserve">Why use </w:t>
-      </w:r>
-      <w:proofErr w:type="spellStart"/>
+        <w:t>Why use two iterators?</w:t>
+      </w:r>
+      <w:r>
+        <w:rPr>
+          <w:rFonts w:cstheme="minorHAnsi"/>
+        </w:rPr>
+        <w:t xml:space="preserve"> Different users may need different views of the same production. ProductionOrderIterator follows the production hierarchy, while PriorityIterator identifies the most </w:t>
+      </w:r>
+      <w:r>
+        <w:rPr>
+          <w:rFonts w:cstheme="minorHAnsi"/>
+        </w:rPr>
+        <w:lastRenderedPageBreak/>
+        <w:t>important tasks first. This gives the Iterator pattern a genuine purpose rather than simply replacing an STL loop.</w:t>
+      </w:r>
+    </w:p>
+    <w:p>
+      <w:pPr>
+        <w:rPr>
+          <w:rFonts w:cstheme="minorHAnsi"/>
+        </w:rPr>
+      </w:pPr>
       <w:r>
         <w:rPr>
           <w:rFonts w:cstheme="minorHAnsi"/>
           <w:b/>
           <w:i/>
         </w:rPr>
-        <w:t>WorkGroup</w:t>
-      </w:r>
-      <w:proofErr w:type="spellEnd"/>
+        <w:t>Why use State?</w:t>
+      </w:r>
+      <w:r>
+        <w:rPr>
+          <w:rFonts w:cstheme="minorHAnsi"/>
+        </w:rPr>
+        <w:t xml:space="preserve"> A production task naturally changes throughout its lifecycle. The State pattern lets a task behave differently when planned, in progress, blocked or completed, while also preventing invalid lifecycle transitions.</w:t>
+      </w:r>
+    </w:p>
+    <w:p>
+      <w:pPr>
+        <w:rPr>
+          <w:rFonts w:cstheme="minorHAnsi"/>
+        </w:rPr>
+      </w:pPr>
       <w:r>
         <w:rPr>
           <w:rFonts w:cstheme="minorHAnsi"/>
           <w:b/>
           <w:i/>
         </w:rPr>
-        <w:t>?</w:t>
-      </w:r>
-      <w:r>
-        <w:rPr>
-          <w:rFonts w:cstheme="minorHAnsi"/>
-        </w:rPr>
-        <w:t xml:space="preserve"> Film production naturally consists of recursively nested groups. </w:t>
-      </w:r>
-      <w:proofErr w:type="spellStart"/>
-      <w:r>
-        <w:rPr>
-          <w:rFonts w:cstheme="minorHAnsi"/>
-        </w:rPr>
-        <w:t>WorkGroup</w:t>
-      </w:r>
-      <w:proofErr w:type="spellEnd"/>
-      <w:r>
-        <w:rPr>
-          <w:rFonts w:cstheme="minorHAnsi"/>
-        </w:rPr>
-        <w:t xml:space="preserve"> allows a group to contain other </w:t>
-      </w:r>
-      <w:proofErr w:type="spellStart"/>
-      <w:r>
-        <w:rPr>
-          <w:rFonts w:cstheme="minorHAnsi"/>
-        </w:rPr>
-        <w:t>WorkItems</w:t>
-      </w:r>
-      <w:proofErr w:type="spellEnd"/>
-      <w:r>
-        <w:rPr>
-          <w:rFonts w:cstheme="minorHAnsi"/>
-        </w:rPr>
-        <w:t>, creating the required hierarchical structure.</w:t>
+        <w:t>Why use Decorator?</w:t>
+      </w:r>
+      <w:r>
+        <w:rPr>
+          <w:rFonts w:cstheme="minorHAnsi"/>
+        </w:rPr>
+        <w:t xml:space="preserve"> Some production tasks require additional responsibilities only in particular circumstances. Safety checks and equipment checks can therefore be added dynamically without modifying ProductionTask.</w:t>
       </w:r>
     </w:p>
     <w:p>
@@ -1664,256 +1333,55 @@
           <w:b/>
           <w:i/>
         </w:rPr>
-        <w:t xml:space="preserve">Why use </w:t>
-      </w:r>
-      <w:proofErr w:type="spellStart"/>
+        <w:t>Why are decorators non-owning?</w:t>
+      </w:r>
+      <w:r>
+        <w:rPr>
+          <w:rFonts w:cstheme="minorHAnsi"/>
+        </w:rPr>
+        <w:t xml:space="preserve"> The production hierarchy should have one clear owner for each work item. Making decorators non-owning prevents ownership conflicts and ensures that the hierarchy remains responsible for the lifetime of the underlying work item.</w:t>
+      </w:r>
+    </w:p>
+    <w:p>
+      <w:pPr>
+        <w:rPr>
+          <w:rFonts w:cstheme="minorHAnsi"/>
+        </w:rPr>
+      </w:pPr>
       <w:r>
         <w:rPr>
           <w:rFonts w:cstheme="minorHAnsi"/>
           <w:b/>
           <w:i/>
         </w:rPr>
-        <w:t>ProductionPhase</w:t>
-      </w:r>
-      <w:proofErr w:type="spellEnd"/>
+        <w:t>Why use composition for WorkGroup → WorkItem?</w:t>
+      </w:r>
+      <w:r>
+        <w:rPr>
+          <w:rFonts w:cstheme="minorHAnsi"/>
+        </w:rPr>
+        <w:t xml:space="preserve"> The group owns the work items within it. This gives the system a clear destruction policy and makes the recursive hierarchy straightforward to manage.</w:t>
+      </w:r>
+    </w:p>
+    <w:p>
+      <w:pPr>
+        <w:rPr>
+          <w:rFonts w:cstheme="minorHAnsi"/>
+        </w:rPr>
+      </w:pPr>
       <w:r>
         <w:rPr>
           <w:rFonts w:cstheme="minorHAnsi"/>
           <w:b/>
           <w:i/>
         </w:rPr>
-        <w:t xml:space="preserve"> and Scene?</w:t>
-      </w:r>
-      <w:r>
-        <w:rPr>
-          <w:rFonts w:cstheme="minorHAnsi"/>
-        </w:rPr>
-        <w:t xml:space="preserve"> These provide concrete domain meaning to the composite hierarchy instead of creating a generic tree with no connection to the film-production problem.</w:t>
-      </w:r>
-    </w:p>
-    <w:p>
-      <w:pPr>
-        <w:rPr>
-          <w:rFonts w:cstheme="minorHAnsi"/>
-        </w:rPr>
-      </w:pPr>
-      <w:r>
-        <w:rPr>
-          <w:rFonts w:cstheme="minorHAnsi"/>
-          <w:b/>
-          <w:i/>
-        </w:rPr>
-        <w:t>Why use two iterators?</w:t>
-      </w:r>
-      <w:r>
-        <w:rPr>
-          <w:rFonts w:cstheme="minorHAnsi"/>
-        </w:rPr>
-        <w:t xml:space="preserve"> Different users may need different views of the same production. </w:t>
-      </w:r>
-      <w:proofErr w:type="spellStart"/>
-      <w:r>
-        <w:rPr>
-          <w:rFonts w:cstheme="minorHAnsi"/>
-        </w:rPr>
-        <w:t>ProductionOrderIterator</w:t>
-      </w:r>
-      <w:proofErr w:type="spellEnd"/>
-      <w:r>
-        <w:rPr>
-          <w:rFonts w:cstheme="minorHAnsi"/>
-        </w:rPr>
-        <w:t xml:space="preserve"> follows the production hierarchy, while </w:t>
-      </w:r>
-      <w:proofErr w:type="spellStart"/>
-      <w:r>
-        <w:rPr>
-          <w:rFonts w:cstheme="minorHAnsi"/>
-        </w:rPr>
-        <w:t>PriorityIterator</w:t>
-      </w:r>
-      <w:proofErr w:type="spellEnd"/>
-      <w:r>
-        <w:rPr>
-          <w:rFonts w:cstheme="minorHAnsi"/>
-        </w:rPr>
-        <w:t xml:space="preserve"> identifies the most </w:t>
-      </w:r>
-      <w:r>
-        <w:rPr>
-          <w:rFonts w:cstheme="minorHAnsi"/>
-        </w:rPr>
-        <w:lastRenderedPageBreak/>
-        <w:t>important tasks first. This gives the Iterator pattern a genuine purpose rather than simply replacing an STL loop.</w:t>
-      </w:r>
-    </w:p>
-    <w:p>
-      <w:pPr>
-        <w:rPr>
-          <w:rFonts w:cstheme="minorHAnsi"/>
-        </w:rPr>
-      </w:pPr>
-      <w:r>
-        <w:rPr>
-          <w:rFonts w:cstheme="minorHAnsi"/>
-          <w:b/>
-          <w:i/>
-        </w:rPr>
-        <w:t>Why use State?</w:t>
-      </w:r>
-      <w:r>
-        <w:rPr>
-          <w:rFonts w:cstheme="minorHAnsi"/>
-        </w:rPr>
-        <w:t xml:space="preserve"> A production task naturally changes throughout its lifecycle. The State pattern lets a task behave differently when planned, in progress, blocked or completed, while also preventing invalid lifecycle transitions.</w:t>
-      </w:r>
-    </w:p>
-    <w:p>
-      <w:pPr>
-        <w:rPr>
-          <w:rFonts w:cstheme="minorHAnsi"/>
-        </w:rPr>
-      </w:pPr>
-      <w:r>
-        <w:rPr>
-          <w:rFonts w:cstheme="minorHAnsi"/>
-          <w:b/>
-          <w:i/>
-        </w:rPr>
-        <w:t>Why use Decorator?</w:t>
-      </w:r>
-      <w:r>
-        <w:rPr>
-          <w:rFonts w:cstheme="minorHAnsi"/>
-        </w:rPr>
-        <w:t xml:space="preserve"> Some production tasks require additional responsibilities only in particular circumstances. Safety checks and equipment checks can therefore be added dynamically without modifying </w:t>
-      </w:r>
-      <w:proofErr w:type="spellStart"/>
-      <w:r>
-        <w:rPr>
-          <w:rFonts w:cstheme="minorHAnsi"/>
-        </w:rPr>
-        <w:t>ProductionTask</w:t>
-      </w:r>
-      <w:proofErr w:type="spellEnd"/>
-      <w:r>
-        <w:rPr>
-          <w:rFonts w:cstheme="minorHAnsi"/>
-        </w:rPr>
-        <w:t>.</w:t>
-      </w:r>
-    </w:p>
-    <w:p>
-      <w:pPr>
-        <w:rPr>
-          <w:rFonts w:cstheme="minorHAnsi"/>
-        </w:rPr>
-      </w:pPr>
-      <w:r>
-        <w:rPr>
-          <w:rFonts w:cstheme="minorHAnsi"/>
-          <w:b/>
-          <w:i/>
-        </w:rPr>
-        <w:t>Why are decorators non-owning?</w:t>
-      </w:r>
-      <w:r>
-        <w:rPr>
-          <w:rFonts w:cstheme="minorHAnsi"/>
-        </w:rPr>
-        <w:t xml:space="preserve"> The production hierarchy should have one clear owner for each work item. Making decorators non-owning prevents ownership conflicts and ensures that the hierarchy remains responsible for the lifetime of the underlying work item.</w:t>
-      </w:r>
-    </w:p>
-    <w:p>
-      <w:pPr>
-        <w:rPr>
-          <w:rFonts w:cstheme="minorHAnsi"/>
-        </w:rPr>
-      </w:pPr>
-      <w:r>
-        <w:rPr>
-          <w:rFonts w:cstheme="minorHAnsi"/>
-          <w:b/>
-          <w:i/>
-        </w:rPr>
-        <w:t xml:space="preserve">Why use composition for </w:t>
-      </w:r>
-      <w:proofErr w:type="spellStart"/>
-      <w:r>
-        <w:rPr>
-          <w:rFonts w:cstheme="minorHAnsi"/>
-          <w:b/>
-          <w:i/>
-        </w:rPr>
-        <w:t>WorkGroup</w:t>
-      </w:r>
-      <w:proofErr w:type="spellEnd"/>
-      <w:r>
-        <w:rPr>
-          <w:rFonts w:cstheme="minorHAnsi"/>
-          <w:b/>
-          <w:i/>
-        </w:rPr>
-        <w:t xml:space="preserve"> → </w:t>
-      </w:r>
-      <w:proofErr w:type="spellStart"/>
-      <w:r>
-        <w:rPr>
-          <w:rFonts w:cstheme="minorHAnsi"/>
-          <w:b/>
-          <w:i/>
-        </w:rPr>
-        <w:t>WorkItem</w:t>
-      </w:r>
-      <w:proofErr w:type="spellEnd"/>
-      <w:r>
-        <w:rPr>
-          <w:rFonts w:cstheme="minorHAnsi"/>
-          <w:b/>
-          <w:i/>
-        </w:rPr>
-        <w:t>?</w:t>
-      </w:r>
-      <w:r>
-        <w:rPr>
-          <w:rFonts w:cstheme="minorHAnsi"/>
-        </w:rPr>
-        <w:t xml:space="preserve"> The group owns the work items within it. This gives the system a clear destruction policy and makes the recursive hierarchy straightforward to manage.</w:t>
-      </w:r>
-    </w:p>
-    <w:p>
-      <w:pPr>
-        <w:rPr>
-          <w:rFonts w:cstheme="minorHAnsi"/>
-        </w:rPr>
-      </w:pPr>
-      <w:r>
-        <w:rPr>
-          <w:rFonts w:cstheme="minorHAnsi"/>
-          <w:b/>
-          <w:i/>
-        </w:rPr>
         <w:t>How we keep the design relatively small?</w:t>
       </w:r>
       <w:r>
         <w:rPr>
           <w:rFonts w:cstheme="minorHAnsi"/>
         </w:rPr>
-        <w:t xml:space="preserve"> Since we are advised to keep the design relatively small, we deliberately do not model cameras, budgets, contracts, crew members, costumes, etc. as separate systems. They can appear as the subject of tasks, but </w:t>
-      </w:r>
-      <w:proofErr w:type="spellStart"/>
-      <w:r>
-        <w:rPr>
-          <w:rFonts w:cstheme="minorHAnsi"/>
-        </w:rPr>
-        <w:t>TaskForge's</w:t>
-      </w:r>
-      <w:proofErr w:type="spellEnd"/>
-      <w:r>
-        <w:rPr>
-          <w:rFonts w:cstheme="minorHAnsi"/>
-        </w:rPr>
-        <w:t xml:space="preserve"> responsibility is </w:t>
+        <w:t xml:space="preserve"> Since we are advised to keep the design relatively small, we deliberately do not model cameras, budgets, contracts, crew members, costumes, etc. as separate systems. They can appear as the subject of tasks, but TaskForge's responsibility is </w:t>
       </w:r>
       <w:r>
         <w:rPr>
@@ -2046,29 +1514,13 @@
     </w:p>
     <w:p>
       <w:r>
-        <w:t xml:space="preserve">Ownership: </w:t>
-      </w:r>
-      <w:proofErr w:type="spellStart"/>
-      <w:r>
-        <w:t>WorkGroup</w:t>
-      </w:r>
-      <w:proofErr w:type="spellEnd"/>
-      <w:r>
-        <w:t xml:space="preserve"> owns its children</w:t>
+        <w:t>Ownership: WorkGroup owns its children</w:t>
       </w:r>
       <w:r>
         <w:t xml:space="preserve">. </w:t>
       </w:r>
       <w:r>
-        <w:t xml:space="preserve">Decorators own the component they wrap. Each Shot owns its current </w:t>
-      </w:r>
-      <w:proofErr w:type="spellStart"/>
-      <w:r>
-        <w:t>ShotState</w:t>
-      </w:r>
-      <w:proofErr w:type="spellEnd"/>
-      <w:r>
-        <w:t xml:space="preserve">. Iterators hold only non-owning raw pointers. This produces </w:t>
+        <w:t xml:space="preserve">Decorators own the component they wrap. Each Shot owns its current ShotState. Iterators hold only non-owning raw pointers. This produces </w:t>
       </w:r>
       <w:r>
         <w:t xml:space="preserve">leak-free </w:t>
@@ -2096,35 +1548,25 @@
     </w:p>
     <w:p>
       <w:r>
-        <w:t>Decorator applicability: Decorators can be applied to both individual Shots and</w:t>
+        <w:t xml:space="preserve">Decorator </w:t>
+      </w:r>
+      <w:r>
+        <w:t>wrapping</w:t>
+      </w:r>
+      <w:r>
+        <w:t>: Decorators can be applied to both individual Shots and</w:t>
       </w:r>
       <w:r>
         <w:t xml:space="preserve"> </w:t>
       </w:r>
       <w:r>
-        <w:t xml:space="preserve">to </w:t>
-      </w:r>
-      <w:proofErr w:type="spellStart"/>
-      <w:r>
-        <w:t>WorkGroups</w:t>
-      </w:r>
-      <w:proofErr w:type="spellEnd"/>
-      <w:r>
-        <w:t>. Stacking order is significant</w:t>
+        <w:t>to WorkGroups. Stacking order is significant</w:t>
       </w:r>
       <w:r>
         <w:t>. For example,</w:t>
       </w:r>
       <w:r>
-        <w:t xml:space="preserve"> P</w:t>
-      </w:r>
-      <w:proofErr w:type="spellStart"/>
-      <w:r>
-        <w:t>riorityDecorator</w:t>
-      </w:r>
-      <w:proofErr w:type="spellEnd"/>
-      <w:r>
-        <w:t xml:space="preserve"> outermost so that priority queries see the full decorated behaviour</w:t>
+        <w:t xml:space="preserve"> PriorityDecorator outermost so that priority queries see the full decorated behaviour</w:t>
       </w:r>
       <w:r>
         <w:t xml:space="preserve">. </w:t>
@@ -2132,18 +1574,10 @@
     </w:p>
     <w:p>
       <w:r>
-        <w:t>I</w:t>
-      </w:r>
-      <w:r>
-        <w:t xml:space="preserve">nternal containers: Client code never receives the raw container of a </w:t>
-      </w:r>
-      <w:proofErr w:type="spellStart"/>
-      <w:r>
-        <w:t>WorkGroup</w:t>
-      </w:r>
-      <w:proofErr w:type="spellEnd"/>
-      <w:r>
-        <w:t>. All traversal is performed exclusively through iterators.</w:t>
+        <w:t>Narrow interface</w:t>
+      </w:r>
+      <w:r>
+        <w:t>: Client code never receives the raw container of a WorkGroup. All traversal is performed exclusively through iterators.</w:t>
       </w:r>
     </w:p>
     <w:p>
@@ -2181,15 +1615,7 @@
     <w:p/>
     <w:p>
       <w:r>
-        <w:t xml:space="preserve">Object diagram representing </w:t>
-      </w:r>
-      <w:proofErr w:type="spellStart"/>
-      <w:r>
-        <w:t>FimProduction</w:t>
-      </w:r>
-      <w:proofErr w:type="spellEnd"/>
-      <w:r>
-        <w:t xml:space="preserve"> hierarchy and decorator wrapping after the execution of Scenario 2 in main.cpp</w:t>
+        <w:t>Object diagram representing FimProduction hierarchy and decorator wrapping after the execution of Scenario 2 in main.cpp</w:t>
       </w:r>
     </w:p>
     <w:p>
@@ -2249,13 +1675,8 @@
     <w:p>
       <w:r>
         <w:lastRenderedPageBreak/>
-        <w:t xml:space="preserve">State diagram representing states of a </w:t>
-      </w:r>
-      <w:proofErr w:type="spellStart"/>
-      <w:r>
-        <w:t>productionTask</w:t>
-      </w:r>
-      <w:proofErr w:type="spellEnd"/>
+        <w:t>State diagram representing states of a productionTask</w:t>
+      </w:r>
     </w:p>
     <w:p>
       <w:r>
@@ -2363,13 +1784,8 @@
     <w:p>
       <w:r>
         <w:lastRenderedPageBreak/>
-        <w:t xml:space="preserve">Activity diagram 2 representing the flow of the Iterator class with </w:t>
-      </w:r>
-      <w:proofErr w:type="spellStart"/>
-      <w:r>
-        <w:t>productionTask</w:t>
-      </w:r>
-      <w:proofErr w:type="spellEnd"/>
+        <w:t>Activity diagram 2 representing the flow of the Iterator class with productionTask</w:t>
+      </w:r>
     </w:p>
     <w:p>
       <w:r>
@@ -2421,13 +1837,8 @@
     </w:p>
     <w:p>
       <w:r>
-        <w:t xml:space="preserve">Activity diagram representing the flow of states in </w:t>
-      </w:r>
-      <w:proofErr w:type="spellStart"/>
-      <w:r>
-        <w:t>productionTask</w:t>
-      </w:r>
-      <w:proofErr w:type="spellEnd"/>
+        <w:t>Activity diagram representing the flow of states in productionTask</w:t>
+      </w:r>
     </w:p>
     <w:p>
       <w:r>
@@ -2492,15 +1903,7 @@
     <w:p/>
     <w:p>
       <w:r>
-        <w:t xml:space="preserve">Using </w:t>
-      </w:r>
-      <w:proofErr w:type="spellStart"/>
-      <w:r>
-        <w:t>gdb</w:t>
-      </w:r>
-      <w:proofErr w:type="spellEnd"/>
-      <w:r>
-        <w:t xml:space="preserve"> while implementing:</w:t>
+        <w:t>Using gdb while implementing:</w:t>
       </w:r>
     </w:p>
     <w:p>
@@ -2595,13 +1998,8 @@
       </w:r>
     </w:p>
     <w:p>
-      <w:proofErr w:type="spellStart"/>
-      <w:r>
-        <w:t>taskforge</w:t>
-      </w:r>
-      <w:proofErr w:type="spellEnd"/>
-      <w:r>
-        <w:t xml:space="preserve"> builds cleanly but crashes with a segmentation fault at program shutdown, after printing all of Scenario 2's output. A subtler tell shows up earlier too: the "</w:t>
+      <w:r>
+        <w:t>taskforge builds cleanly but crashes with a segmentation fault at program shutdown, after printing all of Scenario 2's output. A subtler tell shows up earlier too: the "</w:t>
       </w:r>
       <w:r>
         <w:t>new</w:t>
@@ -2660,52 +2058,7 @@
     </w:p>
     <w:p>
       <w:r>
-        <w:t xml:space="preserve">In the weather-disruption scenario, the task added Set Up Lighting to </w:t>
-      </w:r>
-      <w:proofErr w:type="spellStart"/>
-      <w:r>
-        <w:t>warehouseClimax</w:t>
-      </w:r>
-      <w:proofErr w:type="spellEnd"/>
-      <w:r>
-        <w:t xml:space="preserve"> but never called </w:t>
-      </w:r>
-      <w:proofErr w:type="spellStart"/>
-      <w:r>
-        <w:t>harborOpening</w:t>
-      </w:r>
-      <w:proofErr w:type="spellEnd"/>
-      <w:r>
-        <w:t xml:space="preserve">-&gt;remove(...) first. The same </w:t>
-      </w:r>
-      <w:proofErr w:type="spellStart"/>
-      <w:r>
-        <w:t>ProductionTask</w:t>
-      </w:r>
-      <w:proofErr w:type="spellEnd"/>
-      <w:r>
-        <w:t xml:space="preserve">* was now in two </w:t>
-      </w:r>
-      <w:proofErr w:type="spellStart"/>
-      <w:proofErr w:type="gramStart"/>
-      <w:r>
-        <w:t>WorkGroup</w:t>
-      </w:r>
-      <w:proofErr w:type="spellEnd"/>
-      <w:r>
-        <w:t>::children</w:t>
-      </w:r>
-      <w:proofErr w:type="gramEnd"/>
-      <w:r>
-        <w:t xml:space="preserve"> vectors. Both are </w:t>
-      </w:r>
-      <w:proofErr w:type="spellStart"/>
-      <w:r>
-        <w:t>WorkGroup</w:t>
-      </w:r>
-      <w:proofErr w:type="spellEnd"/>
-      <w:r>
-        <w:t>, both own their children, and both delete every child in their destructor. The pointer gets deleted twice.</w:t>
+        <w:t>In the weather-disruption scenario, the task added Set Up Lighting to warehouseClimax but never called harborOpening-&gt;remove(...) first. The same ProductionTask* was now in two WorkGroup::children vectors. Both are WorkGroup, both own their children, and both delete every child in their destructor. The pointer gets deleted twice.</w:t>
       </w:r>
     </w:p>
     <w:p>
@@ -2804,76 +2157,24 @@
           <w:rFonts w:ascii="Courier New" w:hAnsi="Courier New" w:cs="Courier New"/>
         </w:rPr>
       </w:pPr>
-      <w:proofErr w:type="spellStart"/>
-      <w:proofErr w:type="gramStart"/>
       <w:r>
         <w:rPr>
           <w:rFonts w:ascii="Courier New" w:hAnsi="Courier New" w:cs="Courier New"/>
         </w:rPr>
-        <w:t>world.harborOpening</w:t>
-      </w:r>
-      <w:proofErr w:type="spellEnd"/>
-      <w:proofErr w:type="gramEnd"/>
-      <w:r>
+        <w:t>world.harborOpening-&gt;remove(world.setUpLighting);</w:t>
+      </w:r>
+    </w:p>
+    <w:p>
+      <w:pPr>
         <w:rPr>
           <w:rFonts w:ascii="Courier New" w:hAnsi="Courier New" w:cs="Courier New"/>
         </w:rPr>
-        <w:t>-&gt;remove(</w:t>
-      </w:r>
-      <w:proofErr w:type="spellStart"/>
-      <w:proofErr w:type="gramStart"/>
+      </w:pPr>
       <w:r>
         <w:rPr>
           <w:rFonts w:ascii="Courier New" w:hAnsi="Courier New" w:cs="Courier New"/>
         </w:rPr>
-        <w:t>world.setUpLighting</w:t>
-      </w:r>
-      <w:proofErr w:type="spellEnd"/>
-      <w:proofErr w:type="gramEnd"/>
-      <w:r>
-        <w:rPr>
-          <w:rFonts w:ascii="Courier New" w:hAnsi="Courier New" w:cs="Courier New"/>
-        </w:rPr>
-        <w:t>);</w:t>
-      </w:r>
-    </w:p>
-    <w:p>
-      <w:pPr>
-        <w:rPr>
-          <w:rFonts w:ascii="Courier New" w:hAnsi="Courier New" w:cs="Courier New"/>
-        </w:rPr>
-      </w:pPr>
-      <w:proofErr w:type="spellStart"/>
-      <w:proofErr w:type="gramStart"/>
-      <w:r>
-        <w:rPr>
-          <w:rFonts w:ascii="Courier New" w:hAnsi="Courier New" w:cs="Courier New"/>
-        </w:rPr>
-        <w:t>world.warehouseClimax</w:t>
-      </w:r>
-      <w:proofErr w:type="spellEnd"/>
-      <w:proofErr w:type="gramEnd"/>
-      <w:r>
-        <w:rPr>
-          <w:rFonts w:ascii="Courier New" w:hAnsi="Courier New" w:cs="Courier New"/>
-        </w:rPr>
-        <w:t>-&gt;add(</w:t>
-      </w:r>
-      <w:proofErr w:type="spellStart"/>
-      <w:proofErr w:type="gramStart"/>
-      <w:r>
-        <w:rPr>
-          <w:rFonts w:ascii="Courier New" w:hAnsi="Courier New" w:cs="Courier New"/>
-        </w:rPr>
-        <w:t>world.setUpLighting</w:t>
-      </w:r>
-      <w:proofErr w:type="spellEnd"/>
-      <w:proofErr w:type="gramEnd"/>
-      <w:r>
-        <w:rPr>
-          <w:rFonts w:ascii="Courier New" w:hAnsi="Courier New" w:cs="Courier New"/>
-        </w:rPr>
-        <w:t>);</w:t>
+        <w:t>world.warehouseClimax-&gt;add(world.setUpLighting);</w:t>
       </w:r>
     </w:p>
     <w:p>

--- a/COS214_P4.docx
+++ b/COS214_P4.docx
@@ -1,10 +1,10 @@
 
 <file path=word/document.xml><?xml version="1.0" encoding="utf-8"?>
-<w:document xmlns:wpc="http://schemas.microsoft.com/office/word/2010/wordprocessingCanvas" xmlns:cx="http://schemas.microsoft.com/office/drawing/2014/chartex" xmlns:cx1="http://schemas.microsoft.com/office/drawing/2015/9/8/chartex" xmlns:cx2="http://schemas.microsoft.com/office/drawing/2015/10/21/chartex" xmlns:cx3="http://schemas.microsoft.com/office/drawing/2016/5/9/chartex" xmlns:cx4="http://schemas.microsoft.com/office/drawing/2016/5/10/chartex" xmlns:cx5="http://schemas.microsoft.com/office/drawing/2016/5/11/chartex" xmlns:cx6="http://schemas.microsoft.com/office/drawing/2016/5/12/chartex" xmlns:cx7="http://schemas.microsoft.com/office/drawing/2016/5/13/chartex" xmlns:cx8="http://schemas.microsoft.com/office/drawing/2016/5/14/chartex" xmlns:mc="http://schemas.openxmlformats.org/markup-compatibility/2006" xmlns:aink="http://schemas.microsoft.com/office/drawing/2016/ink" xmlns:am3d="http://schemas.microsoft.com/office/drawing/2017/model3d" xmlns:o="urn:schemas-microsoft-com:office:office" xmlns:oel="http://schemas.microsoft.com/office/2019/extlst" xmlns:r="http://schemas.openxmlformats.org/officeDocument/2006/relationships" xmlns:m="http://schemas.openxmlformats.org/officeDocument/2006/math" xmlns:v="urn:schemas-microsoft-com:vml" xmlns:wp14="http://schemas.microsoft.com/office/word/2010/wordprocessingDrawing" xmlns:wp="http://schemas.openxmlformats.org/drawingml/2006/wordprocessingDrawing" xmlns:w10="urn:schemas-microsoft-com:office:word" xmlns:w="http://schemas.openxmlformats.org/wordprocessingml/2006/main" xmlns:w14="http://schemas.microsoft.com/office/word/2010/wordml" xmlns:w15="http://schemas.microsoft.com/office/word/2012/wordml" xmlns:w16cex="http://schemas.microsoft.com/office/word/2018/wordml/cex" xmlns:w16cid="http://schemas.microsoft.com/office/word/2016/wordml/cid" xmlns:w16="http://schemas.microsoft.com/office/word/2018/wordml" xmlns:w16du="http://schemas.microsoft.com/office/word/2023/wordml/word16du" xmlns:w16sdtdh="http://schemas.microsoft.com/office/word/2020/wordml/sdtdatahash" xmlns:w16sdtfl="http://schemas.microsoft.com/office/word/2024/wordml/sdtformatlock" xmlns:w16se="http://schemas.microsoft.com/office/word/2015/wordml/symex" xmlns:wpg="http://schemas.microsoft.com/office/word/2010/wordprocessingGroup" xmlns:wpi="http://schemas.microsoft.com/office/word/2010/wordprocessingInk" xmlns:wne="http://schemas.microsoft.com/office/word/2006/wordml" xmlns:wps="http://schemas.microsoft.com/office/word/2010/wordprocessingShape" mc:Ignorable="w14 w15 w16se w16cid w16 w16cex w16sdtdh w16sdtfl w16du wp14">
+<w:document xmlns:wpc="http://schemas.microsoft.com/office/word/2010/wordprocessingCanvas" xmlns:cx="http://schemas.microsoft.com/office/drawing/2014/chartex" xmlns:mc="http://schemas.openxmlformats.org/markup-compatibility/2006" xmlns:o="urn:schemas-microsoft-com:office:office" xmlns:r="http://schemas.openxmlformats.org/officeDocument/2006/relationships" xmlns:m="http://schemas.openxmlformats.org/officeDocument/2006/math" xmlns:v="urn:schemas-microsoft-com:vml" xmlns:wp14="http://schemas.microsoft.com/office/word/2010/wordprocessingDrawing" xmlns:wp="http://schemas.openxmlformats.org/drawingml/2006/wordprocessingDrawing" xmlns:w10="urn:schemas-microsoft-com:office:word" xmlns:w="http://schemas.openxmlformats.org/wordprocessingml/2006/main" xmlns:w14="http://schemas.microsoft.com/office/word/2010/wordml" xmlns:w15="http://schemas.microsoft.com/office/word/2012/wordml" xmlns:w16se="http://schemas.microsoft.com/office/word/2015/wordml/symex" xmlns:wpg="http://schemas.microsoft.com/office/word/2010/wordprocessingGroup" xmlns:wpi="http://schemas.microsoft.com/office/word/2010/wordprocessingInk" xmlns:wne="http://schemas.microsoft.com/office/word/2006/wordml" xmlns:wps="http://schemas.microsoft.com/office/word/2010/wordprocessingShape" mc:Ignorable="w14 w15 w16se wp14">
   <w:body>
     <w:p>
       <w:pPr>
-        <w:pStyle w:val="Heading3"/>
+        <w:pStyle w:val="Subtitle"/>
       </w:pPr>
       <w:r>
         <w:t xml:space="preserve">Group20: Kiara </w:t>
@@ -17,15 +17,43 @@
       <w:r>
         <w:t>(u25395344),</w:t>
       </w:r>
-    </w:p>
-    <w:p>
-      <w:pPr>
-        <w:pStyle w:val="Heading3"/>
-      </w:pPr>
-    </w:p>
-    <w:p>
-      <w:pPr>
-        <w:pStyle w:val="Heading3"/>
+      <w:r>
+        <w:t xml:space="preserve"> </w:t>
+      </w:r>
+      <w:proofErr w:type="spellStart"/>
+      <w:r>
+        <w:t>Nasih</w:t>
+      </w:r>
+      <w:r>
+        <w:t>a</w:t>
+      </w:r>
+      <w:proofErr w:type="spellEnd"/>
+      <w:r>
+        <w:t xml:space="preserve"> Osman (u25110188), </w:t>
+      </w:r>
+      <w:proofErr w:type="spellStart"/>
+      <w:r>
+        <w:t>Mueez</w:t>
+      </w:r>
+      <w:proofErr w:type="spellEnd"/>
+      <w:r>
+        <w:t xml:space="preserve"> </w:t>
+      </w:r>
+      <w:proofErr w:type="spellStart"/>
+      <w:r>
+        <w:t>Gani</w:t>
+      </w:r>
+      <w:proofErr w:type="spellEnd"/>
+      <w:r>
+        <w:t xml:space="preserve"> </w:t>
+      </w:r>
+      <w:r>
+        <w:t>(u24983439)</w:t>
+      </w:r>
+    </w:p>
+    <w:p>
+      <w:pPr>
+        <w:pStyle w:val="Heading1"/>
       </w:pPr>
       <w:r>
         <w:t>Task 1</w:t>
@@ -51,7 +79,10 @@
         <w:pStyle w:val="Heading2"/>
       </w:pPr>
       <w:r>
-        <w:t>CHOSEN DOMAIN: FILM PRODUCTION</w:t>
+        <w:t xml:space="preserve">CHOSEN </w:t>
+      </w:r>
+      <w:r>
+        <w:t>DOMAIN: FILM PRODUCTION</w:t>
       </w:r>
     </w:p>
     <w:p>
@@ -116,122 +147,233 @@
     <w:p/>
     <w:p>
       <w:pPr>
-        <w:pStyle w:val="Subtitle"/>
         <w:rPr>
           <w:rStyle w:val="SubtleEmphasis"/>
-        </w:rPr>
-      </w:pPr>
-      <w:proofErr w:type="spellStart"/>
+          <w:rFonts w:eastAsiaTheme="minorEastAsia"/>
+          <w:spacing w:val="15"/>
+        </w:rPr>
+      </w:pPr>
       <w:r>
         <w:rPr>
           <w:rStyle w:val="SubtleEmphasis"/>
-        </w:rPr>
+          <w:rFonts w:eastAsiaTheme="minorEastAsia"/>
+          <w:spacing w:val="15"/>
+        </w:rPr>
+        <w:t>The design and ownership rationale</w:t>
+      </w:r>
+    </w:p>
+    <w:p>
+      <w:proofErr w:type="spellStart"/>
+      <w:r>
         <w:t>TaskForge</w:t>
       </w:r>
       <w:proofErr w:type="spellEnd"/>
       <w:r>
-        <w:rPr>
-          <w:rStyle w:val="SubtleEmphasis"/>
-        </w:rPr>
-        <w:t xml:space="preserve"> System Overview</w:t>
-      </w:r>
-    </w:p>
-    <w:p>
-      <w:proofErr w:type="spellStart"/>
-      <w:r>
-        <w:t>TaskForge</w:t>
-      </w:r>
-      <w:proofErr w:type="spellEnd"/>
-      <w:r>
-        <w:t xml:space="preserve"> is a hierarchical work-processing system designed for managing the work involved in producing a film. A film production consists of many pieces of work that are organised into groups, such as production phases, scenes, and individual production tasks. </w:t>
-      </w:r>
-      <w:proofErr w:type="spellStart"/>
-      <w:r>
-        <w:t>TaskForge</w:t>
-      </w:r>
-      <w:proofErr w:type="spellEnd"/>
-      <w:r>
-        <w:t xml:space="preserve"> represents this work as a hierarchy in which both individual tasks and groups of tasks can be treated uniformly (composite DP).</w:t>
-      </w:r>
-    </w:p>
-    <w:p>
-      <w:r>
-        <w:t xml:space="preserve">At the top of the hierarchy is a film production, which contains major production phases such as Pre-Production, Production, and Post-Production. These phases can contain further groups, such as individual scenes, which eventually contain individual production tasks such as </w:t>
-      </w:r>
-      <w:r>
-        <w:t>choosing a lead actor</w:t>
-      </w:r>
-      <w:r>
-        <w:t>, find</w:t>
-      </w:r>
-      <w:r>
-        <w:t>ing a l</w:t>
-      </w:r>
-      <w:r>
-        <w:t>ocation, film</w:t>
-      </w:r>
-      <w:r>
-        <w:t>ing a s</w:t>
-      </w:r>
-      <w:r>
-        <w:t>cene, edit</w:t>
-      </w:r>
-      <w:r>
-        <w:t>ing a scene and adding e</w:t>
-      </w:r>
-      <w:r>
-        <w:t>ffects</w:t>
-      </w:r>
-      <w:r>
-        <w:t>. This creates a recursive structure where groups can contain other groups as well as individual tasks</w:t>
-      </w:r>
-      <w:r>
-        <w:t xml:space="preserve"> </w:t>
-      </w:r>
-      <w:r>
-        <w:t>(composite DP)</w:t>
-      </w:r>
+        <w:t xml:space="preserve"> uses the </w:t>
+      </w:r>
+      <w:r>
+        <w:rPr>
+          <w:b/>
+        </w:rPr>
+        <w:t>Composite pattern</w:t>
+      </w:r>
+      <w:r>
+        <w:t xml:space="preserve"> to represent a hierarchical film-production workflow. </w:t>
+      </w:r>
+      <w:proofErr w:type="spellStart"/>
+      <w:r>
+        <w:t>WorkItem</w:t>
+      </w:r>
+      <w:proofErr w:type="spellEnd"/>
+      <w:r>
+        <w:t xml:space="preserve"> provides a common abstraction for both individual tasks and groups of tasks. </w:t>
+      </w:r>
+      <w:proofErr w:type="spellStart"/>
+      <w:r>
+        <w:t>ProductionTask</w:t>
+      </w:r>
+      <w:proofErr w:type="spellEnd"/>
+      <w:r>
+        <w:t xml:space="preserve"> represents individual production work, while </w:t>
+      </w:r>
+      <w:proofErr w:type="spellStart"/>
+      <w:r>
+        <w:t>WorkGroup</w:t>
+      </w:r>
+      <w:proofErr w:type="spellEnd"/>
+      <w:r>
+        <w:t xml:space="preserve"> represents groups that can contain other </w:t>
+      </w:r>
+      <w:proofErr w:type="spellStart"/>
+      <w:r>
+        <w:t>WorkItem</w:t>
+      </w:r>
+      <w:proofErr w:type="spellEnd"/>
+      <w:r>
+        <w:t xml:space="preserve"> objects. </w:t>
+      </w:r>
+      <w:proofErr w:type="spellStart"/>
+      <w:r>
+        <w:t>ProductionPhase</w:t>
+      </w:r>
+      <w:proofErr w:type="spellEnd"/>
+      <w:r>
+        <w:t xml:space="preserve"> and Scene specialise </w:t>
+      </w:r>
+      <w:proofErr w:type="spellStart"/>
+      <w:r>
+        <w:t>WorkGroup</w:t>
+      </w:r>
+      <w:proofErr w:type="spellEnd"/>
+      <w:r>
+        <w:t xml:space="preserve"> to represent meaningful domain-level groupings such as </w:t>
+      </w:r>
+      <w:proofErr w:type="spellStart"/>
+      <w:r>
+        <w:t>PreProduction</w:t>
+      </w:r>
+      <w:proofErr w:type="spellEnd"/>
+      <w:r>
+        <w:t xml:space="preserve">, Production, </w:t>
+      </w:r>
+      <w:proofErr w:type="spellStart"/>
+      <w:r>
+        <w:t>PostProduction</w:t>
+      </w:r>
+      <w:proofErr w:type="spellEnd"/>
+      <w:r>
+        <w:t>, and individual film scenes. This recursive structure allows individual tasks and groups to be treated uniformly throughout the system.</w:t>
+      </w:r>
+    </w:p>
+    <w:p>
+      <w:r>
+        <w:t xml:space="preserve">At the top of the hierarchy, </w:t>
+      </w:r>
+      <w:proofErr w:type="spellStart"/>
+      <w:r>
+        <w:t>FilmProduction</w:t>
+      </w:r>
+      <w:proofErr w:type="spellEnd"/>
+      <w:r>
+        <w:t xml:space="preserve"> owns the major </w:t>
+      </w:r>
+      <w:proofErr w:type="spellStart"/>
+      <w:r>
+        <w:t>ProductionPhase</w:t>
+      </w:r>
+      <w:proofErr w:type="spellEnd"/>
+      <w:r>
+        <w:t xml:space="preserve"> objects through composition because these phases form an integral part of the film production. Similarly, </w:t>
+      </w:r>
+      <w:proofErr w:type="spellStart"/>
+      <w:r>
+        <w:t>WorkGroup</w:t>
+      </w:r>
+      <w:proofErr w:type="spellEnd"/>
+      <w:r>
+        <w:t xml:space="preserve"> owns its child </w:t>
+      </w:r>
+      <w:proofErr w:type="spellStart"/>
+      <w:r>
+        <w:t>WorkItem</w:t>
+      </w:r>
+      <w:proofErr w:type="spellEnd"/>
+      <w:r>
+        <w:t xml:space="preserve"> objects through composition, giving clear responsibility for the lifetime of the hierarchy and ensuring that child objects are destroyed with their owning group. </w:t>
+      </w:r>
+      <w:proofErr w:type="spellStart"/>
+      <w:r>
+        <w:t>ProductionTask</w:t>
+      </w:r>
+      <w:proofErr w:type="spellEnd"/>
+      <w:r>
+        <w:t xml:space="preserve"> also owns its current </w:t>
+      </w:r>
+      <w:proofErr w:type="spellStart"/>
+      <w:r>
+        <w:t>TaskState</w:t>
+      </w:r>
+      <w:proofErr w:type="spellEnd"/>
+      <w:r>
+        <w:t xml:space="preserve"> through composition. Each task has exactly one current state, which changes as the task moves through its lifecycle. </w:t>
+      </w:r>
+      <w:r>
+        <w:rPr>
+          <w:b/>
+        </w:rPr>
+        <w:t>The State pattern</w:t>
+      </w:r>
+      <w:r>
+        <w:t xml:space="preserve"> allows behaviour to depend on the current state without placing all state-specific logic inside </w:t>
+      </w:r>
+      <w:proofErr w:type="spellStart"/>
+      <w:r>
+        <w:t>ProductionTask</w:t>
+      </w:r>
+      <w:proofErr w:type="spellEnd"/>
       <w:r>
         <w:t>.</w:t>
       </w:r>
     </w:p>
     <w:p>
       <w:r>
-        <w:t>The system provides different ways of navigating this hierarchy. A production-order traversal can move through the work according to the production structure, while a priority-based traversal can select individual tasks according to their priority. These traversals are independent, allowing different views of the same production to be processed without interfering with one another</w:t>
-      </w:r>
-      <w:r>
-        <w:t xml:space="preserve"> (Iterator DP)</w:t>
-      </w:r>
-      <w:r>
-        <w:t>.</w:t>
-      </w:r>
-    </w:p>
-    <w:p>
-      <w:r>
-        <w:t>Individual production tasks also have a lifecycle. A t</w:t>
-      </w:r>
-      <w:r>
-        <w:t>ask can move from Planned to In</w:t>
-      </w:r>
-      <w:r>
-        <w:t>Progress, become Blocked if it cannot continue, return to In Progress when the problem is resolved, and eventually become Completed. The task's behaviour depends on its current state, and invalid transitions, such as attempting to restart a completed task, are rejected</w:t>
-      </w:r>
-      <w:r>
-        <w:t xml:space="preserve"> (State DP)</w:t>
-      </w:r>
-      <w:r>
-        <w:t>.</w:t>
-      </w:r>
-    </w:p>
-    <w:p>
-      <w:proofErr w:type="spellStart"/>
+        <w:t xml:space="preserve">The </w:t>
+      </w:r>
+      <w:r>
+        <w:rPr>
+          <w:b/>
+        </w:rPr>
+        <w:t>Iterator pattern</w:t>
+      </w:r>
+      <w:r>
+        <w:t xml:space="preserve"> separates traversal from the internal representation of the production hierarchy. </w:t>
+      </w:r>
+      <w:proofErr w:type="spellStart"/>
+      <w:r>
+        <w:t>WorkIterator</w:t>
+      </w:r>
+      <w:proofErr w:type="spellEnd"/>
+      <w:r>
+        <w:t xml:space="preserve"> provides the common iterator interface, while </w:t>
+      </w:r>
+      <w:proofErr w:type="spellStart"/>
+      <w:r>
+        <w:t>ProductionOrderIterator</w:t>
+      </w:r>
+      <w:proofErr w:type="spellEnd"/>
+      <w:r>
+        <w:t xml:space="preserve"> and </w:t>
+      </w:r>
+      <w:proofErr w:type="spellStart"/>
+      <w:r>
+        <w:t>PriorityIterator</w:t>
+      </w:r>
+      <w:proofErr w:type="spellEnd"/>
+      <w:r>
+        <w:t xml:space="preserve"> provide two independent views of the same hierarchy. The iterators maintain their own traversal state but do not own the work hierarchy, keeping traversal responsibilities separate from object lifetime management.</w:t>
+      </w:r>
+    </w:p>
+    <w:p>
       <w:r>
         <w:lastRenderedPageBreak/>
-        <w:t>TaskForge</w:t>
-      </w:r>
-      <w:proofErr w:type="spellEnd"/>
-      <w:r>
-        <w:t xml:space="preserve"> also allows additional responsibilities to be added to work items at runtime. For example, a safety check or equipment check can be added to a filming task without modifying the original task. These responsibilities can be stacked, allowing a single task to have multiple additional requirements while remaining usable through the same </w:t>
+        <w:t xml:space="preserve">The </w:t>
+      </w:r>
+      <w:r>
+        <w:rPr>
+          <w:b/>
+        </w:rPr>
+        <w:t>Decorator pattern</w:t>
+      </w:r>
+      <w:r>
+        <w:t xml:space="preserve"> allows additional responsibilities to be added to work items at runtime. </w:t>
+      </w:r>
+      <w:proofErr w:type="spellStart"/>
+      <w:r>
+        <w:t>WorkItemDecorator</w:t>
+      </w:r>
+      <w:proofErr w:type="spellEnd"/>
+      <w:r>
+        <w:t xml:space="preserve"> wraps a </w:t>
       </w:r>
       <w:proofErr w:type="spellStart"/>
       <w:r>
@@ -239,48 +381,46 @@
       </w:r>
       <w:proofErr w:type="spellEnd"/>
       <w:r>
-        <w:t xml:space="preserve"> abstraction</w:t>
-      </w:r>
-      <w:r>
-        <w:t xml:space="preserve"> (Decorator DP)</w:t>
-      </w:r>
-      <w:r>
-        <w:t>.</w:t>
-      </w:r>
-    </w:p>
-    <w:p>
-      <w:r>
-        <w:t xml:space="preserve">Finally, the production hierarchy can change while the system is running. For example, a task can be moved from one scene or production group to another. </w:t>
-      </w:r>
-      <w:proofErr w:type="spellStart"/>
-      <w:r>
-        <w:t>TaskForge</w:t>
-      </w:r>
-      <w:proofErr w:type="spellEnd"/>
-      <w:r>
-        <w:t xml:space="preserve"> uses a deliberate </w:t>
-      </w:r>
-      <w:r>
-        <w:rPr>
-          <w:b/>
-        </w:rPr>
-        <w:t>snapshot policy for traversals:</w:t>
-      </w:r>
-      <w:r>
-        <w:t xml:space="preserve"> an iterator that is already running continues using the view of the hierarchy that existed when it was created, while a newly created iterator sees the updated hierarchy.</w:t>
-      </w:r>
-    </w:p>
-    <w:p>
-      <w:r>
-        <w:t xml:space="preserve">Overall, </w:t>
-      </w:r>
-      <w:proofErr w:type="spellStart"/>
-      <w:r>
-        <w:t>TaskForge</w:t>
-      </w:r>
-      <w:proofErr w:type="spellEnd"/>
-      <w:r>
-        <w:t xml:space="preserve"> provides a single system for organising, traversing, processing, monitoring, and dynamically modifying film-production work. The Composite, Iterator, State, and Decorator patterns work together as parts of this single workflow rather than as separate demonstrations of the patterns.</w:t>
+        <w:t xml:space="preserve">, while </w:t>
+      </w:r>
+      <w:proofErr w:type="spellStart"/>
+      <w:r>
+        <w:t>SafetyCheck</w:t>
+      </w:r>
+      <w:proofErr w:type="spellEnd"/>
+      <w:r>
+        <w:t xml:space="preserve">, </w:t>
+      </w:r>
+      <w:proofErr w:type="spellStart"/>
+      <w:r>
+        <w:t>EquipmentCheck</w:t>
+      </w:r>
+      <w:proofErr w:type="spellEnd"/>
+      <w:r>
+        <w:t>, and Insurance add optional behaviour. Decorators can be stacked so that multiple responsibilities can be applied to the same work item without modifying its original class. The decorators do not own the overall production hierarchy, avoiding conflicting ownership of the underlying work items.</w:t>
+      </w:r>
+    </w:p>
+    <w:p>
+      <w:proofErr w:type="spellStart"/>
+      <w:r>
+        <w:t>FilmProduction</w:t>
+      </w:r>
+      <w:proofErr w:type="spellEnd"/>
+      <w:r>
+        <w:t xml:space="preserve"> is intentionally kept separate from </w:t>
+      </w:r>
+      <w:proofErr w:type="spellStart"/>
+      <w:r>
+        <w:t>WorkItem</w:t>
+      </w:r>
+      <w:proofErr w:type="spellEnd"/>
+      <w:r>
+        <w:t xml:space="preserve"> because it acts as the root of the system rather than representing a piece of production work itself. This keeps the recursive hierarchy focused on production phases, groups, scenes, and individual tasks.</w:t>
+      </w:r>
+    </w:p>
+    <w:p>
+      <w:r>
+        <w:t>Overall, our design is implemented to keep each pattern focused on a specific responsibility while allowing the four patterns to work together as a single film-production workflow.</w:t>
       </w:r>
     </w:p>
     <w:p/>
@@ -814,7 +954,6 @@
         </w:numPr>
       </w:pPr>
       <w:r>
-        <w:lastRenderedPageBreak/>
         <w:t>STATE PATTERN</w:t>
       </w:r>
     </w:p>
@@ -840,6 +979,7 @@
           </w:tcPr>
           <w:p>
             <w:r>
+              <w:lastRenderedPageBreak/>
               <w:t>Context</w:t>
             </w:r>
           </w:p>
@@ -1234,299 +1374,20 @@
     </w:p>
     <w:p>
       <w:pPr>
-        <w:ind w:left="360"/>
-      </w:pPr>
-    </w:p>
-    <w:p>
-      <w:pPr>
-        <w:pStyle w:val="NoSpacing"/>
-        <w:spacing w:after="160" w:line="259" w:lineRule="auto"/>
+        <w:rPr>
+          <w:rFonts w:cstheme="minorHAnsi"/>
+        </w:rPr>
+      </w:pPr>
+    </w:p>
+    <w:p>
+      <w:pPr>
         <w:rPr>
           <w:rStyle w:val="SubtleEmphasis"/>
-          <w:rFonts w:eastAsiaTheme="minorEastAsia"/>
-          <w:spacing w:val="15"/>
         </w:rPr>
       </w:pPr>
       <w:r>
         <w:rPr>
           <w:rStyle w:val="SubtleEmphasis"/>
-          <w:rFonts w:eastAsiaTheme="minorEastAsia"/>
-          <w:spacing w:val="15"/>
-        </w:rPr>
-        <w:t>Relevant relationships:</w:t>
-      </w:r>
-    </w:p>
-    <w:p>
-      <w:pPr>
-        <w:rPr>
-          <w:rFonts w:cstheme="minorHAnsi"/>
-        </w:rPr>
-      </w:pPr>
-      <w:r>
-        <w:t xml:space="preserve">Composite: </w:t>
-      </w:r>
-      <w:proofErr w:type="spellStart"/>
-      <w:r>
-        <w:t>WorkItem</w:t>
-      </w:r>
-      <w:proofErr w:type="spellEnd"/>
-      <w:r>
-        <w:t xml:space="preserve"> </w:t>
-      </w:r>
-      <w:r>
-        <w:rPr>
-          <w:rFonts w:cstheme="minorHAnsi"/>
-        </w:rPr>
-        <w:t xml:space="preserve">← </w:t>
-      </w:r>
-      <w:proofErr w:type="spellStart"/>
-      <w:r>
-        <w:rPr>
-          <w:rFonts w:cstheme="minorHAnsi"/>
-        </w:rPr>
-        <w:t>ProductionTask</w:t>
-      </w:r>
-      <w:proofErr w:type="spellEnd"/>
-      <w:r>
-        <w:rPr>
-          <w:rFonts w:cstheme="minorHAnsi"/>
-        </w:rPr>
-        <w:t xml:space="preserve">, </w:t>
-      </w:r>
-      <w:proofErr w:type="spellStart"/>
-      <w:r>
-        <w:rPr>
-          <w:rFonts w:cstheme="minorHAnsi"/>
-        </w:rPr>
-        <w:t>WorkGroup</w:t>
-      </w:r>
-      <w:proofErr w:type="spellEnd"/>
-      <w:r>
-        <w:rPr>
-          <w:rFonts w:cstheme="minorHAnsi"/>
-        </w:rPr>
-        <w:t xml:space="preserve"> </w:t>
-      </w:r>
-      <w:r>
-        <w:rPr>
-          <w:rFonts w:cstheme="minorHAnsi"/>
-        </w:rPr>
-        <w:t>←</w:t>
-      </w:r>
-      <w:r>
-        <w:rPr>
-          <w:rFonts w:cstheme="minorHAnsi"/>
-        </w:rPr>
-        <w:t xml:space="preserve"> </w:t>
-      </w:r>
-      <w:proofErr w:type="spellStart"/>
-      <w:r>
-        <w:rPr>
-          <w:rFonts w:cstheme="minorHAnsi"/>
-        </w:rPr>
-        <w:t>ProductionPhase</w:t>
-      </w:r>
-      <w:proofErr w:type="spellEnd"/>
-      <w:r>
-        <w:rPr>
-          <w:rFonts w:cstheme="minorHAnsi"/>
-        </w:rPr>
-        <w:t>, Scene</w:t>
-      </w:r>
-    </w:p>
-    <w:p>
-      <w:pPr>
-        <w:rPr>
-          <w:rFonts w:cstheme="minorHAnsi"/>
-        </w:rPr>
-      </w:pPr>
-      <w:r>
-        <w:rPr>
-          <w:rFonts w:cstheme="minorHAnsi"/>
-        </w:rPr>
-        <w:t xml:space="preserve">Iterator: </w:t>
-      </w:r>
-      <w:proofErr w:type="spellStart"/>
-      <w:r>
-        <w:rPr>
-          <w:rFonts w:cstheme="minorHAnsi"/>
-        </w:rPr>
-        <w:t>WorkIterator</w:t>
-      </w:r>
-      <w:proofErr w:type="spellEnd"/>
-      <w:r>
-        <w:rPr>
-          <w:rFonts w:cstheme="minorHAnsi"/>
-        </w:rPr>
-        <w:t xml:space="preserve"> </w:t>
-      </w:r>
-      <w:r>
-        <w:rPr>
-          <w:rFonts w:cstheme="minorHAnsi"/>
-        </w:rPr>
-        <w:t>←</w:t>
-      </w:r>
-      <w:r>
-        <w:rPr>
-          <w:rFonts w:cstheme="minorHAnsi"/>
-        </w:rPr>
-        <w:t xml:space="preserve"> </w:t>
-      </w:r>
-      <w:proofErr w:type="spellStart"/>
-      <w:r>
-        <w:rPr>
-          <w:rFonts w:cstheme="minorHAnsi"/>
-        </w:rPr>
-        <w:t>ProductionOrderIterator</w:t>
-      </w:r>
-      <w:proofErr w:type="spellEnd"/>
-      <w:r>
-        <w:rPr>
-          <w:rFonts w:cstheme="minorHAnsi"/>
-        </w:rPr>
-        <w:t xml:space="preserve">, </w:t>
-      </w:r>
-      <w:proofErr w:type="spellStart"/>
-      <w:r>
-        <w:rPr>
-          <w:rFonts w:cstheme="minorHAnsi"/>
-        </w:rPr>
-        <w:t>PriorityIterator</w:t>
-      </w:r>
-      <w:proofErr w:type="spellEnd"/>
-    </w:p>
-    <w:p>
-      <w:pPr>
-        <w:rPr>
-          <w:rFonts w:cstheme="minorHAnsi"/>
-        </w:rPr>
-      </w:pPr>
-      <w:r>
-        <w:rPr>
-          <w:rFonts w:cstheme="minorHAnsi"/>
-        </w:rPr>
-        <w:t xml:space="preserve">State: TaskSate </w:t>
-      </w:r>
-      <w:r>
-        <w:rPr>
-          <w:rFonts w:cstheme="minorHAnsi"/>
-        </w:rPr>
-        <w:t>←</w:t>
-      </w:r>
-      <w:r>
-        <w:rPr>
-          <w:rFonts w:cstheme="minorHAnsi"/>
-        </w:rPr>
-        <w:t xml:space="preserve"> Planned, InProgress, Blocked, Completed</w:t>
-      </w:r>
-    </w:p>
-    <w:p>
-      <w:pPr>
-        <w:rPr>
-          <w:rFonts w:cstheme="minorHAnsi"/>
-        </w:rPr>
-      </w:pPr>
-      <w:r>
-        <w:rPr>
-          <w:rFonts w:cstheme="minorHAnsi"/>
-        </w:rPr>
-        <w:t xml:space="preserve">Decorator: </w:t>
-      </w:r>
-      <w:proofErr w:type="spellStart"/>
-      <w:r>
-        <w:rPr>
-          <w:rFonts w:cstheme="minorHAnsi"/>
-        </w:rPr>
-        <w:t>WorkItem</w:t>
-      </w:r>
-      <w:proofErr w:type="spellEnd"/>
-      <w:r>
-        <w:rPr>
-          <w:rFonts w:cstheme="minorHAnsi"/>
-        </w:rPr>
-        <w:t xml:space="preserve"> </w:t>
-      </w:r>
-      <w:r>
-        <w:rPr>
-          <w:rFonts w:cstheme="minorHAnsi"/>
-        </w:rPr>
-        <w:t>←</w:t>
-      </w:r>
-      <w:r>
-        <w:rPr>
-          <w:rFonts w:cstheme="minorHAnsi"/>
-        </w:rPr>
-        <w:t xml:space="preserve"> </w:t>
-      </w:r>
-      <w:proofErr w:type="spellStart"/>
-      <w:r>
-        <w:rPr>
-          <w:rFonts w:cstheme="minorHAnsi"/>
-        </w:rPr>
-        <w:t>WorkItemDecorator</w:t>
-      </w:r>
-      <w:proofErr w:type="spellEnd"/>
-      <w:r>
-        <w:rPr>
-          <w:rFonts w:cstheme="minorHAnsi"/>
-        </w:rPr>
-        <w:t xml:space="preserve"> </w:t>
-      </w:r>
-      <w:r>
-        <w:rPr>
-          <w:rFonts w:cstheme="minorHAnsi"/>
-        </w:rPr>
-        <w:t>←</w:t>
-      </w:r>
-      <w:r>
-        <w:rPr>
-          <w:rFonts w:cstheme="minorHAnsi"/>
-        </w:rPr>
-        <w:t xml:space="preserve"> </w:t>
-      </w:r>
-      <w:proofErr w:type="spellStart"/>
-      <w:r>
-        <w:rPr>
-          <w:rFonts w:cstheme="minorHAnsi"/>
-        </w:rPr>
-        <w:t>SafetyCheckDecorator</w:t>
-      </w:r>
-      <w:proofErr w:type="spellEnd"/>
-      <w:r>
-        <w:rPr>
-          <w:rFonts w:cstheme="minorHAnsi"/>
-        </w:rPr>
-        <w:t xml:space="preserve">, </w:t>
-      </w:r>
-      <w:proofErr w:type="spellStart"/>
-      <w:r>
-        <w:rPr>
-          <w:rFonts w:cstheme="minorHAnsi"/>
-        </w:rPr>
-        <w:t>EquipmentCheckDecorator</w:t>
-      </w:r>
-      <w:proofErr w:type="spellEnd"/>
-    </w:p>
-    <w:p>
-      <w:pPr>
-        <w:rPr>
-          <w:rFonts w:cstheme="minorHAnsi"/>
-        </w:rPr>
-      </w:pPr>
-    </w:p>
-    <w:p>
-      <w:pPr>
-        <w:rPr>
-          <w:rFonts w:cstheme="minorHAnsi"/>
-          <w:i/>
-          <w:iCs/>
-        </w:rPr>
-      </w:pPr>
-      <w:r>
-        <w:rPr>
-          <w:rFonts w:cstheme="minorHAnsi"/>
-          <w:i/>
-          <w:iCs/>
         </w:rPr>
         <w:t>Rational for design decisions</w:t>
       </w:r>
@@ -1736,14 +1597,7 @@
         <w:rPr>
           <w:rFonts w:cstheme="minorHAnsi"/>
         </w:rPr>
-        <w:t xml:space="preserve"> identifies the most </w:t>
-      </w:r>
-      <w:r>
-        <w:rPr>
-          <w:rFonts w:cstheme="minorHAnsi"/>
-        </w:rPr>
-        <w:lastRenderedPageBreak/>
-        <w:t>important tasks first. This gives the Iterator pattern a genuine purpose rather than simply replacing an STL loop.</w:t>
+        <w:t xml:space="preserve"> identifies the most important tasks first. This gives the Iterator pattern a genuine purpose rather than simply replacing an STL loop.</w:t>
       </w:r>
     </w:p>
     <w:p>
@@ -1814,6 +1668,7 @@
           <w:b/>
           <w:i/>
         </w:rPr>
+        <w:lastRenderedPageBreak/>
         <w:t>Why are decorators non-owning?</w:t>
       </w:r>
       <w:r>
@@ -1884,6 +1739,7 @@
       <w:pPr>
         <w:rPr>
           <w:rFonts w:cstheme="minorHAnsi"/>
+          <w:b/>
         </w:rPr>
       </w:pPr>
       <w:r>
@@ -1926,18 +1782,890 @@
       <w:pPr>
         <w:rPr>
           <w:rFonts w:cstheme="minorHAnsi"/>
-        </w:rPr>
-      </w:pPr>
-    </w:p>
+          <w:b/>
+        </w:rPr>
+      </w:pPr>
+    </w:p>
+    <w:p>
+      <w:pPr>
+        <w:rPr>
+          <w:rFonts w:cstheme="minorHAnsi"/>
+          <w:b/>
+        </w:rPr>
+      </w:pPr>
+    </w:p>
+    <w:p>
+      <w:pPr>
+        <w:rPr>
+          <w:rFonts w:cstheme="minorHAnsi"/>
+          <w:b/>
+        </w:rPr>
+      </w:pPr>
+    </w:p>
+    <w:p>
+      <w:pPr>
+        <w:rPr>
+          <w:rFonts w:cstheme="minorHAnsi"/>
+          <w:b/>
+        </w:rPr>
+      </w:pPr>
+    </w:p>
+    <w:p>
+      <w:pPr>
+        <w:rPr>
+          <w:rFonts w:cstheme="minorHAnsi"/>
+          <w:b/>
+        </w:rPr>
+      </w:pPr>
+    </w:p>
+    <w:p>
+      <w:pPr>
+        <w:rPr>
+          <w:rFonts w:cstheme="minorHAnsi"/>
+          <w:b/>
+        </w:rPr>
+      </w:pPr>
+    </w:p>
+    <w:p>
+      <w:pPr>
+        <w:rPr>
+          <w:rFonts w:cstheme="minorHAnsi"/>
+          <w:b/>
+        </w:rPr>
+      </w:pPr>
+    </w:p>
+    <w:p>
+      <w:pPr>
+        <w:rPr>
+          <w:rFonts w:cstheme="minorHAnsi"/>
+          <w:b/>
+        </w:rPr>
+      </w:pPr>
+    </w:p>
+    <w:p>
+      <w:pPr>
+        <w:rPr>
+          <w:rFonts w:cstheme="minorHAnsi"/>
+          <w:b/>
+        </w:rPr>
+      </w:pPr>
+    </w:p>
+    <w:p>
+      <w:pPr>
+        <w:rPr>
+          <w:rFonts w:cstheme="minorHAnsi"/>
+          <w:b/>
+        </w:rPr>
+      </w:pPr>
+    </w:p>
+    <w:p>
+      <w:pPr>
+        <w:rPr>
+          <w:rFonts w:cstheme="minorHAnsi"/>
+          <w:b/>
+        </w:rPr>
+      </w:pPr>
+    </w:p>
+    <w:p>
+      <w:pPr>
+        <w:rPr>
+          <w:rFonts w:cstheme="minorHAnsi"/>
+          <w:b/>
+        </w:rPr>
+      </w:pPr>
+    </w:p>
+    <w:p>
+      <w:pPr>
+        <w:rPr>
+          <w:rFonts w:cstheme="minorHAnsi"/>
+          <w:b/>
+        </w:rPr>
+      </w:pPr>
+    </w:p>
+    <w:p>
+      <w:pPr>
+        <w:rPr>
+          <w:rFonts w:cstheme="minorHAnsi"/>
+          <w:b/>
+        </w:rPr>
+      </w:pPr>
+    </w:p>
+    <w:p>
+      <w:pPr>
+        <w:rPr>
+          <w:rFonts w:cstheme="minorHAnsi"/>
+          <w:b/>
+        </w:rPr>
+      </w:pPr>
+    </w:p>
+    <w:p>
+      <w:pPr>
+        <w:rPr>
+          <w:rFonts w:cstheme="minorHAnsi"/>
+          <w:b/>
+        </w:rPr>
+      </w:pPr>
+    </w:p>
+    <w:p>
+      <w:pPr>
+        <w:rPr>
+          <w:rFonts w:cstheme="minorHAnsi"/>
+          <w:b/>
+        </w:rPr>
+      </w:pPr>
+    </w:p>
+    <w:p>
+      <w:pPr>
+        <w:rPr>
+          <w:rFonts w:cstheme="minorHAnsi"/>
+          <w:b/>
+        </w:rPr>
+      </w:pPr>
+    </w:p>
+    <w:p>
+      <w:pPr>
+        <w:rPr>
+          <w:rFonts w:cstheme="minorHAnsi"/>
+          <w:b/>
+        </w:rPr>
+      </w:pPr>
+    </w:p>
+    <w:p>
+      <w:pPr>
+        <w:rPr>
+          <w:rFonts w:cstheme="minorHAnsi"/>
+          <w:b/>
+        </w:rPr>
+      </w:pPr>
+    </w:p>
+    <w:p>
+      <w:pPr>
+        <w:rPr>
+          <w:rFonts w:cstheme="minorHAnsi"/>
+          <w:b/>
+        </w:rPr>
+      </w:pPr>
+    </w:p>
+    <w:p>
+      <w:pPr>
+        <w:rPr>
+          <w:rFonts w:cstheme="minorHAnsi"/>
+          <w:b/>
+        </w:rPr>
+      </w:pPr>
+    </w:p>
+    <w:p>
+      <w:pPr>
+        <w:pStyle w:val="Subtitle"/>
+      </w:pPr>
+      <w:r>
+        <w:lastRenderedPageBreak/>
+        <w:t>THE UML CLASS DESIGN</w:t>
+      </w:r>
+    </w:p>
+    <w:p>
+      <w:pPr>
+        <w:rPr>
+          <w:rFonts w:cstheme="minorHAnsi"/>
+          <w:b/>
+        </w:rPr>
+      </w:pPr>
+      <w:r>
+        <w:rPr>
+          <w:rFonts w:cstheme="minorHAnsi"/>
+          <w:b/>
+          <w:noProof/>
+          <w:lang w:val="en-US"/>
+        </w:rPr>
+        <w:drawing>
+          <wp:inline distT="0" distB="0" distL="0" distR="0" wp14:anchorId="2B4E110D" wp14:editId="073AD03D">
+            <wp:extent cx="5943600" cy="3677920"/>
+            <wp:effectExtent l="0" t="0" r="0" b="0"/>
+            <wp:docPr id="1" name="Picture 1"/>
+            <wp:cNvGraphicFramePr>
+              <a:graphicFrameLocks xmlns:a="http://schemas.openxmlformats.org/drawingml/2006/main" noChangeAspect="1"/>
+            </wp:cNvGraphicFramePr>
+            <a:graphic xmlns:a="http://schemas.openxmlformats.org/drawingml/2006/main">
+              <a:graphicData uri="http://schemas.openxmlformats.org/drawingml/2006/picture">
+                <pic:pic xmlns:pic="http://schemas.openxmlformats.org/drawingml/2006/picture">
+                  <pic:nvPicPr>
+                    <pic:cNvPr id="1" name="p4_uml.png"/>
+                    <pic:cNvPicPr/>
+                  </pic:nvPicPr>
+                  <pic:blipFill>
+                    <a:blip r:embed="rId7" cstate="print">
+                      <a:extLst>
+                        <a:ext uri="{28A0092B-C50C-407E-A947-70E740481C1C}">
+                          <a14:useLocalDpi xmlns:a14="http://schemas.microsoft.com/office/drawing/2010/main" val="0"/>
+                        </a:ext>
+                      </a:extLst>
+                    </a:blip>
+                    <a:stretch>
+                      <a:fillRect/>
+                    </a:stretch>
+                  </pic:blipFill>
+                  <pic:spPr>
+                    <a:xfrm>
+                      <a:off x="0" y="0"/>
+                      <a:ext cx="5943600" cy="3677920"/>
+                    </a:xfrm>
+                    <a:prstGeom prst="rect">
+                      <a:avLst/>
+                    </a:prstGeom>
+                  </pic:spPr>
+                </pic:pic>
+              </a:graphicData>
+            </a:graphic>
+          </wp:inline>
+        </w:drawing>
+      </w:r>
+    </w:p>
+    <w:p>
+      <w:pPr>
+        <w:rPr>
+          <w:rFonts w:cstheme="minorHAnsi"/>
+          <w:b/>
+        </w:rPr>
+      </w:pPr>
+    </w:p>
+    <w:p>
+      <w:pPr>
+        <w:rPr>
+          <w:rFonts w:cstheme="minorHAnsi"/>
+          <w:b/>
+        </w:rPr>
+      </w:pPr>
+    </w:p>
+    <w:p/>
+    <w:p/>
+    <w:p/>
+    <w:p/>
+    <w:p/>
+    <w:p/>
+    <w:p/>
+    <w:p/>
+    <w:p/>
     <w:p>
       <w:pPr>
         <w:pStyle w:val="Heading1"/>
       </w:pPr>
-      <w:r>
-        <w:br w:type="page"/>
-      </w:r>
+    </w:p>
+    <w:p/>
+    <w:p>
+      <w:pPr>
+        <w:pStyle w:val="Heading1"/>
+      </w:pPr>
       <w:r>
         <w:lastRenderedPageBreak/>
+        <w:t xml:space="preserve">TASK 3: </w:t>
+      </w:r>
+      <w:r>
+        <w:t>Dynamic behaviour and design decisions</w:t>
+      </w:r>
+    </w:p>
+    <w:p/>
+    <w:p>
+      <w:pPr>
+        <w:pStyle w:val="Heading1"/>
+        <w:rPr>
+          <w:rFonts w:asciiTheme="minorHAnsi" w:eastAsiaTheme="minorHAnsi" w:hAnsiTheme="minorHAnsi" w:cstheme="minorBidi"/>
+          <w:color w:val="auto"/>
+          <w:sz w:val="22"/>
+          <w:szCs w:val="22"/>
+        </w:rPr>
+      </w:pPr>
+      <w:proofErr w:type="spellStart"/>
+      <w:r>
+        <w:rPr>
+          <w:rFonts w:asciiTheme="minorHAnsi" w:eastAsiaTheme="minorHAnsi" w:hAnsiTheme="minorHAnsi" w:cstheme="minorBidi"/>
+          <w:color w:val="auto"/>
+          <w:sz w:val="22"/>
+          <w:szCs w:val="22"/>
+        </w:rPr>
+        <w:t>TaskForge</w:t>
+      </w:r>
+      <w:proofErr w:type="spellEnd"/>
+      <w:r>
+        <w:rPr>
+          <w:rFonts w:asciiTheme="minorHAnsi" w:eastAsiaTheme="minorHAnsi" w:hAnsiTheme="minorHAnsi" w:cstheme="minorBidi"/>
+          <w:color w:val="auto"/>
+          <w:sz w:val="22"/>
+          <w:szCs w:val="22"/>
+        </w:rPr>
+        <w:t xml:space="preserve"> uses a </w:t>
+      </w:r>
+      <w:r>
+        <w:rPr>
+          <w:rFonts w:asciiTheme="minorHAnsi" w:eastAsiaTheme="minorHAnsi" w:hAnsiTheme="minorHAnsi" w:cstheme="minorBidi"/>
+          <w:b/>
+          <w:color w:val="auto"/>
+          <w:sz w:val="22"/>
+          <w:szCs w:val="22"/>
+        </w:rPr>
+        <w:t>snapshot traversal policy</w:t>
+      </w:r>
+      <w:r>
+        <w:rPr>
+          <w:rFonts w:asciiTheme="minorHAnsi" w:eastAsiaTheme="minorHAnsi" w:hAnsiTheme="minorHAnsi" w:cstheme="minorBidi"/>
+          <w:color w:val="auto"/>
+          <w:sz w:val="22"/>
+          <w:szCs w:val="22"/>
+        </w:rPr>
+        <w:t>. When an iterator is created, it captures the view of the production hierarchy at that point. If the hierarchy is subsequently modified, an existing iterator continues using its original snapshot, while a newly created iterator reflects the updated hierarchy. This makes traversal behaviour predictable and prevents an active iterator from becoming inconsistent when work is added, removed, or moved at runtime.</w:t>
+      </w:r>
+    </w:p>
+    <w:p>
+      <w:pPr>
+        <w:pStyle w:val="Heading1"/>
+        <w:rPr>
+          <w:rFonts w:asciiTheme="minorHAnsi" w:eastAsiaTheme="minorHAnsi" w:hAnsiTheme="minorHAnsi" w:cstheme="minorBidi"/>
+          <w:color w:val="auto"/>
+          <w:sz w:val="22"/>
+          <w:szCs w:val="22"/>
+        </w:rPr>
+      </w:pPr>
+      <w:r>
+        <w:rPr>
+          <w:rFonts w:asciiTheme="minorHAnsi" w:eastAsiaTheme="minorHAnsi" w:hAnsiTheme="minorHAnsi" w:cstheme="minorBidi"/>
+          <w:color w:val="auto"/>
+          <w:sz w:val="22"/>
+          <w:szCs w:val="22"/>
+        </w:rPr>
+        <w:t xml:space="preserve">The system supports two meaningful and independent traversals. </w:t>
+      </w:r>
+      <w:proofErr w:type="spellStart"/>
+      <w:r>
+        <w:rPr>
+          <w:rFonts w:asciiTheme="minorHAnsi" w:eastAsiaTheme="minorHAnsi" w:hAnsiTheme="minorHAnsi" w:cstheme="minorBidi"/>
+          <w:color w:val="auto"/>
+          <w:sz w:val="22"/>
+          <w:szCs w:val="22"/>
+        </w:rPr>
+        <w:t>ProductionOrderIterator</w:t>
+      </w:r>
+      <w:proofErr w:type="spellEnd"/>
+      <w:r>
+        <w:rPr>
+          <w:rFonts w:asciiTheme="minorHAnsi" w:eastAsiaTheme="minorHAnsi" w:hAnsiTheme="minorHAnsi" w:cstheme="minorBidi"/>
+          <w:color w:val="auto"/>
+          <w:sz w:val="22"/>
+          <w:szCs w:val="22"/>
+        </w:rPr>
+        <w:t xml:space="preserve"> follows the production structure, while </w:t>
+      </w:r>
+      <w:proofErr w:type="spellStart"/>
+      <w:r>
+        <w:rPr>
+          <w:rFonts w:asciiTheme="minorHAnsi" w:eastAsiaTheme="minorHAnsi" w:hAnsiTheme="minorHAnsi" w:cstheme="minorBidi"/>
+          <w:color w:val="auto"/>
+          <w:sz w:val="22"/>
+          <w:szCs w:val="22"/>
+        </w:rPr>
+        <w:t>PriorityIterator</w:t>
+      </w:r>
+      <w:proofErr w:type="spellEnd"/>
+      <w:r>
+        <w:rPr>
+          <w:rFonts w:asciiTheme="minorHAnsi" w:eastAsiaTheme="minorHAnsi" w:hAnsiTheme="minorHAnsi" w:cstheme="minorBidi"/>
+          <w:color w:val="auto"/>
+          <w:sz w:val="22"/>
+          <w:szCs w:val="22"/>
+        </w:rPr>
+        <w:t xml:space="preserve"> provides a priority-based view of individual production tasks. Each iterator maintains its own traversal state, allowing multiple traversals of the same production to occur independently.</w:t>
+      </w:r>
+    </w:p>
+    <w:p>
+      <w:pPr>
+        <w:pStyle w:val="Heading1"/>
+        <w:rPr>
+          <w:rFonts w:asciiTheme="minorHAnsi" w:eastAsiaTheme="minorHAnsi" w:hAnsiTheme="minorHAnsi" w:cstheme="minorBidi"/>
+          <w:color w:val="auto"/>
+          <w:sz w:val="22"/>
+          <w:szCs w:val="22"/>
+        </w:rPr>
+      </w:pPr>
+      <w:r>
+        <w:rPr>
+          <w:rFonts w:asciiTheme="minorHAnsi" w:eastAsiaTheme="minorHAnsi" w:hAnsiTheme="minorHAnsi" w:cstheme="minorBidi"/>
+          <w:color w:val="auto"/>
+          <w:sz w:val="22"/>
+          <w:szCs w:val="22"/>
+        </w:rPr>
+        <w:t>The hierarchy is intentionally</w:t>
+      </w:r>
+      <w:r>
+        <w:rPr>
+          <w:rFonts w:asciiTheme="minorHAnsi" w:eastAsiaTheme="minorHAnsi" w:hAnsiTheme="minorHAnsi" w:cstheme="minorBidi"/>
+          <w:color w:val="auto"/>
+          <w:sz w:val="22"/>
+          <w:szCs w:val="22"/>
+        </w:rPr>
+        <w:t xml:space="preserve"> recursive: </w:t>
+      </w:r>
+      <w:proofErr w:type="gramStart"/>
+      <w:r>
+        <w:rPr>
+          <w:rFonts w:asciiTheme="minorHAnsi" w:eastAsiaTheme="minorHAnsi" w:hAnsiTheme="minorHAnsi" w:cstheme="minorBidi"/>
+          <w:color w:val="auto"/>
+          <w:sz w:val="22"/>
+          <w:szCs w:val="22"/>
+        </w:rPr>
+        <w:t>a</w:t>
+      </w:r>
+      <w:proofErr w:type="gramEnd"/>
+      <w:r>
+        <w:rPr>
+          <w:rFonts w:asciiTheme="minorHAnsi" w:eastAsiaTheme="minorHAnsi" w:hAnsiTheme="minorHAnsi" w:cstheme="minorBidi"/>
+          <w:color w:val="auto"/>
+          <w:sz w:val="22"/>
+          <w:szCs w:val="22"/>
+        </w:rPr>
+        <w:t xml:space="preserve"> </w:t>
+      </w:r>
+      <w:proofErr w:type="spellStart"/>
+      <w:r>
+        <w:rPr>
+          <w:rFonts w:asciiTheme="minorHAnsi" w:eastAsiaTheme="minorHAnsi" w:hAnsiTheme="minorHAnsi" w:cstheme="minorBidi"/>
+          <w:color w:val="auto"/>
+          <w:sz w:val="22"/>
+          <w:szCs w:val="22"/>
+        </w:rPr>
+        <w:t>WorkGroup</w:t>
+      </w:r>
+      <w:proofErr w:type="spellEnd"/>
+      <w:r>
+        <w:rPr>
+          <w:rFonts w:asciiTheme="minorHAnsi" w:eastAsiaTheme="minorHAnsi" w:hAnsiTheme="minorHAnsi" w:cstheme="minorBidi"/>
+          <w:color w:val="auto"/>
+          <w:sz w:val="22"/>
+          <w:szCs w:val="22"/>
+        </w:rPr>
+        <w:t xml:space="preserve"> can contain both individual </w:t>
+      </w:r>
+      <w:proofErr w:type="spellStart"/>
+      <w:r>
+        <w:rPr>
+          <w:rFonts w:asciiTheme="minorHAnsi" w:eastAsiaTheme="minorHAnsi" w:hAnsiTheme="minorHAnsi" w:cstheme="minorBidi"/>
+          <w:color w:val="auto"/>
+          <w:sz w:val="22"/>
+          <w:szCs w:val="22"/>
+        </w:rPr>
+        <w:t>ProductionTask</w:t>
+      </w:r>
+      <w:proofErr w:type="spellEnd"/>
+      <w:r>
+        <w:rPr>
+          <w:rFonts w:asciiTheme="minorHAnsi" w:eastAsiaTheme="minorHAnsi" w:hAnsiTheme="minorHAnsi" w:cstheme="minorBidi"/>
+          <w:color w:val="auto"/>
+          <w:sz w:val="22"/>
+          <w:szCs w:val="22"/>
+        </w:rPr>
+        <w:t xml:space="preserve"> objects and other groups. This avoids hard-coding relationships between particular levels of the production hierarchy and allows the same Composite structure to represent phases, scenes, and tasks.</w:t>
+      </w:r>
+    </w:p>
+    <w:p>
+      <w:pPr>
+        <w:pStyle w:val="Heading1"/>
+        <w:rPr>
+          <w:rFonts w:asciiTheme="minorHAnsi" w:eastAsiaTheme="minorHAnsi" w:hAnsiTheme="minorHAnsi" w:cstheme="minorBidi"/>
+          <w:color w:val="auto"/>
+          <w:sz w:val="22"/>
+          <w:szCs w:val="22"/>
+        </w:rPr>
+      </w:pPr>
+      <w:r>
+        <w:rPr>
+          <w:rFonts w:asciiTheme="minorHAnsi" w:eastAsiaTheme="minorHAnsi" w:hAnsiTheme="minorHAnsi" w:cstheme="minorBidi"/>
+          <w:color w:val="auto"/>
+          <w:sz w:val="22"/>
+          <w:szCs w:val="22"/>
+        </w:rPr>
+        <w:t xml:space="preserve">Production tasks use the State pattern to model their lifecycle. Tasks can move between Planned, </w:t>
+      </w:r>
+      <w:proofErr w:type="spellStart"/>
+      <w:r>
+        <w:rPr>
+          <w:rFonts w:asciiTheme="minorHAnsi" w:eastAsiaTheme="minorHAnsi" w:hAnsiTheme="minorHAnsi" w:cstheme="minorBidi"/>
+          <w:color w:val="auto"/>
+          <w:sz w:val="22"/>
+          <w:szCs w:val="22"/>
+        </w:rPr>
+        <w:t>InProgress</w:t>
+      </w:r>
+      <w:proofErr w:type="spellEnd"/>
+      <w:r>
+        <w:rPr>
+          <w:rFonts w:asciiTheme="minorHAnsi" w:eastAsiaTheme="minorHAnsi" w:hAnsiTheme="minorHAnsi" w:cstheme="minorBidi"/>
+          <w:color w:val="auto"/>
+          <w:sz w:val="22"/>
+          <w:szCs w:val="22"/>
+        </w:rPr>
+        <w:t>, Blocked, Cancelled, and Completed according to the rules defined by their current state. Invalid transitions are rejected rather than silently changing the task to an inappropriate state.</w:t>
+      </w:r>
+    </w:p>
+    <w:p>
+      <w:pPr>
+        <w:pStyle w:val="Heading1"/>
+      </w:pPr>
+      <w:r>
+        <w:rPr>
+          <w:rFonts w:asciiTheme="minorHAnsi" w:eastAsiaTheme="minorHAnsi" w:hAnsiTheme="minorHAnsi" w:cstheme="minorBidi"/>
+          <w:color w:val="auto"/>
+          <w:sz w:val="22"/>
+          <w:szCs w:val="22"/>
+        </w:rPr>
+        <w:t xml:space="preserve">Finally, Decorators provide runtime flexibility by allowing responsibilities such as safety, equipment, and insurance checks to be added and combined without changing the underlying production task. These design decisions ensure that the UML, ownership model, runtime behaviour, and four required </w:t>
+      </w:r>
+      <w:proofErr w:type="spellStart"/>
+      <w:r>
+        <w:rPr>
+          <w:rFonts w:asciiTheme="minorHAnsi" w:eastAsiaTheme="minorHAnsi" w:hAnsiTheme="minorHAnsi" w:cstheme="minorBidi"/>
+          <w:color w:val="auto"/>
+          <w:sz w:val="22"/>
+          <w:szCs w:val="22"/>
+        </w:rPr>
+        <w:t>GoF</w:t>
+      </w:r>
+      <w:proofErr w:type="spellEnd"/>
+      <w:r>
+        <w:rPr>
+          <w:rFonts w:asciiTheme="minorHAnsi" w:eastAsiaTheme="minorHAnsi" w:hAnsiTheme="minorHAnsi" w:cstheme="minorBidi"/>
+          <w:color w:val="auto"/>
+          <w:sz w:val="22"/>
+          <w:szCs w:val="22"/>
+        </w:rPr>
+        <w:t xml:space="preserve"> patterns form one coherent system.</w:t>
+      </w:r>
+    </w:p>
+    <w:p/>
+    <w:p/>
+    <w:p/>
+    <w:p/>
+    <w:p/>
+    <w:p/>
+    <w:p/>
+    <w:p/>
+    <w:p/>
+    <w:p/>
+    <w:p/>
+    <w:p>
+      <w:pPr>
+        <w:pStyle w:val="Heading1"/>
+      </w:pPr>
+      <w:r>
+        <w:lastRenderedPageBreak/>
+        <w:t>TASK 4 : UML Diagram Portfolio</w:t>
+      </w:r>
+    </w:p>
+    <w:p/>
+    <w:p>
+      <w:r>
+        <w:t xml:space="preserve">Object diagram representing </w:t>
+      </w:r>
+      <w:proofErr w:type="spellStart"/>
+      <w:r>
+        <w:t>FimProduction</w:t>
+      </w:r>
+      <w:proofErr w:type="spellEnd"/>
+      <w:r>
+        <w:t xml:space="preserve"> hierarchy and decorator wrapping after the execution of Scenario 2 in main.cpp</w:t>
+      </w:r>
+    </w:p>
+    <w:p>
+      <w:r>
+        <w:rPr>
+          <w:noProof/>
+          <w:lang w:val="en-US"/>
+        </w:rPr>
+        <w:drawing>
+          <wp:inline distT="0" distB="0" distL="0" distR="0" wp14:anchorId="285D598D" wp14:editId="037569CC">
+            <wp:extent cx="5943600" cy="5231765"/>
+            <wp:effectExtent l="0" t="0" r="0" b="6985"/>
+            <wp:docPr id="1495146808" name="Picture 1"/>
+            <wp:cNvGraphicFramePr>
+              <a:graphicFrameLocks xmlns:a="http://schemas.openxmlformats.org/drawingml/2006/main" noChangeAspect="1"/>
+            </wp:cNvGraphicFramePr>
+            <a:graphic xmlns:a="http://schemas.openxmlformats.org/drawingml/2006/main">
+              <a:graphicData uri="http://schemas.openxmlformats.org/drawingml/2006/picture">
+                <pic:pic xmlns:pic="http://schemas.openxmlformats.org/drawingml/2006/picture">
+                  <pic:nvPicPr>
+                    <pic:cNvPr id="1495146808" name="Picture 1495146808"/>
+                    <pic:cNvPicPr/>
+                  </pic:nvPicPr>
+                  <pic:blipFill>
+                    <a:blip r:embed="rId8" cstate="print">
+                      <a:extLst>
+                        <a:ext uri="{28A0092B-C50C-407E-A947-70E740481C1C}">
+                          <a14:useLocalDpi xmlns:a14="http://schemas.microsoft.com/office/drawing/2010/main" val="0"/>
+                        </a:ext>
+                      </a:extLst>
+                    </a:blip>
+                    <a:stretch>
+                      <a:fillRect/>
+                    </a:stretch>
+                  </pic:blipFill>
+                  <pic:spPr>
+                    <a:xfrm>
+                      <a:off x="0" y="0"/>
+                      <a:ext cx="5943600" cy="5231765"/>
+                    </a:xfrm>
+                    <a:prstGeom prst="rect">
+                      <a:avLst/>
+                    </a:prstGeom>
+                  </pic:spPr>
+                </pic:pic>
+              </a:graphicData>
+            </a:graphic>
+          </wp:inline>
+        </w:drawing>
+      </w:r>
+    </w:p>
+    <w:p/>
+    <w:p/>
+    <w:p/>
+    <w:p/>
+    <w:p/>
+    <w:p/>
+    <w:p/>
+    <w:p>
+      <w:r>
+        <w:t xml:space="preserve">State diagram representing states of a </w:t>
+      </w:r>
+      <w:proofErr w:type="spellStart"/>
+      <w:r>
+        <w:t>productionTask</w:t>
+      </w:r>
+      <w:proofErr w:type="spellEnd"/>
+    </w:p>
+    <w:p>
+      <w:r>
+        <w:rPr>
+          <w:noProof/>
+          <w:lang w:val="en-US"/>
+        </w:rPr>
+        <w:drawing>
+          <wp:inline distT="0" distB="0" distL="0" distR="0" wp14:anchorId="62FCE5F1" wp14:editId="1B0E47A3">
+            <wp:extent cx="4857750" cy="2936695"/>
+            <wp:effectExtent l="0" t="0" r="0" b="0"/>
+            <wp:docPr id="545004699" name="Picture 2"/>
+            <wp:cNvGraphicFramePr>
+              <a:graphicFrameLocks xmlns:a="http://schemas.openxmlformats.org/drawingml/2006/main" noChangeAspect="1"/>
+            </wp:cNvGraphicFramePr>
+            <a:graphic xmlns:a="http://schemas.openxmlformats.org/drawingml/2006/main">
+              <a:graphicData uri="http://schemas.openxmlformats.org/drawingml/2006/picture">
+                <pic:pic xmlns:pic="http://schemas.openxmlformats.org/drawingml/2006/picture">
+                  <pic:nvPicPr>
+                    <pic:cNvPr id="545004699" name="Picture 545004699"/>
+                    <pic:cNvPicPr/>
+                  </pic:nvPicPr>
+                  <pic:blipFill>
+                    <a:blip r:embed="rId9" cstate="print">
+                      <a:extLst>
+                        <a:ext uri="{28A0092B-C50C-407E-A947-70E740481C1C}">
+                          <a14:useLocalDpi xmlns:a14="http://schemas.microsoft.com/office/drawing/2010/main" val="0"/>
+                        </a:ext>
+                      </a:extLst>
+                    </a:blip>
+                    <a:stretch>
+                      <a:fillRect/>
+                    </a:stretch>
+                  </pic:blipFill>
+                  <pic:spPr>
+                    <a:xfrm>
+                      <a:off x="0" y="0"/>
+                      <a:ext cx="4862682" cy="2939676"/>
+                    </a:xfrm>
+                    <a:prstGeom prst="rect">
+                      <a:avLst/>
+                    </a:prstGeom>
+                  </pic:spPr>
+                </pic:pic>
+              </a:graphicData>
+            </a:graphic>
+          </wp:inline>
+        </w:drawing>
+      </w:r>
+    </w:p>
+    <w:p>
+      <w:r>
+        <w:t>Activity diagram 1 representing the flow of activities following a disruption</w:t>
+      </w:r>
+    </w:p>
+    <w:p/>
+    <w:p>
+      <w:r>
+        <w:rPr>
+          <w:noProof/>
+          <w:lang w:val="en-US"/>
+        </w:rPr>
+        <w:drawing>
+          <wp:inline distT="0" distB="0" distL="0" distR="0" wp14:anchorId="4178531D" wp14:editId="40195088">
+            <wp:extent cx="2972306" cy="3871913"/>
+            <wp:effectExtent l="0" t="0" r="0" b="0"/>
+            <wp:docPr id="1911188425" name="Picture 3"/>
+            <wp:cNvGraphicFramePr>
+              <a:graphicFrameLocks xmlns:a="http://schemas.openxmlformats.org/drawingml/2006/main" noChangeAspect="1"/>
+            </wp:cNvGraphicFramePr>
+            <a:graphic xmlns:a="http://schemas.openxmlformats.org/drawingml/2006/main">
+              <a:graphicData uri="http://schemas.openxmlformats.org/drawingml/2006/picture">
+                <pic:pic xmlns:pic="http://schemas.openxmlformats.org/drawingml/2006/picture">
+                  <pic:nvPicPr>
+                    <pic:cNvPr id="1911188425" name="Picture 1911188425"/>
+                    <pic:cNvPicPr/>
+                  </pic:nvPicPr>
+                  <pic:blipFill>
+                    <a:blip r:embed="rId10" cstate="print">
+                      <a:extLst>
+                        <a:ext uri="{28A0092B-C50C-407E-A947-70E740481C1C}">
+                          <a14:useLocalDpi xmlns:a14="http://schemas.microsoft.com/office/drawing/2010/main" val="0"/>
+                        </a:ext>
+                      </a:extLst>
+                    </a:blip>
+                    <a:stretch>
+                      <a:fillRect/>
+                    </a:stretch>
+                  </pic:blipFill>
+                  <pic:spPr>
+                    <a:xfrm>
+                      <a:off x="0" y="0"/>
+                      <a:ext cx="2977115" cy="3878177"/>
+                    </a:xfrm>
+                    <a:prstGeom prst="rect">
+                      <a:avLst/>
+                    </a:prstGeom>
+                  </pic:spPr>
+                </pic:pic>
+              </a:graphicData>
+            </a:graphic>
+          </wp:inline>
+        </w:drawing>
+      </w:r>
+    </w:p>
+    <w:p>
+      <w:r>
+        <w:lastRenderedPageBreak/>
+        <w:t xml:space="preserve">Activity diagram 2 representing the flow of the Iterator class with </w:t>
+      </w:r>
+      <w:proofErr w:type="spellStart"/>
+      <w:r>
+        <w:t>productionTask</w:t>
+      </w:r>
+      <w:proofErr w:type="spellEnd"/>
+    </w:p>
+    <w:p>
+      <w:r>
+        <w:rPr>
+          <w:noProof/>
+          <w:lang w:val="en-US"/>
+        </w:rPr>
+        <w:drawing>
+          <wp:inline distT="0" distB="0" distL="0" distR="0" wp14:anchorId="5F21DFF7" wp14:editId="3199F134">
+            <wp:extent cx="2949389" cy="3867150"/>
+            <wp:effectExtent l="0" t="0" r="3810" b="0"/>
+            <wp:docPr id="1805496684" name="Picture 4"/>
+            <wp:cNvGraphicFramePr>
+              <a:graphicFrameLocks xmlns:a="http://schemas.openxmlformats.org/drawingml/2006/main" noChangeAspect="1"/>
+            </wp:cNvGraphicFramePr>
+            <a:graphic xmlns:a="http://schemas.openxmlformats.org/drawingml/2006/main">
+              <a:graphicData uri="http://schemas.openxmlformats.org/drawingml/2006/picture">
+                <pic:pic xmlns:pic="http://schemas.openxmlformats.org/drawingml/2006/picture">
+                  <pic:nvPicPr>
+                    <pic:cNvPr id="1805496684" name="Picture 1805496684"/>
+                    <pic:cNvPicPr/>
+                  </pic:nvPicPr>
+                  <pic:blipFill>
+                    <a:blip r:embed="rId11" cstate="print">
+                      <a:extLst>
+                        <a:ext uri="{28A0092B-C50C-407E-A947-70E740481C1C}">
+                          <a14:useLocalDpi xmlns:a14="http://schemas.microsoft.com/office/drawing/2010/main" val="0"/>
+                        </a:ext>
+                      </a:extLst>
+                    </a:blip>
+                    <a:stretch>
+                      <a:fillRect/>
+                    </a:stretch>
+                  </pic:blipFill>
+                  <pic:spPr>
+                    <a:xfrm>
+                      <a:off x="0" y="0"/>
+                      <a:ext cx="2959867" cy="3880888"/>
+                    </a:xfrm>
+                    <a:prstGeom prst="rect">
+                      <a:avLst/>
+                    </a:prstGeom>
+                  </pic:spPr>
+                </pic:pic>
+              </a:graphicData>
+            </a:graphic>
+          </wp:inline>
+        </w:drawing>
+      </w:r>
+    </w:p>
+    <w:p>
+      <w:r>
+        <w:t xml:space="preserve">Activity diagram representing the flow of states in </w:t>
+      </w:r>
+      <w:proofErr w:type="spellStart"/>
+      <w:r>
+        <w:t>productionTask</w:t>
+      </w:r>
+      <w:proofErr w:type="spellEnd"/>
+    </w:p>
+    <w:p>
+      <w:r>
+        <w:rPr>
+          <w:noProof/>
+          <w:lang w:val="en-US"/>
+        </w:rPr>
+        <w:drawing>
+          <wp:inline distT="0" distB="0" distL="0" distR="0" wp14:anchorId="7F440143" wp14:editId="6EF16870">
+            <wp:extent cx="2696950" cy="3543300"/>
+            <wp:effectExtent l="0" t="0" r="8255" b="0"/>
+            <wp:docPr id="1889837983" name="Picture 5"/>
+            <wp:cNvGraphicFramePr>
+              <a:graphicFrameLocks xmlns:a="http://schemas.openxmlformats.org/drawingml/2006/main" noChangeAspect="1"/>
+            </wp:cNvGraphicFramePr>
+            <a:graphic xmlns:a="http://schemas.openxmlformats.org/drawingml/2006/main">
+              <a:graphicData uri="http://schemas.openxmlformats.org/drawingml/2006/picture">
+                <pic:pic xmlns:pic="http://schemas.openxmlformats.org/drawingml/2006/picture">
+                  <pic:nvPicPr>
+                    <pic:cNvPr id="1889837983" name="Picture 1889837983"/>
+                    <pic:cNvPicPr/>
+                  </pic:nvPicPr>
+                  <pic:blipFill>
+                    <a:blip r:embed="rId12" cstate="print">
+                      <a:extLst>
+                        <a:ext uri="{28A0092B-C50C-407E-A947-70E740481C1C}">
+                          <a14:useLocalDpi xmlns:a14="http://schemas.microsoft.com/office/drawing/2010/main" val="0"/>
+                        </a:ext>
+                      </a:extLst>
+                    </a:blip>
+                    <a:stretch>
+                      <a:fillRect/>
+                    </a:stretch>
+                  </pic:blipFill>
+                  <pic:spPr>
+                    <a:xfrm>
+                      <a:off x="0" y="0"/>
+                      <a:ext cx="2703193" cy="3551502"/>
+                    </a:xfrm>
+                    <a:prstGeom prst="rect">
+                      <a:avLst/>
+                    </a:prstGeom>
+                  </pic:spPr>
+                </pic:pic>
+              </a:graphicData>
+            </a:graphic>
+          </wp:inline>
+        </w:drawing>
+      </w:r>
+    </w:p>
+    <w:p/>
+    <w:p>
+      <w:pPr>
+        <w:pStyle w:val="Heading1"/>
+      </w:pPr>
+      <w:r>
         <w:t>Task 5</w:t>
       </w:r>
     </w:p>
@@ -1957,6 +2685,10 @@
     </w:p>
     <w:p>
       <w:r>
+        <w:rPr>
+          <w:noProof/>
+          <w:lang w:val="en-US"/>
+        </w:rPr>
         <w:drawing>
           <wp:inline distT="0" distB="0" distL="0" distR="0" wp14:anchorId="6E469648" wp14:editId="77D132ED">
             <wp:extent cx="4095345" cy="3958027"/>
@@ -1973,7 +2705,7 @@
                     <pic:cNvPicPr/>
                   </pic:nvPicPr>
                   <pic:blipFill>
-                    <a:blip r:embed="rId7"/>
+                    <a:blip r:embed="rId13"/>
                     <a:stretch>
                       <a:fillRect/>
                     </a:stretch>
@@ -1996,6 +2728,10 @@
     </w:p>
     <w:p>
       <w:r>
+        <w:rPr>
+          <w:noProof/>
+          <w:lang w:val="en-US"/>
+        </w:rPr>
         <w:drawing>
           <wp:inline distT="0" distB="0" distL="0" distR="0" wp14:anchorId="3F4A87A9" wp14:editId="0F482C6A">
             <wp:extent cx="4133852" cy="2898842"/>
@@ -2012,7 +2748,7 @@
                     <pic:cNvPicPr/>
                   </pic:nvPicPr>
                   <pic:blipFill>
-                    <a:blip r:embed="rId8"/>
+                    <a:blip r:embed="rId14"/>
                     <a:stretch>
                       <a:fillRect/>
                     </a:stretch>
@@ -2035,8 +2771,15 @@
     </w:p>
     <w:p/>
     <w:p>
-      <w:r>
-        <w:lastRenderedPageBreak/>
+      <w:pPr>
+        <w:rPr>
+          <w:rStyle w:val="SubtleEmphasis"/>
+        </w:rPr>
+      </w:pPr>
+      <w:r>
+        <w:rPr>
+          <w:rStyle w:val="SubtleEmphasis"/>
+        </w:rPr>
         <w:t xml:space="preserve">An issue that was encountered: </w:t>
       </w:r>
     </w:p>
@@ -2060,6 +2803,7 @@
       <w:r>
         <w:rPr>
           <w:noProof/>
+          <w:lang w:val="en-US"/>
         </w:rPr>
         <w:drawing>
           <wp:inline distT="0" distB="0" distL="0" distR="0" wp14:anchorId="5E86CCC4" wp14:editId="0AC3E913">
@@ -2077,7 +2821,7 @@
                     <pic:cNvPicPr/>
                   </pic:nvPicPr>
                   <pic:blipFill>
-                    <a:blip r:embed="rId9" cstate="print">
+                    <a:blip r:embed="rId15" cstate="print">
                       <a:extLst>
                         <a:ext uri="{28A0092B-C50C-407E-A947-70E740481C1C}">
                           <a14:useLocalDpi xmlns:a14="http://schemas.microsoft.com/office/drawing/2010/main" val="0"/>
@@ -2106,13 +2850,7 @@
     </w:p>
     <w:p>
       <w:r>
-        <w:t>In the weather-disruption s</w:t>
-      </w:r>
-      <w:r>
-        <w:t>cenario</w:t>
-      </w:r>
-      <w:r>
-        <w:t xml:space="preserve">, the task added Set Up Lighting to </w:t>
+        <w:t xml:space="preserve">In the weather-disruption scenario, the task added Set Up Lighting to </w:t>
       </w:r>
       <w:proofErr w:type="spellStart"/>
       <w:r>
@@ -2145,11 +2883,11 @@
       </w:r>
       <w:proofErr w:type="spellEnd"/>
       <w:r>
-        <w:t>::children</w:t>
+        <w:t>::</w:t>
       </w:r>
       <w:proofErr w:type="gramEnd"/>
       <w:r>
-        <w:t xml:space="preserve"> vectors. Both are </w:t>
+        <w:t xml:space="preserve">children vectors. Both are </w:t>
       </w:r>
       <w:proofErr w:type="spellStart"/>
       <w:r>
@@ -2157,17 +2895,15 @@
       </w:r>
       <w:proofErr w:type="spellEnd"/>
       <w:r>
-        <w:t>, both own their children, and both delete every child in their destructor</w:t>
-      </w:r>
-      <w:r>
-        <w:t>. T</w:t>
-      </w:r>
-      <w:r>
-        <w:t>he pointer gets deleted twice.</w:t>
-      </w:r>
-    </w:p>
-    <w:p>
-      <w:r>
+        <w:t>, both own their children, and both delete every child in their destructor. The pointer gets deleted twice.</w:t>
+      </w:r>
+    </w:p>
+    <w:p>
+      <w:r>
+        <w:rPr>
+          <w:noProof/>
+          <w:lang w:val="en-US"/>
+        </w:rPr>
         <w:drawing>
           <wp:inline distT="0" distB="0" distL="0" distR="0" wp14:anchorId="40783450" wp14:editId="5E7BB761">
             <wp:extent cx="4962561" cy="619130"/>
@@ -2184,7 +2920,7 @@
                     <pic:cNvPicPr/>
                   </pic:nvPicPr>
                   <pic:blipFill>
-                    <a:blip r:embed="rId10"/>
+                    <a:blip r:embed="rId16"/>
                     <a:stretch>
                       <a:fillRect/>
                     </a:stretch>
@@ -2207,6 +2943,11 @@
     </w:p>
     <w:p>
       <w:r>
+        <w:rPr>
+          <w:noProof/>
+          <w:lang w:val="en-US"/>
+        </w:rPr>
+        <w:lastRenderedPageBreak/>
         <w:drawing>
           <wp:inline distT="0" distB="0" distL="0" distR="0" wp14:anchorId="39354427" wp14:editId="26AE82C2">
             <wp:extent cx="4784245" cy="3569970"/>
@@ -2223,7 +2964,7 @@
                     <pic:cNvPicPr/>
                   </pic:nvPicPr>
                   <pic:blipFill>
-                    <a:blip r:embed="rId11"/>
+                    <a:blip r:embed="rId17"/>
                     <a:stretch>
                       <a:fillRect/>
                     </a:stretch>
@@ -2245,8 +2986,16 @@
       </w:r>
     </w:p>
     <w:p>
-      <w:r>
-        <w:lastRenderedPageBreak/>
+      <w:pPr>
+        <w:pStyle w:val="Subtitle"/>
+        <w:rPr>
+          <w:rStyle w:val="SubtleEmphasis"/>
+        </w:rPr>
+      </w:pPr>
+      <w:r>
+        <w:rPr>
+          <w:rStyle w:val="SubtleEmphasis"/>
+        </w:rPr>
         <w:t>The fix:</w:t>
       </w:r>
     </w:p>
@@ -2273,15 +3022,50 @@
         <w:t>-&gt;remove(</w:t>
       </w:r>
       <w:proofErr w:type="spellStart"/>
+      <w:r>
+        <w:rPr>
+          <w:rFonts w:ascii="Courier New" w:hAnsi="Courier New" w:cs="Courier New"/>
+        </w:rPr>
+        <w:t>world.setUpLighting</w:t>
+      </w:r>
+      <w:proofErr w:type="spellEnd"/>
+      <w:r>
+        <w:rPr>
+          <w:rFonts w:ascii="Courier New" w:hAnsi="Courier New" w:cs="Courier New"/>
+        </w:rPr>
+        <w:t>);</w:t>
+      </w:r>
+    </w:p>
+    <w:p>
+      <w:pPr>
+        <w:rPr>
+          <w:rFonts w:ascii="Courier New" w:hAnsi="Courier New" w:cs="Courier New"/>
+        </w:rPr>
+      </w:pPr>
+      <w:proofErr w:type="spellStart"/>
       <w:proofErr w:type="gramStart"/>
       <w:r>
         <w:rPr>
           <w:rFonts w:ascii="Courier New" w:hAnsi="Courier New" w:cs="Courier New"/>
         </w:rPr>
+        <w:t>world.warehouseClimax</w:t>
+      </w:r>
+      <w:proofErr w:type="spellEnd"/>
+      <w:proofErr w:type="gramEnd"/>
+      <w:r>
+        <w:rPr>
+          <w:rFonts w:ascii="Courier New" w:hAnsi="Courier New" w:cs="Courier New"/>
+        </w:rPr>
+        <w:t>-&gt;add(</w:t>
+      </w:r>
+      <w:proofErr w:type="spellStart"/>
+      <w:r>
+        <w:rPr>
+          <w:rFonts w:ascii="Courier New" w:hAnsi="Courier New" w:cs="Courier New"/>
+        </w:rPr>
         <w:t>world.setUpLighting</w:t>
       </w:r>
       <w:proofErr w:type="spellEnd"/>
-      <w:proofErr w:type="gramEnd"/>
       <w:r>
         <w:rPr>
           <w:rFonts w:ascii="Courier New" w:hAnsi="Courier New" w:cs="Courier New"/>
@@ -2290,66 +3074,34 @@
       </w:r>
     </w:p>
     <w:p>
-      <w:pPr>
-        <w:rPr>
-          <w:rFonts w:ascii="Courier New" w:hAnsi="Courier New" w:cs="Courier New"/>
-        </w:rPr>
-      </w:pPr>
-      <w:proofErr w:type="spellStart"/>
-      <w:proofErr w:type="gramStart"/>
-      <w:r>
-        <w:rPr>
-          <w:rFonts w:ascii="Courier New" w:hAnsi="Courier New" w:cs="Courier New"/>
-        </w:rPr>
-        <w:t>world.warehouseClimax</w:t>
-      </w:r>
-      <w:proofErr w:type="spellEnd"/>
-      <w:proofErr w:type="gramEnd"/>
-      <w:r>
-        <w:rPr>
-          <w:rFonts w:ascii="Courier New" w:hAnsi="Courier New" w:cs="Courier New"/>
-        </w:rPr>
-        <w:t>-&gt;add(</w:t>
-      </w:r>
-      <w:proofErr w:type="spellStart"/>
-      <w:proofErr w:type="gramStart"/>
-      <w:r>
-        <w:rPr>
-          <w:rFonts w:ascii="Courier New" w:hAnsi="Courier New" w:cs="Courier New"/>
-        </w:rPr>
-        <w:t>world.setUpLighting</w:t>
-      </w:r>
-      <w:proofErr w:type="spellEnd"/>
-      <w:proofErr w:type="gramEnd"/>
-      <w:r>
-        <w:rPr>
-          <w:rFonts w:ascii="Courier New" w:hAnsi="Courier New" w:cs="Courier New"/>
-        </w:rPr>
-        <w:t>);</w:t>
-      </w:r>
-    </w:p>
-    <w:p>
       <w:r>
         <w:t xml:space="preserve">Removing from the old owner before adding to the new one restores single ownership. </w:t>
       </w:r>
       <w:r>
         <w:br/>
-      </w:r>
-      <w:r>
-        <w:t>After the fix: exit code 0, Set Up Lighting appears exactly once everywhere</w:t>
-      </w:r>
-      <w:r>
-        <w:t xml:space="preserve">. </w:t>
+        <w:t xml:space="preserve">After the fix: exit code 0, Set Up Lighting appears exactly once everywhere. </w:t>
       </w:r>
     </w:p>
     <w:p/>
     <w:p>
-      <w:r>
+      <w:pPr>
+        <w:rPr>
+          <w:rStyle w:val="SubtleEmphasis"/>
+        </w:rPr>
+      </w:pPr>
+      <w:r>
+        <w:rPr>
+          <w:rStyle w:val="SubtleEmphasis"/>
+        </w:rPr>
         <w:t>After the fix and final program run:</w:t>
       </w:r>
     </w:p>
     <w:p>
       <w:r>
+        <w:rPr>
+          <w:noProof/>
+          <w:lang w:val="en-US"/>
+        </w:rPr>
         <w:drawing>
           <wp:inline distT="0" distB="0" distL="0" distR="0" wp14:anchorId="3EE5421E" wp14:editId="4D9E63D6">
             <wp:extent cx="5943600" cy="1416685"/>
@@ -2366,7 +3118,7 @@
                     <pic:cNvPicPr/>
                   </pic:nvPicPr>
                   <pic:blipFill>
-                    <a:blip r:embed="rId12"/>
+                    <a:blip r:embed="rId18"/>
                     <a:stretch>
                       <a:fillRect/>
                     </a:stretch>
@@ -2389,9 +3141,282 @@
     </w:p>
     <w:p/>
     <w:p/>
+    <w:p>
+      <w:pPr>
+        <w:pStyle w:val="Heading1"/>
+        <w:rPr>
+          <w:rFonts w:asciiTheme="minorHAnsi" w:eastAsiaTheme="minorHAnsi" w:hAnsiTheme="minorHAnsi" w:cstheme="minorBidi"/>
+          <w:color w:val="auto"/>
+          <w:sz w:val="22"/>
+          <w:szCs w:val="22"/>
+        </w:rPr>
+      </w:pPr>
+    </w:p>
+    <w:p>
+      <w:pPr>
+        <w:pStyle w:val="Heading1"/>
+      </w:pPr>
+      <w:r>
+        <w:t>TASK 6: Docker and GitHub Workflow</w:t>
+      </w:r>
+    </w:p>
+    <w:p/>
+    <w:p>
+      <w:r>
+        <w:t xml:space="preserve">The team used GitHub branches and pull requests to divide and integrate the work. </w:t>
+      </w:r>
+      <w:proofErr w:type="spellStart"/>
+      <w:r>
+        <w:t>Mueez</w:t>
+      </w:r>
+      <w:proofErr w:type="spellEnd"/>
+      <w:r>
+        <w:t xml:space="preserve"> implemented the Task 2 design patterns and runtime testing on the </w:t>
+      </w:r>
+      <w:proofErr w:type="spellStart"/>
+      <w:r>
+        <w:t>mueez</w:t>
+      </w:r>
+      <w:proofErr w:type="spellEnd"/>
+      <w:r>
+        <w:t xml:space="preserve"> branch, with commit 6076bd3. </w:t>
+      </w:r>
+      <w:r>
+        <w:t>Kiara</w:t>
+      </w:r>
+      <w:r>
+        <w:t xml:space="preserve"> led Task 1</w:t>
+      </w:r>
+      <w:r>
+        <w:t xml:space="preserve"> (commit e91b9b8)</w:t>
+      </w:r>
+      <w:r>
+        <w:t>, producing the system design and class diagra</w:t>
+      </w:r>
+      <w:r>
+        <w:t xml:space="preserve">m on a dedicated design branch and </w:t>
+      </w:r>
+      <w:r>
+        <w:t>later merged into main</w:t>
+      </w:r>
+      <w:r>
+        <w:t xml:space="preserve">, </w:t>
+      </w:r>
+      <w:proofErr w:type="spellStart"/>
+      <w:r>
+        <w:t>Nasiha</w:t>
+      </w:r>
+      <w:proofErr w:type="spellEnd"/>
+      <w:r>
+        <w:t xml:space="preserve"> Osman covered Tasks 3, 4 and 5 — extending runtime scenari</w:t>
+      </w:r>
+      <w:r>
+        <w:t xml:space="preserve">os and implementation coverage with commit 368a55e, </w:t>
+      </w:r>
+      <w:r>
+        <w:t xml:space="preserve">while additional implementation, Task 5 work, the </w:t>
+      </w:r>
+      <w:proofErr w:type="spellStart"/>
+      <w:r>
+        <w:t>Makefile</w:t>
+      </w:r>
+      <w:proofErr w:type="spellEnd"/>
+      <w:r>
+        <w:t xml:space="preserve"> and main program were integrated through pull requests such as PR #1 and PR #3. Changes were regularly merged into main, allowing the team to work independently while keeping a shared final version. </w:t>
+      </w:r>
+    </w:p>
+    <w:p>
+      <w:r>
+        <w:t xml:space="preserve">Docker, README, </w:t>
+      </w:r>
+      <w:proofErr w:type="spellStart"/>
+      <w:r>
+        <w:t>Makefile</w:t>
+      </w:r>
+      <w:proofErr w:type="spellEnd"/>
+      <w:r>
+        <w:t xml:space="preserve"> and repository configuration were also updated on main so that the project could be built, run, debugged with GDB and checked with </w:t>
+      </w:r>
+      <w:proofErr w:type="spellStart"/>
+      <w:r>
+        <w:t>Valgrind</w:t>
+      </w:r>
+      <w:proofErr w:type="spellEnd"/>
+      <w:r>
+        <w:t xml:space="preserve"> in a reproducible environment.</w:t>
+      </w:r>
+    </w:p>
+    <w:p/>
+    <w:p>
+      <w:pPr>
+        <w:pStyle w:val="Heading1"/>
+        <w:rPr>
+          <w:rStyle w:val="Emphasis"/>
+          <w:i w:val="0"/>
+        </w:rPr>
+      </w:pPr>
+      <w:r>
+        <w:rPr>
+          <w:rStyle w:val="Emphasis"/>
+          <w:i w:val="0"/>
+        </w:rPr>
+        <w:t>Team contribution statement</w:t>
+      </w:r>
+    </w:p>
+    <w:p>
+      <w:bookmarkStart w:id="0" w:name="_GoBack"/>
+      <w:bookmarkEnd w:id="0"/>
+    </w:p>
+    <w:p>
+      <w:r>
+        <w:t xml:space="preserve">The </w:t>
+      </w:r>
+      <w:proofErr w:type="spellStart"/>
+      <w:r>
+        <w:t>TaskForge</w:t>
+      </w:r>
+      <w:proofErr w:type="spellEnd"/>
+      <w:r>
+        <w:t xml:space="preserve"> project was developed collaboratively by al</w:t>
+      </w:r>
+      <w:r>
+        <w:t>l three team members. Kiara</w:t>
+      </w:r>
+      <w:r>
+        <w:t xml:space="preserve"> focused primari</w:t>
+      </w:r>
+      <w:r>
+        <w:t>ly on</w:t>
+      </w:r>
+      <w:r>
+        <w:t xml:space="preserve"> task 1 contributing to </w:t>
+      </w:r>
+      <w:r>
+        <w:t xml:space="preserve">designing the </w:t>
+      </w:r>
+      <w:r>
+        <w:t xml:space="preserve">Film Production </w:t>
+      </w:r>
+      <w:r>
+        <w:t>system</w:t>
+      </w:r>
+      <w:r>
+        <w:t xml:space="preserve"> and integrating the required design patterns into the system</w:t>
+      </w:r>
+      <w:r>
+        <w:t>,</w:t>
+      </w:r>
+      <w:r>
+        <w:t xml:space="preserve"> designing the UML Class Diagram and</w:t>
+      </w:r>
+      <w:r>
+        <w:t xml:space="preserve"> making all design decisions. </w:t>
+      </w:r>
+      <w:proofErr w:type="spellStart"/>
+      <w:r>
+        <w:t>Nasiha</w:t>
+      </w:r>
+      <w:proofErr w:type="spellEnd"/>
+      <w:r>
+        <w:t xml:space="preserve"> focuse</w:t>
+      </w:r>
+      <w:r>
+        <w:t xml:space="preserve">d primarily on task 3, 4 and 5 contributing to creating two </w:t>
+      </w:r>
+      <w:r>
+        <w:t>non-trivial runtime scenarios</w:t>
+      </w:r>
+      <w:r>
+        <w:t xml:space="preserve">, completing </w:t>
+      </w:r>
+      <w:r>
+        <w:t xml:space="preserve">the activity </w:t>
+      </w:r>
+      <w:r>
+        <w:t xml:space="preserve">and state </w:t>
+      </w:r>
+      <w:r>
+        <w:t>diagrams</w:t>
+      </w:r>
+      <w:r>
+        <w:t xml:space="preserve"> and performing the debugging and memory investigation. </w:t>
+      </w:r>
+      <w:proofErr w:type="spellStart"/>
+      <w:r>
+        <w:t>Mueez</w:t>
+      </w:r>
+      <w:proofErr w:type="spellEnd"/>
+      <w:r>
+        <w:t xml:space="preserve"> focused primarily on task 2 and 6</w:t>
+      </w:r>
+      <w:r>
+        <w:t xml:space="preserve"> contributing to the overall system implementation and creating the </w:t>
+      </w:r>
+      <w:proofErr w:type="spellStart"/>
+      <w:r>
+        <w:t>makefile</w:t>
+      </w:r>
+      <w:proofErr w:type="spellEnd"/>
+      <w:r>
+        <w:t xml:space="preserve">, </w:t>
+      </w:r>
+      <w:proofErr w:type="spellStart"/>
+      <w:r>
+        <w:t>dockerfile</w:t>
+      </w:r>
+      <w:proofErr w:type="spellEnd"/>
+      <w:r>
+        <w:t xml:space="preserve"> and readme</w:t>
+      </w:r>
+      <w:r>
+        <w:t xml:space="preserve">. All </w:t>
+      </w:r>
+      <w:r>
+        <w:t xml:space="preserve">3 team </w:t>
+      </w:r>
+      <w:r>
+        <w:t xml:space="preserve">members reviewed and integrated each other's work, </w:t>
+      </w:r>
+      <w:r>
+        <w:t xml:space="preserve">we </w:t>
+      </w:r>
+      <w:r>
+        <w:t>contributed to the</w:t>
+      </w:r>
+      <w:r>
+        <w:t xml:space="preserve"> final system, and understand our system</w:t>
+      </w:r>
+      <w:r>
+        <w:t>. The team's GitHub history reflects the development and integration of these contributions.</w:t>
+      </w:r>
+    </w:p>
+    <w:p/>
+    <w:p>
+      <w:pPr>
+        <w:rPr>
+          <w:color w:val="00B0F0"/>
+        </w:rPr>
+      </w:pPr>
+      <w:r>
+        <w:rPr>
+          <w:color w:val="00B0F0"/>
+        </w:rPr>
+        <w:t>GITHUB REPOSITORY LINK:</w:t>
+      </w:r>
+    </w:p>
+    <w:p>
+      <w:hyperlink r:id="rId19" w:history="1">
+        <w:r>
+          <w:rPr>
+            <w:rStyle w:val="Hyperlink"/>
+          </w:rPr>
+          <w:t>https://github.com/mueezgani/COS214-Practical-4-FilmProduction.git</w:t>
+        </w:r>
+      </w:hyperlink>
+    </w:p>
     <w:p/>
     <w:sectPr>
-      <w:headerReference w:type="default" r:id="rId13"/>
+      <w:headerReference w:type="default" r:id="rId20"/>
       <w:pgSz w:w="12240" w:h="15840"/>
       <w:pgMar w:top="1440" w:right="1440" w:bottom="1440" w:left="1440" w:header="720" w:footer="720" w:gutter="0"/>
       <w:cols w:space="720"/>
@@ -2402,7 +3427,7 @@
 </file>
 
 <file path=word/endnotes.xml><?xml version="1.0" encoding="utf-8"?>
-<w:endnotes xmlns:wpc="http://schemas.microsoft.com/office/word/2010/wordprocessingCanvas" xmlns:cx="http://schemas.microsoft.com/office/drawing/2014/chartex" xmlns:cx1="http://schemas.microsoft.com/office/drawing/2015/9/8/chartex" xmlns:cx2="http://schemas.microsoft.com/office/drawing/2015/10/21/chartex" xmlns:cx3="http://schemas.microsoft.com/office/drawing/2016/5/9/chartex" xmlns:cx4="http://schemas.microsoft.com/office/drawing/2016/5/10/chartex" xmlns:cx5="http://schemas.microsoft.com/office/drawing/2016/5/11/chartex" xmlns:cx6="http://schemas.microsoft.com/office/drawing/2016/5/12/chartex" xmlns:cx7="http://schemas.microsoft.com/office/drawing/2016/5/13/chartex" xmlns:cx8="http://schemas.microsoft.com/office/drawing/2016/5/14/chartex" xmlns:mc="http://schemas.openxmlformats.org/markup-compatibility/2006" xmlns:aink="http://schemas.microsoft.com/office/drawing/2016/ink" xmlns:am3d="http://schemas.microsoft.com/office/drawing/2017/model3d" xmlns:o="urn:schemas-microsoft-com:office:office" xmlns:oel="http://schemas.microsoft.com/office/2019/extlst" xmlns:r="http://schemas.openxmlformats.org/officeDocument/2006/relationships" xmlns:m="http://schemas.openxmlformats.org/officeDocument/2006/math" xmlns:v="urn:schemas-microsoft-com:vml" xmlns:wp14="http://schemas.microsoft.com/office/word/2010/wordprocessingDrawing" xmlns:wp="http://schemas.openxmlformats.org/drawingml/2006/wordprocessingDrawing" xmlns:w10="urn:schemas-microsoft-com:office:word" xmlns:w="http://schemas.openxmlformats.org/wordprocessingml/2006/main" xmlns:w14="http://schemas.microsoft.com/office/word/2010/wordml" xmlns:w15="http://schemas.microsoft.com/office/word/2012/wordml" xmlns:w16cex="http://schemas.microsoft.com/office/word/2018/wordml/cex" xmlns:w16cid="http://schemas.microsoft.com/office/word/2016/wordml/cid" xmlns:w16="http://schemas.microsoft.com/office/word/2018/wordml" xmlns:w16du="http://schemas.microsoft.com/office/word/2023/wordml/word16du" xmlns:w16sdtdh="http://schemas.microsoft.com/office/word/2020/wordml/sdtdatahash" xmlns:w16sdtfl="http://schemas.microsoft.com/office/word/2024/wordml/sdtformatlock" xmlns:w16se="http://schemas.microsoft.com/office/word/2015/wordml/symex" xmlns:wpg="http://schemas.microsoft.com/office/word/2010/wordprocessingGroup" xmlns:wpi="http://schemas.microsoft.com/office/word/2010/wordprocessingInk" xmlns:wne="http://schemas.microsoft.com/office/word/2006/wordml" xmlns:wps="http://schemas.microsoft.com/office/word/2010/wordprocessingShape" mc:Ignorable="w14 w15 w16se w16cid w16 w16cex w16sdtdh w16sdtfl w16du wp14">
+<w:endnotes xmlns:wpc="http://schemas.microsoft.com/office/word/2010/wordprocessingCanvas" xmlns:cx="http://schemas.microsoft.com/office/drawing/2014/chartex" xmlns:mc="http://schemas.openxmlformats.org/markup-compatibility/2006" xmlns:o="urn:schemas-microsoft-com:office:office" xmlns:r="http://schemas.openxmlformats.org/officeDocument/2006/relationships" xmlns:m="http://schemas.openxmlformats.org/officeDocument/2006/math" xmlns:v="urn:schemas-microsoft-com:vml" xmlns:wp14="http://schemas.microsoft.com/office/word/2010/wordprocessingDrawing" xmlns:wp="http://schemas.openxmlformats.org/drawingml/2006/wordprocessingDrawing" xmlns:w10="urn:schemas-microsoft-com:office:word" xmlns:w="http://schemas.openxmlformats.org/wordprocessingml/2006/main" xmlns:w14="http://schemas.microsoft.com/office/word/2010/wordml" xmlns:w15="http://schemas.microsoft.com/office/word/2012/wordml" xmlns:w16se="http://schemas.microsoft.com/office/word/2015/wordml/symex" xmlns:wpg="http://schemas.microsoft.com/office/word/2010/wordprocessingGroup" xmlns:wpi="http://schemas.microsoft.com/office/word/2010/wordprocessingInk" xmlns:wne="http://schemas.microsoft.com/office/word/2006/wordml" xmlns:wps="http://schemas.microsoft.com/office/word/2010/wordprocessingShape" mc:Ignorable="w14 w15 w16se wp14">
   <w:endnote w:type="separator" w:id="-1">
     <w:p>
       <w:pPr>
@@ -2427,7 +3452,7 @@
 </file>
 
 <file path=word/footnotes.xml><?xml version="1.0" encoding="utf-8"?>
-<w:footnotes xmlns:wpc="http://schemas.microsoft.com/office/word/2010/wordprocessingCanvas" xmlns:cx="http://schemas.microsoft.com/office/drawing/2014/chartex" xmlns:cx1="http://schemas.microsoft.com/office/drawing/2015/9/8/chartex" xmlns:cx2="http://schemas.microsoft.com/office/drawing/2015/10/21/chartex" xmlns:cx3="http://schemas.microsoft.com/office/drawing/2016/5/9/chartex" xmlns:cx4="http://schemas.microsoft.com/office/drawing/2016/5/10/chartex" xmlns:cx5="http://schemas.microsoft.com/office/drawing/2016/5/11/chartex" xmlns:cx6="http://schemas.microsoft.com/office/drawing/2016/5/12/chartex" xmlns:cx7="http://schemas.microsoft.com/office/drawing/2016/5/13/chartex" xmlns:cx8="http://schemas.microsoft.com/office/drawing/2016/5/14/chartex" xmlns:mc="http://schemas.openxmlformats.org/markup-compatibility/2006" xmlns:aink="http://schemas.microsoft.com/office/drawing/2016/ink" xmlns:am3d="http://schemas.microsoft.com/office/drawing/2017/model3d" xmlns:o="urn:schemas-microsoft-com:office:office" xmlns:oel="http://schemas.microsoft.com/office/2019/extlst" xmlns:r="http://schemas.openxmlformats.org/officeDocument/2006/relationships" xmlns:m="http://schemas.openxmlformats.org/officeDocument/2006/math" xmlns:v="urn:schemas-microsoft-com:vml" xmlns:wp14="http://schemas.microsoft.com/office/word/2010/wordprocessingDrawing" xmlns:wp="http://schemas.openxmlformats.org/drawingml/2006/wordprocessingDrawing" xmlns:w10="urn:schemas-microsoft-com:office:word" xmlns:w="http://schemas.openxmlformats.org/wordprocessingml/2006/main" xmlns:w14="http://schemas.microsoft.com/office/word/2010/wordml" xmlns:w15="http://schemas.microsoft.com/office/word/2012/wordml" xmlns:w16cex="http://schemas.microsoft.com/office/word/2018/wordml/cex" xmlns:w16cid="http://schemas.microsoft.com/office/word/2016/wordml/cid" xmlns:w16="http://schemas.microsoft.com/office/word/2018/wordml" xmlns:w16du="http://schemas.microsoft.com/office/word/2023/wordml/word16du" xmlns:w16sdtdh="http://schemas.microsoft.com/office/word/2020/wordml/sdtdatahash" xmlns:w16sdtfl="http://schemas.microsoft.com/office/word/2024/wordml/sdtformatlock" xmlns:w16se="http://schemas.microsoft.com/office/word/2015/wordml/symex" xmlns:wpg="http://schemas.microsoft.com/office/word/2010/wordprocessingGroup" xmlns:wpi="http://schemas.microsoft.com/office/word/2010/wordprocessingInk" xmlns:wne="http://schemas.microsoft.com/office/word/2006/wordml" xmlns:wps="http://schemas.microsoft.com/office/word/2010/wordprocessingShape" mc:Ignorable="w14 w15 w16se w16cid w16 w16cex w16sdtdh w16sdtfl w16du wp14">
+<w:footnotes xmlns:wpc="http://schemas.microsoft.com/office/word/2010/wordprocessingCanvas" xmlns:cx="http://schemas.microsoft.com/office/drawing/2014/chartex" xmlns:mc="http://schemas.openxmlformats.org/markup-compatibility/2006" xmlns:o="urn:schemas-microsoft-com:office:office" xmlns:r="http://schemas.openxmlformats.org/officeDocument/2006/relationships" xmlns:m="http://schemas.openxmlformats.org/officeDocument/2006/math" xmlns:v="urn:schemas-microsoft-com:vml" xmlns:wp14="http://schemas.microsoft.com/office/word/2010/wordprocessingDrawing" xmlns:wp="http://schemas.openxmlformats.org/drawingml/2006/wordprocessingDrawing" xmlns:w10="urn:schemas-microsoft-com:office:word" xmlns:w="http://schemas.openxmlformats.org/wordprocessingml/2006/main" xmlns:w14="http://schemas.microsoft.com/office/word/2010/wordml" xmlns:w15="http://schemas.microsoft.com/office/word/2012/wordml" xmlns:w16se="http://schemas.microsoft.com/office/word/2015/wordml/symex" xmlns:wpg="http://schemas.microsoft.com/office/word/2010/wordprocessingGroup" xmlns:wpi="http://schemas.microsoft.com/office/word/2010/wordprocessingInk" xmlns:wne="http://schemas.microsoft.com/office/word/2006/wordml" xmlns:wps="http://schemas.microsoft.com/office/word/2010/wordprocessingShape" mc:Ignorable="w14 w15 w16se wp14">
   <w:footnote w:type="separator" w:id="-1">
     <w:p>
       <w:pPr>
@@ -2452,7 +3477,7 @@
 </file>
 
 <file path=word/header1.xml><?xml version="1.0" encoding="utf-8"?>
-<w:hdr xmlns:wpc="http://schemas.microsoft.com/office/word/2010/wordprocessingCanvas" xmlns:cx="http://schemas.microsoft.com/office/drawing/2014/chartex" xmlns:cx1="http://schemas.microsoft.com/office/drawing/2015/9/8/chartex" xmlns:cx2="http://schemas.microsoft.com/office/drawing/2015/10/21/chartex" xmlns:cx3="http://schemas.microsoft.com/office/drawing/2016/5/9/chartex" xmlns:cx4="http://schemas.microsoft.com/office/drawing/2016/5/10/chartex" xmlns:cx5="http://schemas.microsoft.com/office/drawing/2016/5/11/chartex" xmlns:cx6="http://schemas.microsoft.com/office/drawing/2016/5/12/chartex" xmlns:cx7="http://schemas.microsoft.com/office/drawing/2016/5/13/chartex" xmlns:cx8="http://schemas.microsoft.com/office/drawing/2016/5/14/chartex" xmlns:mc="http://schemas.openxmlformats.org/markup-compatibility/2006" xmlns:aink="http://schemas.microsoft.com/office/drawing/2016/ink" xmlns:am3d="http://schemas.microsoft.com/office/drawing/2017/model3d" xmlns:o="urn:schemas-microsoft-com:office:office" xmlns:oel="http://schemas.microsoft.com/office/2019/extlst" xmlns:r="http://schemas.openxmlformats.org/officeDocument/2006/relationships" xmlns:m="http://schemas.openxmlformats.org/officeDocument/2006/math" xmlns:v="urn:schemas-microsoft-com:vml" xmlns:wp14="http://schemas.microsoft.com/office/word/2010/wordprocessingDrawing" xmlns:wp="http://schemas.openxmlformats.org/drawingml/2006/wordprocessingDrawing" xmlns:w10="urn:schemas-microsoft-com:office:word" xmlns:w="http://schemas.openxmlformats.org/wordprocessingml/2006/main" xmlns:w14="http://schemas.microsoft.com/office/word/2010/wordml" xmlns:w15="http://schemas.microsoft.com/office/word/2012/wordml" xmlns:w16cex="http://schemas.microsoft.com/office/word/2018/wordml/cex" xmlns:w16cid="http://schemas.microsoft.com/office/word/2016/wordml/cid" xmlns:w16="http://schemas.microsoft.com/office/word/2018/wordml" xmlns:w16du="http://schemas.microsoft.com/office/word/2023/wordml/word16du" xmlns:w16sdtdh="http://schemas.microsoft.com/office/word/2020/wordml/sdtdatahash" xmlns:w16sdtfl="http://schemas.microsoft.com/office/word/2024/wordml/sdtformatlock" xmlns:w16se="http://schemas.microsoft.com/office/word/2015/wordml/symex" xmlns:wpg="http://schemas.microsoft.com/office/word/2010/wordprocessingGroup" xmlns:wpi="http://schemas.microsoft.com/office/word/2010/wordprocessingInk" xmlns:wne="http://schemas.microsoft.com/office/word/2006/wordml" xmlns:wps="http://schemas.microsoft.com/office/word/2010/wordprocessingShape" mc:Ignorable="w14 w15 w16se w16cid w16 w16cex w16sdtdh w16sdtfl w16du wp14">
+<w:hdr xmlns:wpc="http://schemas.microsoft.com/office/word/2010/wordprocessingCanvas" xmlns:cx="http://schemas.microsoft.com/office/drawing/2014/chartex" xmlns:mc="http://schemas.openxmlformats.org/markup-compatibility/2006" xmlns:o="urn:schemas-microsoft-com:office:office" xmlns:r="http://schemas.openxmlformats.org/officeDocument/2006/relationships" xmlns:m="http://schemas.openxmlformats.org/officeDocument/2006/math" xmlns:v="urn:schemas-microsoft-com:vml" xmlns:wp14="http://schemas.microsoft.com/office/word/2010/wordprocessingDrawing" xmlns:wp="http://schemas.openxmlformats.org/drawingml/2006/wordprocessingDrawing" xmlns:w10="urn:schemas-microsoft-com:office:word" xmlns:w="http://schemas.openxmlformats.org/wordprocessingml/2006/main" xmlns:w14="http://schemas.microsoft.com/office/word/2010/wordml" xmlns:w15="http://schemas.microsoft.com/office/word/2012/wordml" xmlns:w16se="http://schemas.microsoft.com/office/word/2015/wordml/symex" xmlns:wpg="http://schemas.microsoft.com/office/word/2010/wordprocessingGroup" xmlns:wpi="http://schemas.microsoft.com/office/word/2010/wordprocessingInk" xmlns:wne="http://schemas.microsoft.com/office/word/2006/wordml" xmlns:wps="http://schemas.microsoft.com/office/word/2010/wordprocessingShape" mc:Ignorable="w14 w15 w16se wp14">
   <w:p>
     <w:pPr>
       <w:pStyle w:val="Header"/>
@@ -2474,7 +3499,7 @@
 </file>
 
 <file path=word/numbering.xml><?xml version="1.0" encoding="utf-8"?>
-<w:numbering xmlns:wpc="http://schemas.microsoft.com/office/word/2010/wordprocessingCanvas" xmlns:cx="http://schemas.microsoft.com/office/drawing/2014/chartex" xmlns:cx1="http://schemas.microsoft.com/office/drawing/2015/9/8/chartex" xmlns:cx2="http://schemas.microsoft.com/office/drawing/2015/10/21/chartex" xmlns:cx3="http://schemas.microsoft.com/office/drawing/2016/5/9/chartex" xmlns:cx4="http://schemas.microsoft.com/office/drawing/2016/5/10/chartex" xmlns:cx5="http://schemas.microsoft.com/office/drawing/2016/5/11/chartex" xmlns:cx6="http://schemas.microsoft.com/office/drawing/2016/5/12/chartex" xmlns:cx7="http://schemas.microsoft.com/office/drawing/2016/5/13/chartex" xmlns:cx8="http://schemas.microsoft.com/office/drawing/2016/5/14/chartex" xmlns:mc="http://schemas.openxmlformats.org/markup-compatibility/2006" xmlns:aink="http://schemas.microsoft.com/office/drawing/2016/ink" xmlns:am3d="http://schemas.microsoft.com/office/drawing/2017/model3d" xmlns:o="urn:schemas-microsoft-com:office:office" xmlns:oel="http://schemas.microsoft.com/office/2019/extlst" xmlns:r="http://schemas.openxmlformats.org/officeDocument/2006/relationships" xmlns:m="http://schemas.openxmlformats.org/officeDocument/2006/math" xmlns:v="urn:schemas-microsoft-com:vml" xmlns:wp14="http://schemas.microsoft.com/office/word/2010/wordprocessingDrawing" xmlns:wp="http://schemas.openxmlformats.org/drawingml/2006/wordprocessingDrawing" xmlns:w10="urn:schemas-microsoft-com:office:word" xmlns:w="http://schemas.openxmlformats.org/wordprocessingml/2006/main" xmlns:w14="http://schemas.microsoft.com/office/word/2010/wordml" xmlns:w15="http://schemas.microsoft.com/office/word/2012/wordml" xmlns:w16cex="http://schemas.microsoft.com/office/word/2018/wordml/cex" xmlns:w16cid="http://schemas.microsoft.com/office/word/2016/wordml/cid" xmlns:w16="http://schemas.microsoft.com/office/word/2018/wordml" xmlns:w16du="http://schemas.microsoft.com/office/word/2023/wordml/word16du" xmlns:w16sdtdh="http://schemas.microsoft.com/office/word/2020/wordml/sdtdatahash" xmlns:w16sdtfl="http://schemas.microsoft.com/office/word/2024/wordml/sdtformatlock" xmlns:w16se="http://schemas.microsoft.com/office/word/2015/wordml/symex" xmlns:wpg="http://schemas.microsoft.com/office/word/2010/wordprocessingGroup" xmlns:wpi="http://schemas.microsoft.com/office/word/2010/wordprocessingInk" xmlns:wne="http://schemas.microsoft.com/office/word/2006/wordml" xmlns:wps="http://schemas.microsoft.com/office/word/2010/wordprocessingShape" mc:Ignorable="w14 w15 w16se w16cid w16 w16cex w16sdtdh w16sdtfl w16du wp14">
+<w:numbering xmlns:wpc="http://schemas.microsoft.com/office/word/2010/wordprocessingCanvas" xmlns:cx="http://schemas.microsoft.com/office/drawing/2014/chartex" xmlns:mc="http://schemas.openxmlformats.org/markup-compatibility/2006" xmlns:o="urn:schemas-microsoft-com:office:office" xmlns:r="http://schemas.openxmlformats.org/officeDocument/2006/relationships" xmlns:m="http://schemas.openxmlformats.org/officeDocument/2006/math" xmlns:v="urn:schemas-microsoft-com:vml" xmlns:wp14="http://schemas.microsoft.com/office/word/2010/wordprocessingDrawing" xmlns:wp="http://schemas.openxmlformats.org/drawingml/2006/wordprocessingDrawing" xmlns:w10="urn:schemas-microsoft-com:office:word" xmlns:w="http://schemas.openxmlformats.org/wordprocessingml/2006/main" xmlns:w14="http://schemas.microsoft.com/office/word/2010/wordml" xmlns:w15="http://schemas.microsoft.com/office/word/2012/wordml" xmlns:w16se="http://schemas.microsoft.com/office/word/2015/wordml/symex" xmlns:wpg="http://schemas.microsoft.com/office/word/2010/wordprocessingGroup" xmlns:wpi="http://schemas.microsoft.com/office/word/2010/wordprocessingInk" xmlns:wne="http://schemas.microsoft.com/office/word/2006/wordml" xmlns:wps="http://schemas.microsoft.com/office/word/2010/wordprocessingShape" mc:Ignorable="w14 w15 w16se wp14">
   <w:abstractNum w:abstractNumId="0" w15:restartNumberingAfterBreak="0">
     <w:nsid w:val="35A23B33"/>
     <w:multiLevelType w:val="hybridMultilevel"/>
@@ -2833,23 +3858,23 @@
       </w:pPr>
     </w:lvl>
   </w:abstractNum>
-  <w:num w:numId="1" w16cid:durableId="314190769">
+  <w:num w:numId="1">
     <w:abstractNumId w:val="1"/>
   </w:num>
-  <w:num w:numId="2" w16cid:durableId="374735901">
+  <w:num w:numId="2">
     <w:abstractNumId w:val="0"/>
   </w:num>
-  <w:num w:numId="3" w16cid:durableId="150366249">
+  <w:num w:numId="3">
     <w:abstractNumId w:val="3"/>
   </w:num>
-  <w:num w:numId="4" w16cid:durableId="1718163028">
+  <w:num w:numId="4">
     <w:abstractNumId w:val="2"/>
   </w:num>
 </w:numbering>
 </file>
 
 <file path=word/styles.xml><?xml version="1.0" encoding="utf-8"?>
-<w:styles xmlns:mc="http://schemas.openxmlformats.org/markup-compatibility/2006" xmlns:r="http://schemas.openxmlformats.org/officeDocument/2006/relationships" xmlns:w="http://schemas.openxmlformats.org/wordprocessingml/2006/main" xmlns:w14="http://schemas.microsoft.com/office/word/2010/wordml" xmlns:w15="http://schemas.microsoft.com/office/word/2012/wordml" xmlns:w16cex="http://schemas.microsoft.com/office/word/2018/wordml/cex" xmlns:w16cid="http://schemas.microsoft.com/office/word/2016/wordml/cid" xmlns:w16="http://schemas.microsoft.com/office/word/2018/wordml" xmlns:w16du="http://schemas.microsoft.com/office/word/2023/wordml/word16du" xmlns:w16sdtdh="http://schemas.microsoft.com/office/word/2020/wordml/sdtdatahash" xmlns:w16sdtfl="http://schemas.microsoft.com/office/word/2024/wordml/sdtformatlock" xmlns:w16se="http://schemas.microsoft.com/office/word/2015/wordml/symex" mc:Ignorable="w14 w15 w16se w16cid w16 w16cex w16sdtdh w16sdtfl w16du">
+<w:styles xmlns:mc="http://schemas.openxmlformats.org/markup-compatibility/2006" xmlns:r="http://schemas.openxmlformats.org/officeDocument/2006/relationships" xmlns:w="http://schemas.openxmlformats.org/wordprocessingml/2006/main" xmlns:w14="http://schemas.microsoft.com/office/word/2010/wordml" xmlns:w15="http://schemas.microsoft.com/office/word/2012/wordml" xmlns:w16se="http://schemas.microsoft.com/office/word/2015/wordml/symex" mc:Ignorable="w14 w15 w16se">
   <w:docDefaults>
     <w:rPrDefault>
       <w:rPr>
@@ -2865,7 +3890,7 @@
       </w:pPr>
     </w:pPrDefault>
   </w:docDefaults>
-  <w:latentStyles w:defLockedState="0" w:defUIPriority="99" w:defSemiHidden="0" w:defUnhideWhenUsed="0" w:defQFormat="0" w:count="376">
+  <w:latentStyles w:defLockedState="0" w:defUIPriority="99" w:defSemiHidden="0" w:defUnhideWhenUsed="0" w:defQFormat="0" w:count="371">
     <w:lsdException w:name="Normal" w:uiPriority="0" w:qFormat="1"/>
     <w:lsdException w:name="heading 1" w:uiPriority="9" w:qFormat="1"/>
     <w:lsdException w:name="heading 2" w:semiHidden="1" w:uiPriority="9" w:unhideWhenUsed="1" w:qFormat="1"/>
@@ -3237,11 +4262,6 @@
     <w:lsdException w:name="List Table 5 Dark Accent 6" w:uiPriority="50"/>
     <w:lsdException w:name="List Table 6 Colorful Accent 6" w:uiPriority="51"/>
     <w:lsdException w:name="List Table 7 Colorful Accent 6" w:uiPriority="52"/>
-    <w:lsdException w:name="Mention" w:semiHidden="1" w:unhideWhenUsed="1"/>
-    <w:lsdException w:name="Smart Hyperlink" w:semiHidden="1" w:unhideWhenUsed="1"/>
-    <w:lsdException w:name="Hashtag" w:semiHidden="1" w:unhideWhenUsed="1"/>
-    <w:lsdException w:name="Unresolved Mention" w:semiHidden="1" w:unhideWhenUsed="1"/>
-    <w:lsdException w:name="Smart Link" w:semiHidden="1" w:unhideWhenUsed="1"/>
   </w:latentStyles>
   <w:style w:type="paragraph" w:default="1" w:styleId="Normal">
     <w:name w:val="Normal"/>
@@ -3331,6 +4351,7 @@
   <w:style w:type="character" w:default="1" w:styleId="DefaultParagraphFont">
     <w:name w:val="Default Paragraph Font"/>
     <w:uiPriority w:val="1"/>
+    <w:semiHidden/>
     <w:unhideWhenUsed/>
   </w:style>
   <w:style w:type="table" w:default="1" w:styleId="TableNormal">
@@ -3952,6 +4973,40 @@
       <w:lang w:val="en-ZA"/>
     </w:rPr>
   </w:style>
+  <w:style w:type="character" w:styleId="Hyperlink">
+    <w:name w:val="Hyperlink"/>
+    <w:basedOn w:val="DefaultParagraphFont"/>
+    <w:uiPriority w:val="99"/>
+    <w:unhideWhenUsed/>
+    <w:rsid w:val="00F6024E"/>
+    <w:rPr>
+      <w:color w:val="0563C1" w:themeColor="hyperlink"/>
+      <w:u w:val="single"/>
+    </w:rPr>
+  </w:style>
+  <w:style w:type="character" w:styleId="FollowedHyperlink">
+    <w:name w:val="FollowedHyperlink"/>
+    <w:basedOn w:val="DefaultParagraphFont"/>
+    <w:uiPriority w:val="99"/>
+    <w:semiHidden/>
+    <w:unhideWhenUsed/>
+    <w:rsid w:val="00F6024E"/>
+    <w:rPr>
+      <w:color w:val="954F72" w:themeColor="followedHyperlink"/>
+      <w:u w:val="single"/>
+    </w:rPr>
+  </w:style>
+  <w:style w:type="character" w:styleId="Emphasis">
+    <w:name w:val="Emphasis"/>
+    <w:basedOn w:val="DefaultParagraphFont"/>
+    <w:uiPriority w:val="20"/>
+    <w:qFormat/>
+    <w:rsid w:val="00D6726E"/>
+    <w:rPr>
+      <w:i/>
+      <w:iCs/>
+    </w:rPr>
+  </w:style>
 </w:styles>
 </file>
 

--- a/COS214_P4.docx
+++ b/COS214_P4.docx
@@ -1970,6 +1970,7 @@
           <w:b/>
         </w:rPr>
       </w:pPr>
+      <w:bookmarkStart w:id="0" w:name="_GoBack"/>
       <w:r>
         <w:rPr>
           <w:rFonts w:cstheme="minorHAnsi"/>
@@ -1978,10 +1979,10 @@
           <w:lang w:val="en-US"/>
         </w:rPr>
         <w:drawing>
-          <wp:inline distT="0" distB="0" distL="0" distR="0" wp14:anchorId="2B4E110D" wp14:editId="073AD03D">
-            <wp:extent cx="5943600" cy="3677920"/>
+          <wp:inline distT="0" distB="0" distL="0" distR="0" wp14:anchorId="51E1D489" wp14:editId="5C5D7829">
+            <wp:extent cx="5943600" cy="3682365"/>
             <wp:effectExtent l="0" t="0" r="0" b="0"/>
-            <wp:docPr id="1" name="Picture 1"/>
+            <wp:docPr id="2" name="Picture 2"/>
             <wp:cNvGraphicFramePr>
               <a:graphicFrameLocks xmlns:a="http://schemas.openxmlformats.org/drawingml/2006/main" noChangeAspect="1"/>
             </wp:cNvGraphicFramePr>
@@ -1989,7 +1990,7 @@
               <a:graphicData uri="http://schemas.openxmlformats.org/drawingml/2006/picture">
                 <pic:pic xmlns:pic="http://schemas.openxmlformats.org/drawingml/2006/picture">
                   <pic:nvPicPr>
-                    <pic:cNvPr id="1" name="p4_uml.png"/>
+                    <pic:cNvPr id="2" name="p4_uml.png"/>
                     <pic:cNvPicPr/>
                   </pic:nvPicPr>
                   <pic:blipFill>
@@ -2007,7 +2008,7 @@
                   <pic:spPr>
                     <a:xfrm>
                       <a:off x="0" y="0"/>
-                      <a:ext cx="5943600" cy="3677920"/>
+                      <a:ext cx="5943600" cy="3682365"/>
                     </a:xfrm>
                     <a:prstGeom prst="rect">
                       <a:avLst/>
@@ -2020,6 +2021,7 @@
         </w:drawing>
       </w:r>
     </w:p>
+    <w:bookmarkEnd w:id="0"/>
     <w:p>
       <w:pPr>
         <w:rPr>
@@ -3263,10 +3265,7 @@
         <w:t>Team contribution statement</w:t>
       </w:r>
     </w:p>
-    <w:p>
-      <w:bookmarkStart w:id="0" w:name="_GoBack"/>
-      <w:bookmarkEnd w:id="0"/>
-    </w:p>
+    <w:p/>
     <w:p>
       <w:r>
         <w:t xml:space="preserve">The </w:t>
